--- a/pr-preview/pr-147/variance-covariance-tracked-changes.docx
+++ b/pr-preview/pr-147/variance-covariance-tracked-changes.docx
@@ -26,7 +26,7 @@
       </w:pPr>
       <w:ins w:id="2" w:author="PR Preview" w:date="2026-01-01T00:00:00Z">
         <w:r>
-          <w:t xml:space="preserve">Last modified: 2026-10-14 13:41:17 (PDT)</w:t>
+          <w:t xml:space="preserve">Last modified: 2026-10-14 14:57:02 (PDT)</w:t>
         </w:r>
       </w:ins>
     </w:p>
@@ -14918,22 +14918,2586 @@
       <w:pPr>
         <w:pStyle w:val="BodyText"/>
       </w:pPr>
-      <w:r>
-        <w:rPr>
-          <w:b/>
-          <w:bCs/>
-        </w:rPr>
-        <w:t xml:space="preserve">Theorem 4 (Expected squared prediction error)</w:t>
-      </w:r>
-      <w:r>
-        <w:t xml:space="preserve"> </w:t>
-      </w:r>
-      <w:r>
-        <w:t xml:space="preserve">Let</w:t>
-      </w:r>
-      <w:r>
-        <w:t xml:space="preserve"> </w:t>
-      </w:r>
+      <w:del w:id="3" w:author="PR Preview" w:date="2026-01-01T00:00:00Z">
+        <w:r>
+          <w:rPr>
+            <w:b/>
+            <w:bCs/>
+          </w:rPr>
+          <w:delText xml:space="preserve">Theorem 4 (Expected squared prediction error)</w:delText>
+        </w:r>
+      </w:del>
+      <w:del w:id="4" w:author="PR Preview" w:date="2026-01-01T00:00:00Z">
+        <w:r>
+          <w:delText xml:space="preserve"> </w:delText>
+        </w:r>
+      </w:del>
+      <w:del w:id="5" w:author="PR Preview" w:date="2026-01-01T00:00:00Z">
+        <w:r>
+          <w:delText xml:space="preserve">Let</w:delText>
+        </w:r>
+      </w:del>
+      <w:del w:id="6" w:author="PR Preview" w:date="2026-01-01T00:00:00Z">
+        <w:r>
+          <w:delText xml:space="preserve"> </w:delText>
+        </w:r>
+      </w:del>
+      <m:oMath>
+        <m:sSub>
+          <m:e>
+            <m:r>
+              <m:t>Y</m:t>
+            </m:r>
+          </m:e>
+          <m:sub>
+            <m:r>
+              <m:t>0</m:t>
+            </m:r>
+          </m:sub>
+        </m:sSub>
+        <m:r>
+          <m:rPr>
+            <m:sty m:val="p"/>
+          </m:rPr>
+          <m:t>=</m:t>
+        </m:r>
+        <m:r>
+          <m:t>f</m:t>
+        </m:r>
+        <m:r>
+          <m:rPr>
+            <m:sty m:val="p"/>
+          </m:rPr>
+          <m:t>(</m:t>
+        </m:r>
+        <m:sSub>
+          <m:e>
+            <m:r>
+              <m:t>x</m:t>
+            </m:r>
+          </m:e>
+          <m:sub>
+            <m:r>
+              <m:t>0</m:t>
+            </m:r>
+          </m:sub>
+        </m:sSub>
+        <m:r>
+          <m:rPr>
+            <m:sty m:val="p"/>
+          </m:rPr>
+          <m:t>)</m:t>
+        </m:r>
+        <m:r>
+          <m:rPr>
+            <m:sty m:val="p"/>
+          </m:rPr>
+          <m:t>+</m:t>
+        </m:r>
+        <m:r>
+          <m:t>ε</m:t>
+        </m:r>
+      </m:oMath>
+      <w:del w:id="7" w:author="PR Preview" w:date="2026-01-01T00:00:00Z">
+        <w:r>
+          <w:delText xml:space="preserve">,</w:delText>
+        </w:r>
+      </w:del>
+      <w:del w:id="8" w:author="PR Preview" w:date="2026-01-01T00:00:00Z">
+        <w:r>
+          <w:delText xml:space="preserve"> </w:delText>
+        </w:r>
+      </w:del>
+      <w:del w:id="9" w:author="PR Preview" w:date="2026-01-01T00:00:00Z">
+        <w:r>
+          <w:delText xml:space="preserve">where</w:delText>
+        </w:r>
+      </w:del>
+      <w:del w:id="10" w:author="PR Preview" w:date="2026-01-01T00:00:00Z">
+        <w:r>
+          <w:delText xml:space="preserve"> </w:delText>
+        </w:r>
+      </w:del>
+      <m:oMath>
+        <m:r>
+          <m:t>f</m:t>
+        </m:r>
+      </m:oMath>
+      <w:del w:id="11" w:author="PR Preview" w:date="2026-01-01T00:00:00Z">
+        <w:r>
+          <w:delText xml:space="preserve"> </w:delText>
+        </w:r>
+      </w:del>
+      <w:del w:id="12" w:author="PR Preview" w:date="2026-01-01T00:00:00Z">
+        <w:r>
+          <w:delText xml:space="preserve">is a fixed function,</w:delText>
+        </w:r>
+      </w:del>
+      <w:del w:id="13" w:author="PR Preview" w:date="2026-01-01T00:00:00Z">
+        <w:r>
+          <w:delText xml:space="preserve"> </w:delText>
+        </w:r>
+      </w:del>
+      <m:oMath>
+        <m:r>
+          <m:t>ε</m:t>
+        </m:r>
+      </m:oMath>
+      <w:del w:id="14" w:author="PR Preview" w:date="2026-01-01T00:00:00Z">
+        <w:r>
+          <w:delText xml:space="preserve"> </w:delText>
+        </w:r>
+      </w:del>
+      <w:del w:id="15" w:author="PR Preview" w:date="2026-01-01T00:00:00Z">
+        <w:r>
+          <w:delText xml:space="preserve">has</w:delText>
+        </w:r>
+      </w:del>
+      <w:del w:id="16" w:author="PR Preview" w:date="2026-01-01T00:00:00Z">
+        <w:r>
+          <w:delText xml:space="preserve"> </w:delText>
+        </w:r>
+      </w:del>
+      <m:oMath>
+        <m:r>
+          <m:rPr>
+            <m:sty m:val="p"/>
+          </m:rPr>
+          <m:t>E</m:t>
+        </m:r>
+        <m:r>
+          <m:t>​</m:t>
+        </m:r>
+        <m:d>
+          <m:dPr>
+            <m:begChr m:val="["/>
+            <m:sepChr m:val=""/>
+            <m:endChr m:val="]"/>
+            <m:grow/>
+          </m:dPr>
+          <m:e>
+            <m:r>
+              <m:t>ε</m:t>
+            </m:r>
+          </m:e>
+        </m:d>
+        <m:r>
+          <m:t>​</m:t>
+        </m:r>
+        <m:r>
+          <m:rPr>
+            <m:sty m:val="p"/>
+          </m:rPr>
+          <m:t>=</m:t>
+        </m:r>
+        <m:r>
+          <m:t>0</m:t>
+        </m:r>
+      </m:oMath>
+      <w:del w:id="17" w:author="PR Preview" w:date="2026-01-01T00:00:00Z">
+        <w:r>
+          <w:delText xml:space="preserve"> </w:delText>
+        </w:r>
+      </w:del>
+      <w:del w:id="18" w:author="PR Preview" w:date="2026-01-01T00:00:00Z">
+        <w:r>
+          <w:delText xml:space="preserve">and</w:delText>
+        </w:r>
+      </w:del>
+      <w:del w:id="19" w:author="PR Preview" w:date="2026-01-01T00:00:00Z">
+        <w:r>
+          <w:delText xml:space="preserve"> </w:delText>
+        </w:r>
+      </w:del>
+      <m:oMath>
+        <m:r>
+          <m:rPr>
+            <m:sty m:val="p"/>
+          </m:rPr>
+          <m:t>Var</m:t>
+        </m:r>
+        <m:r>
+          <m:t>​</m:t>
+        </m:r>
+        <m:d>
+          <m:dPr>
+            <m:begChr m:val="("/>
+            <m:sepChr m:val=""/>
+            <m:endChr m:val=")"/>
+            <m:grow/>
+          </m:dPr>
+          <m:e>
+            <m:r>
+              <m:t>ε</m:t>
+            </m:r>
+          </m:e>
+        </m:d>
+        <m:r>
+          <m:t>​</m:t>
+        </m:r>
+        <m:r>
+          <m:rPr>
+            <m:sty m:val="p"/>
+          </m:rPr>
+          <m:t>=</m:t>
+        </m:r>
+        <m:sSup>
+          <m:e>
+            <m:r>
+              <m:t>σ</m:t>
+            </m:r>
+          </m:e>
+          <m:sup>
+            <m:r>
+              <m:t>2</m:t>
+            </m:r>
+          </m:sup>
+        </m:sSup>
+      </m:oMath>
+      <w:del w:id="20" w:author="PR Preview" w:date="2026-01-01T00:00:00Z">
+        <w:r>
+          <w:delText xml:space="preserve">,</w:delText>
+        </w:r>
+      </w:del>
+      <w:del w:id="21" w:author="PR Preview" w:date="2026-01-01T00:00:00Z">
+        <w:r>
+          <w:delText xml:space="preserve"> </w:delText>
+        </w:r>
+      </w:del>
+      <w:del w:id="22" w:author="PR Preview" w:date="2026-01-01T00:00:00Z">
+        <w:r>
+          <w:delText xml:space="preserve">and</w:delText>
+        </w:r>
+      </w:del>
+      <w:del w:id="23" w:author="PR Preview" w:date="2026-01-01T00:00:00Z">
+        <w:r>
+          <w:delText xml:space="preserve"> </w:delText>
+        </w:r>
+      </w:del>
+      <m:oMath>
+        <m:r>
+          <m:t>ε</m:t>
+        </m:r>
+      </m:oMath>
+      <w:del w:id="24" w:author="PR Preview" w:date="2026-01-01T00:00:00Z">
+        <w:r>
+          <w:delText xml:space="preserve"> </w:delText>
+        </w:r>
+      </w:del>
+      <w:del w:id="25" w:author="PR Preview" w:date="2026-01-01T00:00:00Z">
+        <w:r>
+          <w:delText xml:space="preserve">is independent of the prediction</w:delText>
+        </w:r>
+      </w:del>
+      <w:del w:id="26" w:author="PR Preview" w:date="2026-01-01T00:00:00Z">
+        <w:r>
+          <w:delText xml:space="preserve"> </w:delText>
+        </w:r>
+      </w:del>
+      <m:oMath>
+        <m:acc>
+          <m:accPr>
+            <m:chr m:val="̂"/>
+          </m:accPr>
+          <m:e>
+            <m:r>
+              <m:t>f</m:t>
+            </m:r>
+          </m:e>
+        </m:acc>
+        <m:r>
+          <m:rPr>
+            <m:sty m:val="p"/>
+          </m:rPr>
+          <m:t>(</m:t>
+        </m:r>
+        <m:sSub>
+          <m:e>
+            <m:r>
+              <m:t>x</m:t>
+            </m:r>
+          </m:e>
+          <m:sub>
+            <m:r>
+              <m:t>0</m:t>
+            </m:r>
+          </m:sub>
+        </m:sSub>
+        <m:r>
+          <m:rPr>
+            <m:sty m:val="p"/>
+          </m:rPr>
+          <m:t>)</m:t>
+        </m:r>
+      </m:oMath>
+      <w:del w:id="27" w:author="PR Preview" w:date="2026-01-01T00:00:00Z">
+        <w:r>
+          <w:delText xml:space="preserve">,</w:delText>
+        </w:r>
+      </w:del>
+      <w:del w:id="28" w:author="PR Preview" w:date="2026-01-01T00:00:00Z">
+        <w:r>
+          <w:delText xml:space="preserve"> </w:delText>
+        </w:r>
+      </w:del>
+      <w:del w:id="29" w:author="PR Preview" w:date="2026-01-01T00:00:00Z">
+        <w:r>
+          <w:delText xml:space="preserve">which has</w:delText>
+        </w:r>
+      </w:del>
+      <w:del w:id="30" w:author="PR Preview" w:date="2026-01-01T00:00:00Z">
+        <w:r>
+          <w:delText xml:space="preserve"> </w:delText>
+        </w:r>
+      </w:del>
+      <m:oMath>
+        <m:r>
+          <m:rPr>
+            <m:sty m:val="p"/>
+          </m:rPr>
+          <m:t>E</m:t>
+        </m:r>
+        <m:r>
+          <m:t>​</m:t>
+        </m:r>
+        <m:d>
+          <m:dPr>
+            <m:begChr m:val="["/>
+            <m:sepChr m:val=""/>
+            <m:endChr m:val="]"/>
+            <m:grow/>
+          </m:dPr>
+          <m:e>
+            <m:acc>
+              <m:accPr>
+                <m:chr m:val="̂"/>
+              </m:accPr>
+              <m:e>
+                <m:r>
+                  <m:t>f</m:t>
+                </m:r>
+              </m:e>
+            </m:acc>
+            <m:r>
+              <m:rPr>
+                <m:sty m:val="p"/>
+              </m:rPr>
+              <m:t>(</m:t>
+            </m:r>
+            <m:sSub>
+              <m:e>
+                <m:r>
+                  <m:t>x</m:t>
+                </m:r>
+              </m:e>
+              <m:sub>
+                <m:r>
+                  <m:t>0</m:t>
+                </m:r>
+              </m:sub>
+            </m:sSub>
+            <m:sSup>
+              <m:e>
+                <m:r>
+                  <m:rPr>
+                    <m:sty m:val="p"/>
+                  </m:rPr>
+                  <m:t>)</m:t>
+                </m:r>
+              </m:e>
+              <m:sup>
+                <m:r>
+                  <m:t>2</m:t>
+                </m:r>
+              </m:sup>
+            </m:sSup>
+          </m:e>
+        </m:d>
+        <m:r>
+          <m:t>​</m:t>
+        </m:r>
+        <m:r>
+          <m:rPr>
+            <m:sty m:val="p"/>
+          </m:rPr>
+          <m:t>&lt;</m:t>
+        </m:r>
+        <m:r>
+          <m:rPr>
+            <m:sty m:val="p"/>
+          </m:rPr>
+          <m:t>∞</m:t>
+        </m:r>
+      </m:oMath>
+      <w:del w:id="31" w:author="PR Preview" w:date="2026-01-01T00:00:00Z">
+        <w:r>
+          <w:delText xml:space="preserve">.</w:delText>
+        </w:r>
+      </w:del>
+      <w:del w:id="32" w:author="PR Preview" w:date="2026-01-01T00:00:00Z">
+        <w:r>
+          <w:delText xml:space="preserve"> </w:delText>
+        </w:r>
+      </w:del>
+      <w:del w:id="33" w:author="PR Preview" w:date="2026-01-01T00:00:00Z">
+        <w:r>
+          <w:delText xml:space="preserve">Then</w:delText>
+        </w:r>
+      </w:del>
+    </w:p>
+    <w:p>
+      <w:pPr>
+        <w:pStyle w:val="BodyText"/>
+      </w:pPr>
+      <m:oMathPara>
+        <m:oMathParaPr>
+          <m:jc m:val="center"/>
+        </m:oMathParaPr>
+        <m:oMath>
+          <m:r>
+            <m:rPr>
+              <m:sty m:val="p"/>
+            </m:rPr>
+            <m:t>E</m:t>
+          </m:r>
+          <m:r>
+            <m:t>​</m:t>
+          </m:r>
+          <m:d>
+            <m:dPr>
+              <m:begChr m:val="["/>
+              <m:sepChr m:val=""/>
+              <m:endChr m:val="]"/>
+              <m:grow/>
+            </m:dPr>
+            <m:e>
+              <m:r>
+                <m:t>​</m:t>
+              </m:r>
+              <m:d>
+                <m:dPr>
+                  <m:begChr m:val="("/>
+                  <m:sepChr m:val=""/>
+                  <m:endChr m:val=")"/>
+                  <m:grow/>
+                </m:dPr>
+                <m:e>
+                  <m:sSub>
+                    <m:e>
+                      <m:r>
+                        <m:t>Y</m:t>
+                      </m:r>
+                    </m:e>
+                    <m:sub>
+                      <m:r>
+                        <m:t>0</m:t>
+                      </m:r>
+                    </m:sub>
+                  </m:sSub>
+                  <m:r>
+                    <m:rPr>
+                      <m:sty m:val="p"/>
+                    </m:rPr>
+                    <m:t>−</m:t>
+                  </m:r>
+                  <m:acc>
+                    <m:accPr>
+                      <m:chr m:val="̂"/>
+                    </m:accPr>
+                    <m:e>
+                      <m:r>
+                        <m:t>f</m:t>
+                      </m:r>
+                    </m:e>
+                  </m:acc>
+                  <m:r>
+                    <m:rPr>
+                      <m:sty m:val="p"/>
+                    </m:rPr>
+                    <m:t>(</m:t>
+                  </m:r>
+                  <m:sSub>
+                    <m:e>
+                      <m:r>
+                        <m:t>x</m:t>
+                      </m:r>
+                    </m:e>
+                    <m:sub>
+                      <m:r>
+                        <m:t>0</m:t>
+                      </m:r>
+                    </m:sub>
+                  </m:sSub>
+                  <m:r>
+                    <m:rPr>
+                      <m:sty m:val="p"/>
+                    </m:rPr>
+                    <m:t>)</m:t>
+                  </m:r>
+                </m:e>
+              </m:d>
+              <m:sSup>
+                <m:e>
+                  <m:r>
+                    <m:t>​</m:t>
+                  </m:r>
+                </m:e>
+                <m:sup>
+                  <m:r>
+                    <m:t>2</m:t>
+                  </m:r>
+                </m:sup>
+              </m:sSup>
+            </m:e>
+          </m:d>
+          <m:r>
+            <m:t>​</m:t>
+          </m:r>
+          <m:r>
+            <m:rPr>
+              <m:sty m:val="p"/>
+            </m:rPr>
+            <m:t>=</m:t>
+          </m:r>
+          <m:r>
+            <m:t>​</m:t>
+          </m:r>
+          <m:sSup>
+            <m:e>
+              <m:d>
+                <m:dPr>
+                  <m:begChr m:val="("/>
+                  <m:sepChr m:val=""/>
+                  <m:endChr m:val=")"/>
+                  <m:grow/>
+                </m:dPr>
+                <m:e>
+                  <m:r>
+                    <m:rPr>
+                      <m:sty m:val="p"/>
+                    </m:rPr>
+                    <m:t>Bias</m:t>
+                  </m:r>
+                  <m:r>
+                    <m:t>​</m:t>
+                  </m:r>
+                  <m:d>
+                    <m:dPr>
+                      <m:begChr m:val="("/>
+                      <m:sepChr m:val=""/>
+                      <m:endChr m:val=")"/>
+                      <m:grow/>
+                    </m:dPr>
+                    <m:e>
+                      <m:acc>
+                        <m:accPr>
+                          <m:chr m:val="̂"/>
+                        </m:accPr>
+                        <m:e>
+                          <m:r>
+                            <m:t>f</m:t>
+                          </m:r>
+                        </m:e>
+                      </m:acc>
+                      <m:r>
+                        <m:rPr>
+                          <m:sty m:val="p"/>
+                        </m:rPr>
+                        <m:t>(</m:t>
+                      </m:r>
+                      <m:sSub>
+                        <m:e>
+                          <m:r>
+                            <m:t>x</m:t>
+                          </m:r>
+                        </m:e>
+                        <m:sub>
+                          <m:r>
+                            <m:t>0</m:t>
+                          </m:r>
+                        </m:sub>
+                      </m:sSub>
+                      <m:r>
+                        <m:rPr>
+                          <m:sty m:val="p"/>
+                        </m:rPr>
+                        <m:t>)</m:t>
+                      </m:r>
+                    </m:e>
+                  </m:d>
+                  <m:r>
+                    <m:t>​</m:t>
+                  </m:r>
+                </m:e>
+              </m:d>
+            </m:e>
+            <m:sup>
+              <m:r>
+                <m:t>2</m:t>
+              </m:r>
+            </m:sup>
+          </m:sSup>
+          <m:r>
+            <m:t>​</m:t>
+          </m:r>
+          <m:r>
+            <m:rPr>
+              <m:sty m:val="p"/>
+            </m:rPr>
+            <m:t>+</m:t>
+          </m:r>
+          <m:r>
+            <m:rPr>
+              <m:sty m:val="p"/>
+            </m:rPr>
+            <m:t>Var</m:t>
+          </m:r>
+          <m:r>
+            <m:t>​</m:t>
+          </m:r>
+          <m:d>
+            <m:dPr>
+              <m:begChr m:val="("/>
+              <m:sepChr m:val=""/>
+              <m:endChr m:val=")"/>
+              <m:grow/>
+            </m:dPr>
+            <m:e>
+              <m:acc>
+                <m:accPr>
+                  <m:chr m:val="̂"/>
+                </m:accPr>
+                <m:e>
+                  <m:r>
+                    <m:t>f</m:t>
+                  </m:r>
+                </m:e>
+              </m:acc>
+              <m:r>
+                <m:rPr>
+                  <m:sty m:val="p"/>
+                </m:rPr>
+                <m:t>(</m:t>
+              </m:r>
+              <m:sSub>
+                <m:e>
+                  <m:r>
+                    <m:t>x</m:t>
+                  </m:r>
+                </m:e>
+                <m:sub>
+                  <m:r>
+                    <m:t>0</m:t>
+                  </m:r>
+                </m:sub>
+              </m:sSub>
+              <m:r>
+                <m:rPr>
+                  <m:sty m:val="p"/>
+                </m:rPr>
+                <m:t>)</m:t>
+              </m:r>
+            </m:e>
+          </m:d>
+          <m:r>
+            <m:t>​</m:t>
+          </m:r>
+          <m:r>
+            <m:rPr>
+              <m:sty m:val="p"/>
+            </m:rPr>
+            <m:t>+</m:t>
+          </m:r>
+          <m:sSup>
+            <m:e>
+              <m:r>
+                <m:t>σ</m:t>
+              </m:r>
+            </m:e>
+            <m:sup>
+              <m:r>
+                <m:t>2</m:t>
+              </m:r>
+            </m:sup>
+          </m:sSup>
+        </m:oMath>
+      </m:oMathPara>
+    </w:p>
+    <w:p>
+      <w:pPr>
+        <w:pStyle w:val="FirstParagraph"/>
+      </w:pPr>
+      <w:del w:id="34" w:author="PR Preview" w:date="2026-01-01T00:00:00Z">
+        <w:r>
+          <w:rPr>
+            <w:i/>
+            <w:iCs/>
+          </w:rPr>
+          <w:delText xml:space="preserve">Proof</w:delText>
+        </w:r>
+      </w:del>
+      <w:del w:id="35" w:author="PR Preview" w:date="2026-01-01T00:00:00Z">
+        <w:r>
+          <w:delText xml:space="preserve">. </w:delText>
+        </w:r>
+      </w:del>
+      <w:del w:id="36" w:author="PR Preview" w:date="2026-01-01T00:00:00Z">
+        <w:r>
+          <w:delText xml:space="preserve">Write</w:delText>
+        </w:r>
+      </w:del>
+      <w:del w:id="37" w:author="PR Preview" w:date="2026-01-01T00:00:00Z">
+        <w:r>
+          <w:delText xml:space="preserve"> </w:delText>
+        </w:r>
+      </w:del>
+      <m:oMath>
+        <m:sSub>
+          <m:e>
+            <m:r>
+              <m:t>Y</m:t>
+            </m:r>
+          </m:e>
+          <m:sub>
+            <m:r>
+              <m:t>0</m:t>
+            </m:r>
+          </m:sub>
+        </m:sSub>
+        <m:r>
+          <m:rPr>
+            <m:sty m:val="p"/>
+          </m:rPr>
+          <m:t>−</m:t>
+        </m:r>
+        <m:acc>
+          <m:accPr>
+            <m:chr m:val="̂"/>
+          </m:accPr>
+          <m:e>
+            <m:r>
+              <m:t>f</m:t>
+            </m:r>
+          </m:e>
+        </m:acc>
+        <m:r>
+          <m:rPr>
+            <m:sty m:val="p"/>
+          </m:rPr>
+          <m:t>(</m:t>
+        </m:r>
+        <m:sSub>
+          <m:e>
+            <m:r>
+              <m:t>x</m:t>
+            </m:r>
+          </m:e>
+          <m:sub>
+            <m:r>
+              <m:t>0</m:t>
+            </m:r>
+          </m:sub>
+        </m:sSub>
+        <m:r>
+          <m:rPr>
+            <m:sty m:val="p"/>
+          </m:rPr>
+          <m:t>)</m:t>
+        </m:r>
+        <m:r>
+          <m:rPr>
+            <m:sty m:val="p"/>
+          </m:rPr>
+          <m:t>=</m:t>
+        </m:r>
+        <m:r>
+          <m:t>ε</m:t>
+        </m:r>
+        <m:r>
+          <m:rPr>
+            <m:sty m:val="p"/>
+          </m:rPr>
+          <m:t>+</m:t>
+        </m:r>
+        <m:r>
+          <m:t>D</m:t>
+        </m:r>
+      </m:oMath>
+      <w:del w:id="38" w:author="PR Preview" w:date="2026-01-01T00:00:00Z">
+        <w:r>
+          <w:delText xml:space="preserve">,</w:delText>
+        </w:r>
+      </w:del>
+      <w:del w:id="39" w:author="PR Preview" w:date="2026-01-01T00:00:00Z">
+        <w:r>
+          <w:delText xml:space="preserve"> </w:delText>
+        </w:r>
+      </w:del>
+      <w:del w:id="40" w:author="PR Preview" w:date="2026-01-01T00:00:00Z">
+        <w:r>
+          <w:delText xml:space="preserve">where</w:delText>
+        </w:r>
+      </w:del>
+      <w:del w:id="41" w:author="PR Preview" w:date="2026-01-01T00:00:00Z">
+        <w:r>
+          <w:delText xml:space="preserve"> </w:delText>
+        </w:r>
+      </w:del>
+      <m:oMath>
+        <m:r>
+          <m:t>D</m:t>
+        </m:r>
+        <m:limUpp>
+          <m:e>
+            <m:r>
+              <m:rPr>
+                <m:sty m:val="p"/>
+              </m:rPr>
+              <m:t>=</m:t>
+            </m:r>
+          </m:e>
+          <m:lim>
+            <m:r>
+              <m:rPr>
+                <m:nor/>
+                <m:sty m:val="p"/>
+              </m:rPr>
+              <m:t>def</m:t>
+            </m:r>
+          </m:lim>
+        </m:limUpp>
+        <m:r>
+          <m:t>f</m:t>
+        </m:r>
+        <m:r>
+          <m:rPr>
+            <m:sty m:val="p"/>
+          </m:rPr>
+          <m:t>(</m:t>
+        </m:r>
+        <m:sSub>
+          <m:e>
+            <m:r>
+              <m:t>x</m:t>
+            </m:r>
+          </m:e>
+          <m:sub>
+            <m:r>
+              <m:t>0</m:t>
+            </m:r>
+          </m:sub>
+        </m:sSub>
+        <m:r>
+          <m:rPr>
+            <m:sty m:val="p"/>
+          </m:rPr>
+          <m:t>)</m:t>
+        </m:r>
+        <m:r>
+          <m:rPr>
+            <m:sty m:val="p"/>
+          </m:rPr>
+          <m:t>−</m:t>
+        </m:r>
+        <m:acc>
+          <m:accPr>
+            <m:chr m:val="̂"/>
+          </m:accPr>
+          <m:e>
+            <m:r>
+              <m:t>f</m:t>
+            </m:r>
+          </m:e>
+        </m:acc>
+        <m:r>
+          <m:rPr>
+            <m:sty m:val="p"/>
+          </m:rPr>
+          <m:t>(</m:t>
+        </m:r>
+        <m:sSub>
+          <m:e>
+            <m:r>
+              <m:t>x</m:t>
+            </m:r>
+          </m:e>
+          <m:sub>
+            <m:r>
+              <m:t>0</m:t>
+            </m:r>
+          </m:sub>
+        </m:sSub>
+        <m:r>
+          <m:rPr>
+            <m:sty m:val="p"/>
+          </m:rPr>
+          <m:t>)</m:t>
+        </m:r>
+      </m:oMath>
+      <w:del w:id="42" w:author="PR Preview" w:date="2026-01-01T00:00:00Z">
+        <w:r>
+          <w:delText xml:space="preserve">.</w:delText>
+        </w:r>
+      </w:del>
+      <w:del w:id="43" w:author="PR Preview" w:date="2026-01-01T00:00:00Z">
+        <w:r>
+          <w:delText xml:space="preserve"> </w:delText>
+        </w:r>
+      </w:del>
+      <w:del w:id="44" w:author="PR Preview" w:date="2026-01-01T00:00:00Z">
+        <w:r>
+          <w:delText xml:space="preserve">Expanding the square and using linearity of expectation,</w:delText>
+        </w:r>
+      </w:del>
+    </w:p>
+    <w:p>
+      <w:pPr>
+        <w:pStyle w:val="BodyText"/>
+      </w:pPr>
+      <m:oMathPara>
+        <m:oMathParaPr>
+          <m:jc m:val="center"/>
+        </m:oMathParaPr>
+        <m:oMath>
+          <m:eqArr>
+            <m:e>
+              <m:r>
+                <m:rPr>
+                  <m:sty m:val="p"/>
+                </m:rPr>
+                <m:t>E</m:t>
+              </m:r>
+              <m:r>
+                <m:t>​</m:t>
+              </m:r>
+              <m:d>
+                <m:dPr>
+                  <m:begChr m:val="["/>
+                  <m:sepChr m:val=""/>
+                  <m:endChr m:val="]"/>
+                  <m:grow/>
+                </m:dPr>
+                <m:e>
+                  <m:r>
+                    <m:t>​</m:t>
+                  </m:r>
+                  <m:d>
+                    <m:dPr>
+                      <m:begChr m:val="("/>
+                      <m:sepChr m:val=""/>
+                      <m:endChr m:val=")"/>
+                      <m:grow/>
+                    </m:dPr>
+                    <m:e>
+                      <m:sSub>
+                        <m:e>
+                          <m:r>
+                            <m:t>Y</m:t>
+                          </m:r>
+                        </m:e>
+                        <m:sub>
+                          <m:r>
+                            <m:t>0</m:t>
+                          </m:r>
+                        </m:sub>
+                      </m:sSub>
+                      <m:r>
+                        <m:rPr>
+                          <m:sty m:val="p"/>
+                        </m:rPr>
+                        <m:t>−</m:t>
+                      </m:r>
+                      <m:acc>
+                        <m:accPr>
+                          <m:chr m:val="̂"/>
+                        </m:accPr>
+                        <m:e>
+                          <m:r>
+                            <m:t>f</m:t>
+                          </m:r>
+                        </m:e>
+                      </m:acc>
+                      <m:r>
+                        <m:rPr>
+                          <m:sty m:val="p"/>
+                        </m:rPr>
+                        <m:t>(</m:t>
+                      </m:r>
+                      <m:sSub>
+                        <m:e>
+                          <m:r>
+                            <m:t>x</m:t>
+                          </m:r>
+                        </m:e>
+                        <m:sub>
+                          <m:r>
+                            <m:t>0</m:t>
+                          </m:r>
+                        </m:sub>
+                      </m:sSub>
+                      <m:r>
+                        <m:rPr>
+                          <m:sty m:val="p"/>
+                        </m:rPr>
+                        <m:t>)</m:t>
+                      </m:r>
+                    </m:e>
+                  </m:d>
+                  <m:sSup>
+                    <m:e>
+                      <m:r>
+                        <m:t>​</m:t>
+                      </m:r>
+                    </m:e>
+                    <m:sup>
+                      <m:r>
+                        <m:t>2</m:t>
+                      </m:r>
+                    </m:sup>
+                  </m:sSup>
+                </m:e>
+              </m:d>
+              <m:r>
+                <m:t>​</m:t>
+              </m:r>
+              <m:r>
+                <m:t>&amp;</m:t>
+              </m:r>
+              <m:r>
+                <m:rPr>
+                  <m:sty m:val="p"/>
+                </m:rPr>
+                <m:t>=</m:t>
+              </m:r>
+              <m:r>
+                <m:rPr>
+                  <m:sty m:val="p"/>
+                </m:rPr>
+                <m:t>E</m:t>
+              </m:r>
+              <m:r>
+                <m:t>​</m:t>
+              </m:r>
+              <m:d>
+                <m:dPr>
+                  <m:begChr m:val="["/>
+                  <m:sepChr m:val=""/>
+                  <m:endChr m:val="]"/>
+                  <m:grow/>
+                </m:dPr>
+                <m:e>
+                  <m:sSup>
+                    <m:e>
+                      <m:r>
+                        <m:t>ε</m:t>
+                      </m:r>
+                    </m:e>
+                    <m:sup>
+                      <m:r>
+                        <m:t>2</m:t>
+                      </m:r>
+                    </m:sup>
+                  </m:sSup>
+                </m:e>
+              </m:d>
+              <m:r>
+                <m:t>​</m:t>
+              </m:r>
+              <m:r>
+                <m:rPr>
+                  <m:sty m:val="p"/>
+                </m:rPr>
+                <m:t>+</m:t>
+              </m:r>
+              <m:r>
+                <m:t>2</m:t>
+              </m:r>
+              <m:r>
+                <m:rPr>
+                  <m:sty m:val="p"/>
+                </m:rPr>
+                <m:t>E</m:t>
+              </m:r>
+              <m:r>
+                <m:t>​</m:t>
+              </m:r>
+              <m:d>
+                <m:dPr>
+                  <m:begChr m:val="["/>
+                  <m:sepChr m:val=""/>
+                  <m:endChr m:val="]"/>
+                  <m:grow/>
+                </m:dPr>
+                <m:e>
+                  <m:r>
+                    <m:t>ε</m:t>
+                  </m:r>
+                  <m:r>
+                    <m:t>D</m:t>
+                  </m:r>
+                </m:e>
+              </m:d>
+              <m:r>
+                <m:t>​</m:t>
+              </m:r>
+              <m:r>
+                <m:rPr>
+                  <m:sty m:val="p"/>
+                </m:rPr>
+                <m:t>+</m:t>
+              </m:r>
+              <m:r>
+                <m:rPr>
+                  <m:sty m:val="p"/>
+                </m:rPr>
+                <m:t>E</m:t>
+              </m:r>
+              <m:r>
+                <m:t>​</m:t>
+              </m:r>
+              <m:d>
+                <m:dPr>
+                  <m:begChr m:val="["/>
+                  <m:sepChr m:val=""/>
+                  <m:endChr m:val="]"/>
+                  <m:grow/>
+                </m:dPr>
+                <m:e>
+                  <m:sSup>
+                    <m:e>
+                      <m:r>
+                        <m:t>D</m:t>
+                      </m:r>
+                    </m:e>
+                    <m:sup>
+                      <m:r>
+                        <m:t>2</m:t>
+                      </m:r>
+                    </m:sup>
+                  </m:sSup>
+                </m:e>
+              </m:d>
+              <m:r>
+                <m:t>​</m:t>
+              </m:r>
+              <m:r>
+                <m:t>&amp;</m:t>
+              </m:r>
+              <m:r>
+                <m:t>&amp;</m:t>
+              </m:r>
+              <m:r>
+                <m:rPr>
+                  <m:nor/>
+                  <m:sty m:val="p"/>
+                </m:rPr>
+                <m:t>(expand the square)</m:t>
+              </m:r>
+            </m:e>
+          </m:eqArr>
+        </m:oMath>
+      </m:oMathPara>
+    </w:p>
+    <w:p>
+      <w:pPr>
+        <w:numPr>
+          <w:ilvl w:val="0"/>
+          <w:numId w:val="1004"/>
+        </w:numPr>
+      </w:pPr>
+      <m:oMath>
+        <m:r>
+          <m:rPr>
+            <m:sty m:val="p"/>
+          </m:rPr>
+          <m:t>E</m:t>
+        </m:r>
+        <m:r>
+          <m:t>​</m:t>
+        </m:r>
+        <m:d>
+          <m:dPr>
+            <m:begChr m:val="["/>
+            <m:sepChr m:val=""/>
+            <m:endChr m:val="]"/>
+            <m:grow/>
+          </m:dPr>
+          <m:e>
+            <m:sSup>
+              <m:e>
+                <m:r>
+                  <m:t>ε</m:t>
+                </m:r>
+              </m:e>
+              <m:sup>
+                <m:r>
+                  <m:t>2</m:t>
+                </m:r>
+              </m:sup>
+            </m:sSup>
+          </m:e>
+        </m:d>
+        <m:r>
+          <m:t>​</m:t>
+        </m:r>
+        <m:r>
+          <m:rPr>
+            <m:sty m:val="p"/>
+          </m:rPr>
+          <m:t>=</m:t>
+        </m:r>
+        <m:sSup>
+          <m:e>
+            <m:r>
+              <m:t>σ</m:t>
+            </m:r>
+          </m:e>
+          <m:sup>
+            <m:r>
+              <m:t>2</m:t>
+            </m:r>
+          </m:sup>
+        </m:sSup>
+      </m:oMath>
+      <w:del w:id="45" w:author="PR Preview" w:date="2026-01-01T00:00:00Z">
+        <w:r>
+          <w:delText xml:space="preserve">,</w:delText>
+        </w:r>
+      </w:del>
+      <w:del w:id="46" w:author="PR Preview" w:date="2026-01-01T00:00:00Z">
+        <w:r>
+          <w:delText xml:space="preserve"> </w:delText>
+        </w:r>
+      </w:del>
+      <w:del w:id="47" w:author="PR Preview" w:date="2026-01-01T00:00:00Z">
+        <w:r>
+          <w:delText xml:space="preserve">by</w:delText>
+        </w:r>
+      </w:del>
+      <w:del w:id="48" w:author="PR Preview" w:date="2026-01-01T00:00:00Z">
+        <w:r>
+          <w:delText xml:space="preserve"> </w:delText>
+        </w:r>
+      </w:del>
+      <w:hyperlink w:anchor="sol-noise-second-moment">
+        <w:del w:id="49" w:author="PR Preview" w:date="2026-01-01T00:00:00Z">
+          <w:r>
+            <w:rPr>
+              <w:rStyle w:val="Hyperlink"/>
+            </w:rPr>
+            <w:delText xml:space="preserve">Solution 1</w:delText>
+          </w:r>
+        </w:del>
+      </w:hyperlink>
+      <w:del w:id="50" w:author="PR Preview" w:date="2026-01-01T00:00:00Z">
+        <w:r>
+          <w:delText xml:space="preserve">.</w:delText>
+        </w:r>
+      </w:del>
+    </w:p>
+    <w:p>
+      <w:pPr>
+        <w:pStyle w:val="BodyText"/>
+      </w:pPr>
+      <m:oMathPara>
+        <m:oMathParaPr>
+          <m:jc m:val="center"/>
+        </m:oMathParaPr>
+        <m:oMath>
+          <m:eqArr>
+            <m:e>
+              <m:r>
+                <m:rPr>
+                  <m:sty m:val="p"/>
+                </m:rPr>
+                <m:t>E</m:t>
+              </m:r>
+              <m:r>
+                <m:t>​</m:t>
+              </m:r>
+              <m:d>
+                <m:dPr>
+                  <m:begChr m:val="["/>
+                  <m:sepChr m:val=""/>
+                  <m:endChr m:val="]"/>
+                  <m:grow/>
+                </m:dPr>
+                <m:e>
+                  <m:r>
+                    <m:t>ε</m:t>
+                  </m:r>
+                  <m:r>
+                    <m:t>D</m:t>
+                  </m:r>
+                </m:e>
+              </m:d>
+              <m:r>
+                <m:t>​</m:t>
+              </m:r>
+              <m:r>
+                <m:t>&amp;</m:t>
+              </m:r>
+              <m:r>
+                <m:rPr>
+                  <m:sty m:val="p"/>
+                </m:rPr>
+                <m:t>=</m:t>
+              </m:r>
+              <m:r>
+                <m:rPr>
+                  <m:sty m:val="p"/>
+                </m:rPr>
+                <m:t>E</m:t>
+              </m:r>
+              <m:r>
+                <m:t>​</m:t>
+              </m:r>
+              <m:d>
+                <m:dPr>
+                  <m:begChr m:val="["/>
+                  <m:sepChr m:val=""/>
+                  <m:endChr m:val="]"/>
+                  <m:grow/>
+                </m:dPr>
+                <m:e>
+                  <m:r>
+                    <m:t>ε</m:t>
+                  </m:r>
+                </m:e>
+              </m:d>
+              <m:r>
+                <m:t>​</m:t>
+              </m:r>
+              <m:r>
+                <m:rPr>
+                  <m:sty m:val="p"/>
+                </m:rPr>
+                <m:t>E</m:t>
+              </m:r>
+              <m:r>
+                <m:t>​</m:t>
+              </m:r>
+              <m:d>
+                <m:dPr>
+                  <m:begChr m:val="["/>
+                  <m:sepChr m:val=""/>
+                  <m:endChr m:val="]"/>
+                  <m:grow/>
+                </m:dPr>
+                <m:e>
+                  <m:r>
+                    <m:t>D</m:t>
+                  </m:r>
+                </m:e>
+              </m:d>
+              <m:r>
+                <m:t>​</m:t>
+              </m:r>
+            </m:e>
+            <m:e>
+              <m:r>
+                <m:t>&amp;</m:t>
+              </m:r>
+              <m:r>
+                <m:rPr>
+                  <m:sty m:val="p"/>
+                </m:rPr>
+                <m:t>=</m:t>
+              </m:r>
+              <m:r>
+                <m:t>0</m:t>
+              </m:r>
+              <m:r>
+                <m:rPr>
+                  <m:sty m:val="p"/>
+                </m:rPr>
+                <m:t>,</m:t>
+              </m:r>
+            </m:e>
+          </m:eqArr>
+        </m:oMath>
+      </m:oMathPara>
+    </w:p>
+    <w:p>
+      <w:pPr>
+        <w:numPr>
+          <w:ilvl w:val="0"/>
+          <w:numId w:val="1000"/>
+        </w:numPr>
+      </w:pPr>
+      <w:del w:id="51" w:author="PR Preview" w:date="2026-01-01T00:00:00Z">
+        <w:r>
+          <w:delText xml:space="preserve">because</w:delText>
+        </w:r>
+      </w:del>
+      <w:del w:id="52" w:author="PR Preview" w:date="2026-01-01T00:00:00Z">
+        <w:r>
+          <w:delText xml:space="preserve"> </w:delText>
+        </w:r>
+      </w:del>
+      <m:oMath>
+        <m:r>
+          <m:t>ε</m:t>
+        </m:r>
+      </m:oMath>
+      <w:del w:id="53" w:author="PR Preview" w:date="2026-01-01T00:00:00Z">
+        <w:r>
+          <w:delText xml:space="preserve"> </w:delText>
+        </w:r>
+      </w:del>
+      <w:del w:id="54" w:author="PR Preview" w:date="2026-01-01T00:00:00Z">
+        <w:r>
+          <w:delText xml:space="preserve">is independent of</w:delText>
+        </w:r>
+      </w:del>
+      <w:del w:id="55" w:author="PR Preview" w:date="2026-01-01T00:00:00Z">
+        <w:r>
+          <w:delText xml:space="preserve"> </w:delText>
+        </w:r>
+      </w:del>
+      <m:oMath>
+        <m:acc>
+          <m:accPr>
+            <m:chr m:val="̂"/>
+          </m:accPr>
+          <m:e>
+            <m:r>
+              <m:t>f</m:t>
+            </m:r>
+          </m:e>
+        </m:acc>
+        <m:r>
+          <m:rPr>
+            <m:sty m:val="p"/>
+          </m:rPr>
+          <m:t>(</m:t>
+        </m:r>
+        <m:sSub>
+          <m:e>
+            <m:r>
+              <m:t>x</m:t>
+            </m:r>
+          </m:e>
+          <m:sub>
+            <m:r>
+              <m:t>0</m:t>
+            </m:r>
+          </m:sub>
+        </m:sSub>
+        <m:r>
+          <m:rPr>
+            <m:sty m:val="p"/>
+          </m:rPr>
+          <m:t>)</m:t>
+        </m:r>
+      </m:oMath>
+      <w:del w:id="56" w:author="PR Preview" w:date="2026-01-01T00:00:00Z">
+        <w:r>
+          <w:delText xml:space="preserve">,</w:delText>
+        </w:r>
+      </w:del>
+      <w:del w:id="57" w:author="PR Preview" w:date="2026-01-01T00:00:00Z">
+        <w:r>
+          <w:delText xml:space="preserve"> </w:delText>
+        </w:r>
+      </w:del>
+      <w:del w:id="58" w:author="PR Preview" w:date="2026-01-01T00:00:00Z">
+        <w:r>
+          <w:delText xml:space="preserve">hence of</w:delText>
+        </w:r>
+      </w:del>
+      <w:del w:id="59" w:author="PR Preview" w:date="2026-01-01T00:00:00Z">
+        <w:r>
+          <w:delText xml:space="preserve"> </w:delText>
+        </w:r>
+      </w:del>
+      <m:oMath>
+        <m:r>
+          <m:t>D</m:t>
+        </m:r>
+      </m:oMath>
+      <w:del w:id="60" w:author="PR Preview" w:date="2026-01-01T00:00:00Z">
+        <w:r>
+          <w:delText xml:space="preserve">,</w:delText>
+        </w:r>
+      </w:del>
+      <w:del w:id="61" w:author="PR Preview" w:date="2026-01-01T00:00:00Z">
+        <w:r>
+          <w:delText xml:space="preserve"> </w:delText>
+        </w:r>
+      </w:del>
+      <w:del w:id="62" w:author="PR Preview" w:date="2026-01-01T00:00:00Z">
+        <w:r>
+          <w:delText xml:space="preserve">and</w:delText>
+        </w:r>
+      </w:del>
+      <w:del w:id="63" w:author="PR Preview" w:date="2026-01-01T00:00:00Z">
+        <w:r>
+          <w:delText xml:space="preserve"> </w:delText>
+        </w:r>
+      </w:del>
+      <m:oMath>
+        <m:r>
+          <m:rPr>
+            <m:sty m:val="p"/>
+          </m:rPr>
+          <m:t>E</m:t>
+        </m:r>
+        <m:r>
+          <m:t>​</m:t>
+        </m:r>
+        <m:d>
+          <m:dPr>
+            <m:begChr m:val="["/>
+            <m:sepChr m:val=""/>
+            <m:endChr m:val="]"/>
+            <m:grow/>
+          </m:dPr>
+          <m:e>
+            <m:r>
+              <m:t>ε</m:t>
+            </m:r>
+          </m:e>
+        </m:d>
+        <m:r>
+          <m:t>​</m:t>
+        </m:r>
+        <m:r>
+          <m:rPr>
+            <m:sty m:val="p"/>
+          </m:rPr>
+          <m:t>=</m:t>
+        </m:r>
+        <m:r>
+          <m:t>0</m:t>
+        </m:r>
+      </m:oMath>
+      <w:del w:id="64" w:author="PR Preview" w:date="2026-01-01T00:00:00Z">
+        <w:r>
+          <w:delText xml:space="preserve">.</w:delText>
+        </w:r>
+      </w:del>
+    </w:p>
+    <w:p>
+      <w:pPr>
+        <w:numPr>
+          <w:ilvl w:val="0"/>
+          <w:numId w:val="1004"/>
+        </w:numPr>
+      </w:pPr>
+      <w:del w:id="65" w:author="PR Preview" w:date="2026-01-01T00:00:00Z">
+        <w:r>
+          <w:delText xml:space="preserve">By</w:delText>
+        </w:r>
+      </w:del>
+      <w:del w:id="66" w:author="PR Preview" w:date="2026-01-01T00:00:00Z">
+        <w:r>
+          <w:delText xml:space="preserve"> </w:delText>
+        </w:r>
+      </w:del>
+      <w:hyperlink w:anchor="thm-variance">
+        <w:del w:id="67" w:author="PR Preview" w:date="2026-01-01T00:00:00Z">
+          <w:r>
+            <w:rPr>
+              <w:rStyle w:val="Hyperlink"/>
+            </w:rPr>
+            <w:delText xml:space="preserve">Theorem 2</w:delText>
+          </w:r>
+        </w:del>
+      </w:hyperlink>
+      <w:del w:id="68" w:author="PR Preview" w:date="2026-01-01T00:00:00Z">
+        <w:r>
+          <w:delText xml:space="preserve">,</w:delText>
+        </w:r>
+      </w:del>
+      <w:del w:id="69" w:author="PR Preview" w:date="2026-01-01T00:00:00Z">
+        <w:r>
+          <w:delText xml:space="preserve"> </w:delText>
+        </w:r>
+      </w:del>
+      <m:oMath>
+        <m:r>
+          <m:rPr>
+            <m:sty m:val="p"/>
+          </m:rPr>
+          <m:t>E</m:t>
+        </m:r>
+        <m:r>
+          <m:t>​</m:t>
+        </m:r>
+        <m:d>
+          <m:dPr>
+            <m:begChr m:val="["/>
+            <m:sepChr m:val=""/>
+            <m:endChr m:val="]"/>
+            <m:grow/>
+          </m:dPr>
+          <m:e>
+            <m:sSup>
+              <m:e>
+                <m:r>
+                  <m:t>D</m:t>
+                </m:r>
+              </m:e>
+              <m:sup>
+                <m:r>
+                  <m:t>2</m:t>
+                </m:r>
+              </m:sup>
+            </m:sSup>
+          </m:e>
+        </m:d>
+        <m:r>
+          <m:t>​</m:t>
+        </m:r>
+        <m:r>
+          <m:rPr>
+            <m:sty m:val="p"/>
+          </m:rPr>
+          <m:t>=</m:t>
+        </m:r>
+        <m:r>
+          <m:rPr>
+            <m:sty m:val="p"/>
+          </m:rPr>
+          <m:t>Var</m:t>
+        </m:r>
+        <m:r>
+          <m:t>​</m:t>
+        </m:r>
+        <m:d>
+          <m:dPr>
+            <m:begChr m:val="("/>
+            <m:sepChr m:val=""/>
+            <m:endChr m:val=")"/>
+            <m:grow/>
+          </m:dPr>
+          <m:e>
+            <m:r>
+              <m:t>D</m:t>
+            </m:r>
+          </m:e>
+        </m:d>
+        <m:r>
+          <m:t>​</m:t>
+        </m:r>
+        <m:r>
+          <m:rPr>
+            <m:sty m:val="p"/>
+          </m:rPr>
+          <m:t>+</m:t>
+        </m:r>
+        <m:r>
+          <m:t>​</m:t>
+        </m:r>
+        <m:sSup>
+          <m:e>
+            <m:d>
+              <m:dPr>
+                <m:begChr m:val="("/>
+                <m:sepChr m:val=""/>
+                <m:endChr m:val=")"/>
+                <m:grow/>
+              </m:dPr>
+              <m:e>
+                <m:r>
+                  <m:rPr>
+                    <m:sty m:val="p"/>
+                  </m:rPr>
+                  <m:t>E</m:t>
+                </m:r>
+                <m:r>
+                  <m:t>​</m:t>
+                </m:r>
+                <m:d>
+                  <m:dPr>
+                    <m:begChr m:val="["/>
+                    <m:sepChr m:val=""/>
+                    <m:endChr m:val="]"/>
+                    <m:grow/>
+                  </m:dPr>
+                  <m:e>
+                    <m:r>
+                      <m:t>D</m:t>
+                    </m:r>
+                  </m:e>
+                </m:d>
+                <m:r>
+                  <m:t>​</m:t>
+                </m:r>
+              </m:e>
+            </m:d>
+          </m:e>
+          <m:sup>
+            <m:r>
+              <m:t>2</m:t>
+            </m:r>
+          </m:sup>
+        </m:sSup>
+        <m:r>
+          <m:t>​</m:t>
+        </m:r>
+      </m:oMath>
+      <w:del w:id="70" w:author="PR Preview" w:date="2026-01-01T00:00:00Z">
+        <w:r>
+          <w:delText xml:space="preserve">.</w:delText>
+        </w:r>
+      </w:del>
+      <w:del w:id="71" w:author="PR Preview" w:date="2026-01-01T00:00:00Z">
+        <w:r>
+          <w:delText xml:space="preserve"> </w:delText>
+        </w:r>
+      </w:del>
+      <w:del w:id="72" w:author="PR Preview" w:date="2026-01-01T00:00:00Z">
+        <w:r>
+          <w:delText xml:space="preserve">Here</w:delText>
+        </w:r>
+      </w:del>
+      <w:del w:id="73" w:author="PR Preview" w:date="2026-01-01T00:00:00Z">
+        <w:r>
+          <w:delText xml:space="preserve"> </w:delText>
+        </w:r>
+      </w:del>
+      <m:oMath>
+        <m:r>
+          <m:rPr>
+            <m:sty m:val="p"/>
+          </m:rPr>
+          <m:t>Var</m:t>
+        </m:r>
+        <m:r>
+          <m:t>​</m:t>
+        </m:r>
+        <m:d>
+          <m:dPr>
+            <m:begChr m:val="("/>
+            <m:sepChr m:val=""/>
+            <m:endChr m:val=")"/>
+            <m:grow/>
+          </m:dPr>
+          <m:e>
+            <m:r>
+              <m:t>D</m:t>
+            </m:r>
+          </m:e>
+        </m:d>
+        <m:r>
+          <m:t>​</m:t>
+        </m:r>
+        <m:r>
+          <m:rPr>
+            <m:sty m:val="p"/>
+          </m:rPr>
+          <m:t>=</m:t>
+        </m:r>
+        <m:r>
+          <m:rPr>
+            <m:sty m:val="p"/>
+          </m:rPr>
+          <m:t>Var</m:t>
+        </m:r>
+        <m:r>
+          <m:t>​</m:t>
+        </m:r>
+        <m:d>
+          <m:dPr>
+            <m:begChr m:val="("/>
+            <m:sepChr m:val=""/>
+            <m:endChr m:val=")"/>
+            <m:grow/>
+          </m:dPr>
+          <m:e>
+            <m:acc>
+              <m:accPr>
+                <m:chr m:val="̂"/>
+              </m:accPr>
+              <m:e>
+                <m:r>
+                  <m:t>f</m:t>
+                </m:r>
+              </m:e>
+            </m:acc>
+            <m:r>
+              <m:rPr>
+                <m:sty m:val="p"/>
+              </m:rPr>
+              <m:t>(</m:t>
+            </m:r>
+            <m:sSub>
+              <m:e>
+                <m:r>
+                  <m:t>x</m:t>
+                </m:r>
+              </m:e>
+              <m:sub>
+                <m:r>
+                  <m:t>0</m:t>
+                </m:r>
+              </m:sub>
+            </m:sSub>
+            <m:r>
+              <m:rPr>
+                <m:sty m:val="p"/>
+              </m:rPr>
+              <m:t>)</m:t>
+            </m:r>
+          </m:e>
+        </m:d>
+        <m:r>
+          <m:t>​</m:t>
+        </m:r>
+      </m:oMath>
+      <w:del w:id="74" w:author="PR Preview" w:date="2026-01-01T00:00:00Z">
+        <w:r>
+          <w:delText xml:space="preserve">,</w:delText>
+        </w:r>
+      </w:del>
+      <w:del w:id="75" w:author="PR Preview" w:date="2026-01-01T00:00:00Z">
+        <w:r>
+          <w:delText xml:space="preserve"> </w:delText>
+        </w:r>
+      </w:del>
+      <w:del w:id="76" w:author="PR Preview" w:date="2026-01-01T00:00:00Z">
+        <w:r>
+          <w:delText xml:space="preserve">because</w:delText>
+        </w:r>
+      </w:del>
+      <w:del w:id="77" w:author="PR Preview" w:date="2026-01-01T00:00:00Z">
+        <w:r>
+          <w:delText xml:space="preserve"> </w:delText>
+        </w:r>
+      </w:del>
+      <m:oMath>
+        <m:r>
+          <m:t>f</m:t>
+        </m:r>
+        <m:r>
+          <m:rPr>
+            <m:sty m:val="p"/>
+          </m:rPr>
+          <m:t>(</m:t>
+        </m:r>
+        <m:sSub>
+          <m:e>
+            <m:r>
+              <m:t>x</m:t>
+            </m:r>
+          </m:e>
+          <m:sub>
+            <m:r>
+              <m:t>0</m:t>
+            </m:r>
+          </m:sub>
+        </m:sSub>
+        <m:r>
+          <m:rPr>
+            <m:sty m:val="p"/>
+          </m:rPr>
+          <m:t>)</m:t>
+        </m:r>
+      </m:oMath>
+      <w:del w:id="78" w:author="PR Preview" w:date="2026-01-01T00:00:00Z">
+        <w:r>
+          <w:delText xml:space="preserve"> </w:delText>
+        </w:r>
+      </w:del>
+      <w:del w:id="79" w:author="PR Preview" w:date="2026-01-01T00:00:00Z">
+        <w:r>
+          <w:delText xml:space="preserve">is a constant,</w:delText>
+        </w:r>
+      </w:del>
+      <w:del w:id="80" w:author="PR Preview" w:date="2026-01-01T00:00:00Z">
+        <w:r>
+          <w:delText xml:space="preserve"> </w:delText>
+        </w:r>
+      </w:del>
+      <w:del w:id="81" w:author="PR Preview" w:date="2026-01-01T00:00:00Z">
+        <w:r>
+          <w:delText xml:space="preserve">and</w:delText>
+        </w:r>
+      </w:del>
+    </w:p>
+    <w:p>
+      <w:pPr>
+        <w:pStyle w:val="BodyText"/>
+      </w:pPr>
+      <m:oMathPara>
+        <m:oMathParaPr>
+          <m:jc m:val="center"/>
+        </m:oMathParaPr>
+        <m:oMath>
+          <m:eqArr>
+            <m:e>
+              <m:r>
+                <m:rPr>
+                  <m:sty m:val="p"/>
+                </m:rPr>
+                <m:t>E</m:t>
+              </m:r>
+              <m:r>
+                <m:t>​</m:t>
+              </m:r>
+              <m:d>
+                <m:dPr>
+                  <m:begChr m:val="["/>
+                  <m:sepChr m:val=""/>
+                  <m:endChr m:val="]"/>
+                  <m:grow/>
+                </m:dPr>
+                <m:e>
+                  <m:r>
+                    <m:t>D</m:t>
+                  </m:r>
+                </m:e>
+              </m:d>
+              <m:r>
+                <m:t>​</m:t>
+              </m:r>
+              <m:r>
+                <m:t>&amp;</m:t>
+              </m:r>
+              <m:r>
+                <m:rPr>
+                  <m:sty m:val="p"/>
+                </m:rPr>
+                <m:t>=</m:t>
+              </m:r>
+              <m:r>
+                <m:t>f</m:t>
+              </m:r>
+              <m:r>
+                <m:rPr>
+                  <m:sty m:val="p"/>
+                </m:rPr>
+                <m:t>(</m:t>
+              </m:r>
+              <m:sSub>
+                <m:e>
+                  <m:r>
+                    <m:t>x</m:t>
+                  </m:r>
+                </m:e>
+                <m:sub>
+                  <m:r>
+                    <m:t>0</m:t>
+                  </m:r>
+                </m:sub>
+              </m:sSub>
+              <m:r>
+                <m:rPr>
+                  <m:sty m:val="p"/>
+                </m:rPr>
+                <m:t>)</m:t>
+              </m:r>
+              <m:r>
+                <m:rPr>
+                  <m:sty m:val="p"/>
+                </m:rPr>
+                <m:t>−</m:t>
+              </m:r>
+              <m:r>
+                <m:rPr>
+                  <m:sty m:val="p"/>
+                </m:rPr>
+                <m:t>E</m:t>
+              </m:r>
+              <m:r>
+                <m:t>​</m:t>
+              </m:r>
+              <m:d>
+                <m:dPr>
+                  <m:begChr m:val="["/>
+                  <m:sepChr m:val=""/>
+                  <m:endChr m:val="]"/>
+                  <m:grow/>
+                </m:dPr>
+                <m:e>
+                  <m:acc>
+                    <m:accPr>
+                      <m:chr m:val="̂"/>
+                    </m:accPr>
+                    <m:e>
+                      <m:r>
+                        <m:t>f</m:t>
+                      </m:r>
+                    </m:e>
+                  </m:acc>
+                  <m:r>
+                    <m:rPr>
+                      <m:sty m:val="p"/>
+                    </m:rPr>
+                    <m:t>(</m:t>
+                  </m:r>
+                  <m:sSub>
+                    <m:e>
+                      <m:r>
+                        <m:t>x</m:t>
+                      </m:r>
+                    </m:e>
+                    <m:sub>
+                      <m:r>
+                        <m:t>0</m:t>
+                      </m:r>
+                    </m:sub>
+                  </m:sSub>
+                  <m:r>
+                    <m:rPr>
+                      <m:sty m:val="p"/>
+                    </m:rPr>
+                    <m:t>)</m:t>
+                  </m:r>
+                </m:e>
+              </m:d>
+              <m:r>
+                <m:t>​</m:t>
+              </m:r>
+            </m:e>
+            <m:e>
+              <m:r>
+                <m:t>&amp;</m:t>
+              </m:r>
+              <m:r>
+                <m:rPr>
+                  <m:sty m:val="p"/>
+                </m:rPr>
+                <m:t>=</m:t>
+              </m:r>
+              <m:r>
+                <m:rPr>
+                  <m:sty m:val="p"/>
+                </m:rPr>
+                <m:t>−</m:t>
+              </m:r>
+              <m:r>
+                <m:rPr>
+                  <m:sty m:val="p"/>
+                </m:rPr>
+                <m:t>Bias</m:t>
+              </m:r>
+              <m:r>
+                <m:t>​</m:t>
+              </m:r>
+              <m:d>
+                <m:dPr>
+                  <m:begChr m:val="("/>
+                  <m:sepChr m:val=""/>
+                  <m:endChr m:val=")"/>
+                  <m:grow/>
+                </m:dPr>
+                <m:e>
+                  <m:acc>
+                    <m:accPr>
+                      <m:chr m:val="̂"/>
+                    </m:accPr>
+                    <m:e>
+                      <m:r>
+                        <m:t>f</m:t>
+                      </m:r>
+                    </m:e>
+                  </m:acc>
+                  <m:r>
+                    <m:rPr>
+                      <m:sty m:val="p"/>
+                    </m:rPr>
+                    <m:t>(</m:t>
+                  </m:r>
+                  <m:sSub>
+                    <m:e>
+                      <m:r>
+                        <m:t>x</m:t>
+                      </m:r>
+                    </m:e>
+                    <m:sub>
+                      <m:r>
+                        <m:t>0</m:t>
+                      </m:r>
+                    </m:sub>
+                  </m:sSub>
+                  <m:r>
+                    <m:rPr>
+                      <m:sty m:val="p"/>
+                    </m:rPr>
+                    <m:t>)</m:t>
+                  </m:r>
+                </m:e>
+              </m:d>
+              <m:r>
+                <m:t>​</m:t>
+              </m:r>
+              <m:r>
+                <m:rPr>
+                  <m:sty m:val="p"/>
+                </m:rPr>
+                <m:t>,</m:t>
+              </m:r>
+            </m:e>
+          </m:eqArr>
+        </m:oMath>
+      </m:oMathPara>
+    </w:p>
+    <w:p>
+      <w:pPr>
+        <w:numPr>
+          <w:ilvl w:val="0"/>
+          <w:numId w:val="1000"/>
+        </w:numPr>
+      </w:pPr>
+      <w:del w:id="82" w:author="PR Preview" w:date="2026-01-01T00:00:00Z">
+        <w:r>
+          <w:delText xml:space="preserve">so</w:delText>
+        </w:r>
+      </w:del>
+      <w:del w:id="83" w:author="PR Preview" w:date="2026-01-01T00:00:00Z">
+        <w:r>
+          <w:delText xml:space="preserve"> </w:delText>
+        </w:r>
+      </w:del>
+      <m:oMath>
+        <m:r>
+          <m:t>​</m:t>
+        </m:r>
+        <m:sSup>
+          <m:e>
+            <m:d>
+              <m:dPr>
+                <m:begChr m:val="("/>
+                <m:sepChr m:val=""/>
+                <m:endChr m:val=")"/>
+                <m:grow/>
+              </m:dPr>
+              <m:e>
+                <m:r>
+                  <m:rPr>
+                    <m:sty m:val="p"/>
+                  </m:rPr>
+                  <m:t>E</m:t>
+                </m:r>
+                <m:r>
+                  <m:t>​</m:t>
+                </m:r>
+                <m:d>
+                  <m:dPr>
+                    <m:begChr m:val="["/>
+                    <m:sepChr m:val=""/>
+                    <m:endChr m:val="]"/>
+                    <m:grow/>
+                  </m:dPr>
+                  <m:e>
+                    <m:r>
+                      <m:t>D</m:t>
+                    </m:r>
+                  </m:e>
+                </m:d>
+                <m:r>
+                  <m:t>​</m:t>
+                </m:r>
+              </m:e>
+            </m:d>
+          </m:e>
+          <m:sup>
+            <m:r>
+              <m:t>2</m:t>
+            </m:r>
+          </m:sup>
+        </m:sSup>
+        <m:r>
+          <m:t>​</m:t>
+        </m:r>
+        <m:r>
+          <m:rPr>
+            <m:sty m:val="p"/>
+          </m:rPr>
+          <m:t>=</m:t>
+        </m:r>
+        <m:r>
+          <m:t>​</m:t>
+        </m:r>
+        <m:sSup>
+          <m:e>
+            <m:d>
+              <m:dPr>
+                <m:begChr m:val="("/>
+                <m:sepChr m:val=""/>
+                <m:endChr m:val=")"/>
+                <m:grow/>
+              </m:dPr>
+              <m:e>
+                <m:r>
+                  <m:rPr>
+                    <m:sty m:val="p"/>
+                  </m:rPr>
+                  <m:t>Bias</m:t>
+                </m:r>
+                <m:r>
+                  <m:t>​</m:t>
+                </m:r>
+                <m:d>
+                  <m:dPr>
+                    <m:begChr m:val="("/>
+                    <m:sepChr m:val=""/>
+                    <m:endChr m:val=")"/>
+                    <m:grow/>
+                  </m:dPr>
+                  <m:e>
+                    <m:acc>
+                      <m:accPr>
+                        <m:chr m:val="̂"/>
+                      </m:accPr>
+                      <m:e>
+                        <m:r>
+                          <m:t>f</m:t>
+                        </m:r>
+                      </m:e>
+                    </m:acc>
+                    <m:r>
+                      <m:rPr>
+                        <m:sty m:val="p"/>
+                      </m:rPr>
+                      <m:t>(</m:t>
+                    </m:r>
+                    <m:sSub>
+                      <m:e>
+                        <m:r>
+                          <m:t>x</m:t>
+                        </m:r>
+                      </m:e>
+                      <m:sub>
+                        <m:r>
+                          <m:t>0</m:t>
+                        </m:r>
+                      </m:sub>
+                    </m:sSub>
+                    <m:r>
+                      <m:rPr>
+                        <m:sty m:val="p"/>
+                      </m:rPr>
+                      <m:t>)</m:t>
+                    </m:r>
+                  </m:e>
+                </m:d>
+                <m:r>
+                  <m:t>​</m:t>
+                </m:r>
+              </m:e>
+            </m:d>
+          </m:e>
+          <m:sup>
+            <m:r>
+              <m:t>2</m:t>
+            </m:r>
+          </m:sup>
+        </m:sSup>
+        <m:r>
+          <m:t>​</m:t>
+        </m:r>
+      </m:oMath>
+      <w:del w:id="84" w:author="PR Preview" w:date="2026-01-01T00:00:00Z">
+        <w:r>
+          <w:delText xml:space="preserve">.</w:delText>
+        </w:r>
+      </w:del>
+    </w:p>
+    <w:p>
+      <w:pPr>
+        <w:pStyle w:val="FirstParagraph"/>
+      </w:pPr>
+      <w:del w:id="85" w:author="PR Preview" w:date="2026-01-01T00:00:00Z">
+        <w:r>
+          <w:delText xml:space="preserve">Adding the three terms gives the claim.</w:delText>
+        </w:r>
+      </w:del>
+    </w:p>
+    <w:p>
+      <w:pPr>
+        <w:pStyle w:val="BodyText"/>
+      </w:pPr>
+      <w:del w:id="86" w:author="PR Preview" w:date="2026-01-01T00:00:00Z">
+        <w:r>
+          <w:rPr>
+            <w:b/>
+            <w:bCs/>
+          </w:rPr>
+          <w:delText xml:space="preserve">Definition 10 (Irreducible error)</w:delText>
+        </w:r>
+      </w:del>
+      <w:del w:id="87" w:author="PR Preview" w:date="2026-01-01T00:00:00Z">
+        <w:r>
+          <w:delText xml:space="preserve"> </w:delText>
+        </w:r>
+      </w:del>
+      <w:del w:id="88" w:author="PR Preview" w:date="2026-01-01T00:00:00Z">
+        <w:r>
+          <w:delText xml:space="preserve">In</w:delText>
+        </w:r>
+      </w:del>
+      <w:del w:id="89" w:author="PR Preview" w:date="2026-01-01T00:00:00Z">
+        <w:r>
+          <w:delText xml:space="preserve"> </w:delText>
+        </w:r>
+      </w:del>
+      <w:hyperlink w:anchor="thm-prediction-error">
+        <w:del w:id="90" w:author="PR Preview" w:date="2026-01-01T00:00:00Z">
+          <w:r>
+            <w:rPr>
+              <w:rStyle w:val="Hyperlink"/>
+            </w:rPr>
+            <w:delText xml:space="preserve">Theorem 4</w:delText>
+          </w:r>
+        </w:del>
+      </w:hyperlink>
+      <w:del w:id="91" w:author="PR Preview" w:date="2026-01-01T00:00:00Z">
+        <w:r>
+          <w:delText xml:space="preserve">,</w:delText>
+        </w:r>
+      </w:del>
+      <w:del w:id="92" w:author="PR Preview" w:date="2026-01-01T00:00:00Z">
+        <w:r>
+          <w:delText xml:space="preserve"> </w:delText>
+        </w:r>
+      </w:del>
+      <w:del w:id="93" w:author="PR Preview" w:date="2026-01-01T00:00:00Z">
+        <w:r>
+          <w:delText xml:space="preserve">the term</w:delText>
+        </w:r>
+      </w:del>
+      <w:del w:id="94" w:author="PR Preview" w:date="2026-01-01T00:00:00Z">
+        <w:r>
+          <w:delText xml:space="preserve"> </w:delText>
+        </w:r>
+      </w:del>
+      <m:oMath>
+        <m:sSup>
+          <m:e>
+            <m:r>
+              <m:t>σ</m:t>
+            </m:r>
+          </m:e>
+          <m:sup>
+            <m:r>
+              <m:t>2</m:t>
+            </m:r>
+          </m:sup>
+        </m:sSup>
+        <m:r>
+          <m:rPr>
+            <m:sty m:val="p"/>
+          </m:rPr>
+          <m:t>=</m:t>
+        </m:r>
+        <m:r>
+          <m:rPr>
+            <m:sty m:val="p"/>
+          </m:rPr>
+          <m:t>Var</m:t>
+        </m:r>
+        <m:r>
+          <m:t>​</m:t>
+        </m:r>
+        <m:d>
+          <m:dPr>
+            <m:begChr m:val="("/>
+            <m:sepChr m:val=""/>
+            <m:endChr m:val=")"/>
+            <m:grow/>
+          </m:dPr>
+          <m:e>
+            <m:r>
+              <m:t>ε</m:t>
+            </m:r>
+          </m:e>
+        </m:d>
+        <m:r>
+          <m:t>​</m:t>
+        </m:r>
+      </m:oMath>
+      <w:del w:id="95" w:author="PR Preview" w:date="2026-01-01T00:00:00Z">
+        <w:r>
+          <w:delText xml:space="preserve"> </w:delText>
+        </w:r>
+      </w:del>
+      <w:del w:id="96" w:author="PR Preview" w:date="2026-01-01T00:00:00Z">
+        <w:r>
+          <w:delText xml:space="preserve">is the</w:delText>
+        </w:r>
+      </w:del>
+      <w:del w:id="97" w:author="PR Preview" w:date="2026-01-01T00:00:00Z">
+        <w:r>
+          <w:delText xml:space="preserve"> </w:delText>
+        </w:r>
+      </w:del>
+      <w:del w:id="98" w:author="PR Preview" w:date="2026-01-01T00:00:00Z">
+        <w:r>
+          <w:rPr>
+            <w:b/>
+            <w:bCs/>
+          </w:rPr>
+          <w:delText xml:space="preserve">irreducible error</w:delText>
+        </w:r>
+      </w:del>
+      <w:del w:id="99" w:author="PR Preview" w:date="2026-01-01T00:00:00Z">
+        <w:r>
+          <w:delText xml:space="preserve">.</w:delText>
+        </w:r>
+      </w:del>
+      <w:del w:id="100" w:author="PR Preview" w:date="2026-01-01T00:00:00Z">
+        <w:r>
+          <w:delText xml:space="preserve"> </w:delText>
+        </w:r>
+      </w:del>
+      <w:del w:id="101" w:author="PR Preview" w:date="2026-01-01T00:00:00Z">
+        <w:r>
+          <w:delText xml:space="preserve">It does not depend on the prediction</w:delText>
+        </w:r>
+      </w:del>
+      <w:del w:id="102" w:author="PR Preview" w:date="2026-01-01T00:00:00Z">
+        <w:r>
+          <w:delText xml:space="preserve"> </w:delText>
+        </w:r>
+      </w:del>
+      <m:oMath>
+        <m:acc>
+          <m:accPr>
+            <m:chr m:val="̂"/>
+          </m:accPr>
+          <m:e>
+            <m:r>
+              <m:t>f</m:t>
+            </m:r>
+          </m:e>
+        </m:acc>
+      </m:oMath>
+      <w:del w:id="103" w:author="PR Preview" w:date="2026-01-01T00:00:00Z">
+        <w:r>
+          <w:delText xml:space="preserve">,</w:delText>
+        </w:r>
+      </w:del>
+      <w:del w:id="104" w:author="PR Preview" w:date="2026-01-01T00:00:00Z">
+        <w:r>
+          <w:delText xml:space="preserve"> </w:delText>
+        </w:r>
+      </w:del>
+      <w:del w:id="105" w:author="PR Preview" w:date="2026-01-01T00:00:00Z">
+        <w:r>
+          <w:delText xml:space="preserve">so no choice of prediction can remove it.</w:delText>
+        </w:r>
+      </w:del>
+      <w:del w:id="106" w:author="PR Preview" w:date="2026-01-01T00:00:00Z">
+        <w:r>
+          <w:delText xml:space="preserve"> </w:delText>
+        </w:r>
+      </w:del>
+      <w:del w:id="107" w:author="PR Preview" w:date="2026-01-01T00:00:00Z">
+        <w:r>
+          <w:delText xml:space="preserve">For example, in</w:delText>
+        </w:r>
+      </w:del>
+      <w:del w:id="108" w:author="PR Preview" w:date="2026-01-01T00:00:00Z">
+        <w:r>
+          <w:delText xml:space="preserve"> </w:delText>
+        </w:r>
+      </w:del>
+      <w:hyperlink w:anchor="exr-prediction-error">
+        <w:del w:id="109" w:author="PR Preview" w:date="2026-01-01T00:00:00Z">
+          <w:r>
+            <w:rPr>
+              <w:rStyle w:val="Hyperlink"/>
+            </w:rPr>
+            <w:delText xml:space="preserve">Exercise 2</w:delText>
+          </w:r>
+        </w:del>
+      </w:hyperlink>
+      <w:del w:id="110" w:author="PR Preview" w:date="2026-01-01T00:00:00Z">
+        <w:r>
+          <w:delText xml:space="preserve">,</w:delText>
+        </w:r>
+      </w:del>
+      <w:del w:id="111" w:author="PR Preview" w:date="2026-01-01T00:00:00Z">
+        <w:r>
+          <w:delText xml:space="preserve"> </w:delText>
+        </w:r>
+      </w:del>
+      <m:oMath>
+        <m:sSup>
+          <m:e>
+            <m:r>
+              <m:t>σ</m:t>
+            </m:r>
+          </m:e>
+          <m:sup>
+            <m:r>
+              <m:t>2</m:t>
+            </m:r>
+          </m:sup>
+        </m:sSup>
+        <m:r>
+          <m:rPr>
+            <m:sty m:val="p"/>
+          </m:rPr>
+          <m:t>=</m:t>
+        </m:r>
+        <m:r>
+          <m:t>3</m:t>
+        </m:r>
+      </m:oMath>
+      <w:del w:id="112" w:author="PR Preview" w:date="2026-01-01T00:00:00Z">
+        <w:r>
+          <w:delText xml:space="preserve">,</w:delText>
+        </w:r>
+      </w:del>
+      <w:del w:id="113" w:author="PR Preview" w:date="2026-01-01T00:00:00Z">
+        <w:r>
+          <w:delText xml:space="preserve"> </w:delText>
+        </w:r>
+      </w:del>
+      <w:del w:id="114" w:author="PR Preview" w:date="2026-01-01T00:00:00Z">
+        <w:r>
+          <w:delText xml:space="preserve">so every prediction there has expected squared error at least</w:delText>
+        </w:r>
+      </w:del>
+      <w:del w:id="115" w:author="PR Preview" w:date="2026-01-01T00:00:00Z">
+        <w:r>
+          <w:delText xml:space="preserve"> </w:delText>
+        </w:r>
+      </w:del>
+      <m:oMath>
+        <m:r>
+          <m:t>3</m:t>
+        </m:r>
+      </m:oMath>
+      <w:del w:id="116" w:author="PR Preview" w:date="2026-01-01T00:00:00Z">
+        <w:r>
+          <w:delText xml:space="preserve">.</w:delText>
+        </w:r>
+      </w:del>
+    </w:p>
+    <w:p>
+      <w:pPr>
+        <w:pStyle w:val="BodyText"/>
+      </w:pPr>
+      <w:ins w:id="117" w:author="PR Preview" w:date="2026-01-01T00:00:00Z">
+        <w:r>
+          <w:rPr>
+            <w:b/>
+            <w:bCs/>
+          </w:rPr>
+          <w:t xml:space="preserve">Theorem 4 (Expected squared prediction error)</w:t>
+        </w:r>
+      </w:ins>
+      <w:ins w:id="118" w:author="PR Preview" w:date="2026-01-01T00:00:00Z">
+        <w:r>
+          <w:t xml:space="preserve"> </w:t>
+        </w:r>
+      </w:ins>
+      <w:ins w:id="119" w:author="PR Preview" w:date="2026-01-01T00:00:00Z">
+        <w:r>
+          <w:t xml:space="preserve">Let</w:t>
+        </w:r>
+      </w:ins>
+      <w:ins w:id="120" w:author="PR Preview" w:date="2026-01-01T00:00:00Z">
+        <w:r>
+          <w:t xml:space="preserve"> </w:t>
+        </w:r>
+      </w:ins>
       <m:oMath>
         <m:sSub>
           <m:e>
@@ -14994,46 +17558,85 @@
           <m:t>ε</m:t>
         </m:r>
       </m:oMath>
-      <w:r>
-        <w:t xml:space="preserve">,</w:t>
-      </w:r>
-      <w:r>
-        <w:t xml:space="preserve"> </w:t>
-      </w:r>
-      <w:r>
-        <w:t xml:space="preserve">where</w:t>
-      </w:r>
-      <w:r>
-        <w:t xml:space="preserve"> </w:t>
-      </w:r>
+      <w:ins w:id="121" w:author="PR Preview" w:date="2026-01-01T00:00:00Z">
+        <w:r>
+          <w:t xml:space="preserve">,</w:t>
+        </w:r>
+      </w:ins>
+      <w:ins w:id="122" w:author="PR Preview" w:date="2026-01-01T00:00:00Z">
+        <w:r>
+          <w:t xml:space="preserve"> </w:t>
+        </w:r>
+      </w:ins>
+      <w:ins w:id="123" w:author="PR Preview" w:date="2026-01-01T00:00:00Z">
+        <w:r>
+          <w:t xml:space="preserve">where</w:t>
+        </w:r>
+      </w:ins>
+      <w:ins w:id="124" w:author="PR Preview" w:date="2026-01-01T00:00:00Z">
+        <w:r>
+          <w:t xml:space="preserve"> </w:t>
+        </w:r>
+      </w:ins>
       <m:oMath>
         <m:r>
           <m:t>f</m:t>
         </m:r>
       </m:oMath>
-      <w:r>
-        <w:t xml:space="preserve"> </w:t>
-      </w:r>
-      <w:r>
-        <w:t xml:space="preserve">is a fixed function,</w:t>
-      </w:r>
-      <w:r>
-        <w:t xml:space="preserve"> </w:t>
-      </w:r>
+      <w:ins w:id="125" w:author="PR Preview" w:date="2026-01-01T00:00:00Z">
+        <w:r>
+          <w:t xml:space="preserve"> </w:t>
+        </w:r>
+      </w:ins>
+      <w:ins w:id="126" w:author="PR Preview" w:date="2026-01-01T00:00:00Z">
+        <w:r>
+          <w:t xml:space="preserve">is a fixed function,</w:t>
+        </w:r>
+      </w:ins>
+      <w:ins w:id="127" w:author="PR Preview" w:date="2026-01-01T00:00:00Z">
+        <w:r>
+          <w:t xml:space="preserve"> </w:t>
+        </w:r>
+      </w:ins>
       <m:oMath>
         <m:r>
           <m:t>ε</m:t>
         </m:r>
       </m:oMath>
-      <w:r>
-        <w:t xml:space="preserve"> </w:t>
-      </w:r>
-      <w:r>
-        <w:t xml:space="preserve">has</w:t>
-      </w:r>
-      <w:r>
-        <w:t xml:space="preserve"> </w:t>
-      </w:r>
+      <w:ins w:id="128" w:author="PR Preview" w:date="2026-01-01T00:00:00Z">
+        <w:r>
+          <w:t xml:space="preserve">, the noise in the output at</w:t>
+        </w:r>
+      </w:ins>
+      <w:ins w:id="129" w:author="PR Preview" w:date="2026-01-01T00:00:00Z">
+        <w:r>
+          <w:t xml:space="preserve"> </w:t>
+        </w:r>
+      </w:ins>
+      <m:oMath>
+        <m:sSub>
+          <m:e>
+            <m:r>
+              <m:t>x</m:t>
+            </m:r>
+          </m:e>
+          <m:sub>
+            <m:r>
+              <m:t>0</m:t>
+            </m:r>
+          </m:sub>
+        </m:sSub>
+      </m:oMath>
+      <w:ins w:id="130" w:author="PR Preview" w:date="2026-01-01T00:00:00Z">
+        <w:r>
+          <w:t xml:space="preserve">, has</w:t>
+        </w:r>
+      </w:ins>
+      <w:ins w:id="131" w:author="PR Preview" w:date="2026-01-01T00:00:00Z">
+        <w:r>
+          <w:t xml:space="preserve"> </w:t>
+        </w:r>
+      </w:ins>
       <m:oMath>
         <m:r>
           <m:rPr>
@@ -15070,15 +17673,21 @@
           <m:t>0</m:t>
         </m:r>
       </m:oMath>
-      <w:r>
-        <w:t xml:space="preserve"> </w:t>
-      </w:r>
-      <w:r>
-        <w:t xml:space="preserve">and</w:t>
-      </w:r>
-      <w:r>
-        <w:t xml:space="preserve"> </w:t>
-      </w:r>
+      <w:ins w:id="132" w:author="PR Preview" w:date="2026-01-01T00:00:00Z">
+        <w:r>
+          <w:t xml:space="preserve"> </w:t>
+        </w:r>
+      </w:ins>
+      <w:ins w:id="133" w:author="PR Preview" w:date="2026-01-01T00:00:00Z">
+        <w:r>
+          <w:t xml:space="preserve">and</w:t>
+        </w:r>
+      </w:ins>
+      <w:ins w:id="134" w:author="PR Preview" w:date="2026-01-01T00:00:00Z">
+        <w:r>
+          <w:t xml:space="preserve"> </w:t>
+        </w:r>
+      </w:ins>
       <m:oMath>
         <m:r>
           <m:rPr>
@@ -15124,32 +17733,46 @@
           </m:sup>
         </m:sSup>
       </m:oMath>
-      <w:r>
-        <w:t xml:space="preserve">,</w:t>
-      </w:r>
-      <w:r>
-        <w:t xml:space="preserve"> </w:t>
-      </w:r>
-      <w:r>
-        <w:t xml:space="preserve">and</w:t>
-      </w:r>
-      <w:r>
-        <w:t xml:space="preserve"> </w:t>
-      </w:r>
+      <w:ins w:id="135" w:author="PR Preview" w:date="2026-01-01T00:00:00Z">
+        <w:r>
+          <w:t xml:space="preserve">,</w:t>
+        </w:r>
+      </w:ins>
+      <w:ins w:id="136" w:author="PR Preview" w:date="2026-01-01T00:00:00Z">
+        <w:r>
+          <w:t xml:space="preserve"> </w:t>
+        </w:r>
+      </w:ins>
+      <w:ins w:id="137" w:author="PR Preview" w:date="2026-01-01T00:00:00Z">
+        <w:r>
+          <w:t xml:space="preserve">and</w:t>
+        </w:r>
+      </w:ins>
+      <w:ins w:id="138" w:author="PR Preview" w:date="2026-01-01T00:00:00Z">
+        <w:r>
+          <w:t xml:space="preserve"> </w:t>
+        </w:r>
+      </w:ins>
       <m:oMath>
         <m:r>
           <m:t>ε</m:t>
         </m:r>
       </m:oMath>
-      <w:r>
-        <w:t xml:space="preserve"> </w:t>
-      </w:r>
-      <w:r>
-        <w:t xml:space="preserve">is independent of the prediction</w:t>
-      </w:r>
-      <w:r>
-        <w:t xml:space="preserve"> </w:t>
-      </w:r>
+      <w:ins w:id="139" w:author="PR Preview" w:date="2026-01-01T00:00:00Z">
+        <w:r>
+          <w:t xml:space="preserve"> </w:t>
+        </w:r>
+      </w:ins>
+      <w:ins w:id="140" w:author="PR Preview" w:date="2026-01-01T00:00:00Z">
+        <w:r>
+          <w:t xml:space="preserve">is independent of the prediction</w:t>
+        </w:r>
+      </w:ins>
+      <w:ins w:id="141" w:author="PR Preview" w:date="2026-01-01T00:00:00Z">
+        <w:r>
+          <w:t xml:space="preserve"> </w:t>
+        </w:r>
+      </w:ins>
       <m:oMath>
         <m:acc>
           <m:accPr>
@@ -15190,18 +17813,26 @@
           <m:t>​</m:t>
         </m:r>
       </m:oMath>
-      <w:r>
-        <w:t xml:space="preserve">,</w:t>
-      </w:r>
-      <w:r>
-        <w:t xml:space="preserve"> </w:t>
-      </w:r>
-      <w:r>
-        <w:t xml:space="preserve">which has</w:t>
-      </w:r>
-      <w:r>
-        <w:t xml:space="preserve"> </w:t>
-      </w:r>
+      <w:ins w:id="142" w:author="PR Preview" w:date="2026-01-01T00:00:00Z">
+        <w:r>
+          <w:t xml:space="preserve">,</w:t>
+        </w:r>
+      </w:ins>
+      <w:ins w:id="143" w:author="PR Preview" w:date="2026-01-01T00:00:00Z">
+        <w:r>
+          <w:t xml:space="preserve"> </w:t>
+        </w:r>
+      </w:ins>
+      <w:ins w:id="144" w:author="PR Preview" w:date="2026-01-01T00:00:00Z">
+        <w:r>
+          <w:t xml:space="preserve">which has</w:t>
+        </w:r>
+      </w:ins>
+      <w:ins w:id="145" w:author="PR Preview" w:date="2026-01-01T00:00:00Z">
+        <w:r>
+          <w:t xml:space="preserve"> </w:t>
+        </w:r>
+      </w:ins>
       <m:oMath>
         <m:r>
           <m:rPr>
@@ -15285,15 +17916,21 @@
           <m:t>∞</m:t>
         </m:r>
       </m:oMath>
-      <w:r>
-        <w:t xml:space="preserve">.</w:t>
-      </w:r>
-      <w:r>
-        <w:t xml:space="preserve"> </w:t>
-      </w:r>
-      <w:r>
-        <w:t xml:space="preserve">Then</w:t>
-      </w:r>
+      <w:ins w:id="146" w:author="PR Preview" w:date="2026-01-01T00:00:00Z">
+        <w:r>
+          <w:t xml:space="preserve">.</w:t>
+        </w:r>
+      </w:ins>
+      <w:ins w:id="147" w:author="PR Preview" w:date="2026-01-01T00:00:00Z">
+        <w:r>
+          <w:t xml:space="preserve"> </w:t>
+        </w:r>
+      </w:ins>
+      <w:ins w:id="148" w:author="PR Preview" w:date="2026-01-01T00:00:00Z">
+        <w:r>
+          <w:t xml:space="preserve">Then</w:t>
+        </w:r>
+      </w:ins>
     </w:p>
     <w:p>
       <w:pPr>
@@ -15590,51 +18227,43 @@
       <w:pPr>
         <w:pStyle w:val="FirstParagraph"/>
       </w:pPr>
-      <w:r>
-        <w:rPr>
-          <w:i/>
-          <w:iCs/>
-        </w:rPr>
-        <w:t xml:space="preserve">Proof</w:t>
-      </w:r>
-      <w:r>
-        <w:t xml:space="preserve">. </w:t>
-      </w:r>
-      <w:r>
-        <w:t xml:space="preserve">Write</w:t>
-      </w:r>
-      <w:r>
-        <w:t xml:space="preserve"> </w:t>
-      </w:r>
+      <w:ins w:id="149" w:author="PR Preview" w:date="2026-01-01T00:00:00Z">
+        <w:r>
+          <w:rPr>
+            <w:i/>
+            <w:iCs/>
+          </w:rPr>
+          <w:t xml:space="preserve">Proof</w:t>
+        </w:r>
+      </w:ins>
+      <w:ins w:id="150" w:author="PR Preview" w:date="2026-01-01T00:00:00Z">
+        <w:r>
+          <w:t xml:space="preserve">. </w:t>
+        </w:r>
+      </w:ins>
+      <w:ins w:id="151" w:author="PR Preview" w:date="2026-01-01T00:00:00Z">
+        <w:r>
+          <w:t xml:space="preserve">Write</w:t>
+        </w:r>
+      </w:ins>
+      <w:ins w:id="152" w:author="PR Preview" w:date="2026-01-01T00:00:00Z">
+        <w:r>
+          <w:t xml:space="preserve"> </w:t>
+        </w:r>
+      </w:ins>
       <m:oMath>
         <m:sSub>
           <m:e>
             <m:r>
-              <m:t>Y</m:t>
+              <m:t>e</m:t>
             </m:r>
           </m:e>
           <m:sub>
             <m:r>
-              <m:t>0</m:t>
+              <m:t>f</m:t>
             </m:r>
           </m:sub>
         </m:sSub>
-        <m:r>
-          <m:rPr>
-            <m:sty m:val="p"/>
-          </m:rPr>
-          <m:t>−</m:t>
-        </m:r>
-        <m:acc>
-          <m:accPr>
-            <m:chr m:val="̂"/>
-          </m:accPr>
-          <m:e>
-            <m:r>
-              <m:t>f</m:t>
-            </m:r>
-          </m:e>
-        </m:acc>
         <m:r>
           <m:t>​</m:t>
         </m:r>
@@ -15663,41 +18292,6 @@
         <m:r>
           <m:t>​</m:t>
         </m:r>
-        <m:r>
-          <m:rPr>
-            <m:sty m:val="p"/>
-          </m:rPr>
-          <m:t>=</m:t>
-        </m:r>
-        <m:r>
-          <m:t>ε</m:t>
-        </m:r>
-        <m:r>
-          <m:rPr>
-            <m:sty m:val="p"/>
-          </m:rPr>
-          <m:t>+</m:t>
-        </m:r>
-        <m:r>
-          <m:t>D</m:t>
-        </m:r>
-      </m:oMath>
-      <w:r>
-        <w:t xml:space="preserve">,</w:t>
-      </w:r>
-      <w:r>
-        <w:t xml:space="preserve"> </w:t>
-      </w:r>
-      <w:r>
-        <w:t xml:space="preserve">where</w:t>
-      </w:r>
-      <w:r>
-        <w:t xml:space="preserve"> </w:t>
-      </w:r>
-      <m:oMath>
-        <m:r>
-          <m:t>D</m:t>
-        </m:r>
         <m:limUpp>
           <m:e>
             <m:r>
@@ -15793,15 +18387,600 @@
           <m:t>​</m:t>
         </m:r>
       </m:oMath>
-      <w:r>
-        <w:t xml:space="preserve">.</w:t>
-      </w:r>
-      <w:r>
-        <w:t xml:space="preserve"> </w:t>
-      </w:r>
-      <w:r>
-        <w:t xml:space="preserve">Expanding the square and using linearity of expectation,</w:t>
-      </w:r>
+      <w:ins w:id="153" w:author="PR Preview" w:date="2026-01-01T00:00:00Z">
+        <w:r>
+          <w:t xml:space="preserve">.</w:t>
+        </w:r>
+      </w:ins>
+    </w:p>
+    <w:p>
+      <w:pPr>
+        <w:pStyle w:val="BodyText"/>
+      </w:pPr>
+      <w:ins w:id="154" w:author="PR Preview" w:date="2026-01-01T00:00:00Z">
+        <w:r>
+          <w:t xml:space="preserve">First, the prediction error in terms of</w:t>
+        </w:r>
+      </w:ins>
+      <w:ins w:id="155" w:author="PR Preview" w:date="2026-01-01T00:00:00Z">
+        <w:r>
+          <w:t xml:space="preserve"> </w:t>
+        </w:r>
+      </w:ins>
+      <m:oMath>
+        <m:r>
+          <m:t>ε</m:t>
+        </m:r>
+      </m:oMath>
+      <w:ins w:id="156" w:author="PR Preview" w:date="2026-01-01T00:00:00Z">
+        <w:r>
+          <w:t xml:space="preserve"> </w:t>
+        </w:r>
+      </w:ins>
+      <w:ins w:id="157" w:author="PR Preview" w:date="2026-01-01T00:00:00Z">
+        <w:r>
+          <w:t xml:space="preserve">and</w:t>
+        </w:r>
+      </w:ins>
+      <w:ins w:id="158" w:author="PR Preview" w:date="2026-01-01T00:00:00Z">
+        <w:r>
+          <w:t xml:space="preserve"> </w:t>
+        </w:r>
+      </w:ins>
+      <m:oMath>
+        <m:sSub>
+          <m:e>
+            <m:r>
+              <m:t>e</m:t>
+            </m:r>
+          </m:e>
+          <m:sub>
+            <m:r>
+              <m:t>f</m:t>
+            </m:r>
+          </m:sub>
+        </m:sSub>
+        <m:r>
+          <m:t>​</m:t>
+        </m:r>
+        <m:d>
+          <m:dPr>
+            <m:begChr m:val="("/>
+            <m:sepChr m:val=""/>
+            <m:endChr m:val=")"/>
+            <m:grow/>
+          </m:dPr>
+          <m:e>
+            <m:sSub>
+              <m:e>
+                <m:r>
+                  <m:t>x</m:t>
+                </m:r>
+              </m:e>
+              <m:sub>
+                <m:r>
+                  <m:t>0</m:t>
+                </m:r>
+              </m:sub>
+            </m:sSub>
+          </m:e>
+        </m:d>
+        <m:r>
+          <m:t>​</m:t>
+        </m:r>
+      </m:oMath>
+      <w:ins w:id="159" w:author="PR Preview" w:date="2026-01-01T00:00:00Z">
+        <w:r>
+          <w:t xml:space="preserve">:</w:t>
+        </w:r>
+      </w:ins>
+    </w:p>
+    <w:p>
+      <w:pPr>
+        <w:pStyle w:val="BodyText"/>
+      </w:pPr>
+      <m:oMathPara>
+        <m:oMathParaPr>
+          <m:jc m:val="center"/>
+        </m:oMathParaPr>
+        <m:oMath>
+          <m:eqArr>
+            <m:e>
+              <m:sSub>
+                <m:e>
+                  <m:r>
+                    <m:t>Y</m:t>
+                  </m:r>
+                </m:e>
+                <m:sub>
+                  <m:r>
+                    <m:t>0</m:t>
+                  </m:r>
+                </m:sub>
+              </m:sSub>
+              <m:r>
+                <m:rPr>
+                  <m:sty m:val="p"/>
+                </m:rPr>
+                <m:t>−</m:t>
+              </m:r>
+              <m:acc>
+                <m:accPr>
+                  <m:chr m:val="̂"/>
+                </m:accPr>
+                <m:e>
+                  <m:r>
+                    <m:t>f</m:t>
+                  </m:r>
+                </m:e>
+              </m:acc>
+              <m:r>
+                <m:t>​</m:t>
+              </m:r>
+              <m:d>
+                <m:dPr>
+                  <m:begChr m:val="("/>
+                  <m:sepChr m:val=""/>
+                  <m:endChr m:val=")"/>
+                  <m:grow/>
+                </m:dPr>
+                <m:e>
+                  <m:sSub>
+                    <m:e>
+                      <m:r>
+                        <m:t>x</m:t>
+                      </m:r>
+                    </m:e>
+                    <m:sub>
+                      <m:r>
+                        <m:t>0</m:t>
+                      </m:r>
+                    </m:sub>
+                  </m:sSub>
+                </m:e>
+              </m:d>
+              <m:r>
+                <m:t>​</m:t>
+              </m:r>
+              <m:r>
+                <m:t>&amp;</m:t>
+              </m:r>
+              <m:r>
+                <m:rPr>
+                  <m:sty m:val="p"/>
+                </m:rPr>
+                <m:t>=</m:t>
+              </m:r>
+              <m:r>
+                <m:t>​</m:t>
+              </m:r>
+              <m:d>
+                <m:dPr>
+                  <m:begChr m:val="("/>
+                  <m:sepChr m:val=""/>
+                  <m:endChr m:val=")"/>
+                  <m:grow/>
+                </m:dPr>
+                <m:e>
+                  <m:r>
+                    <m:t>f</m:t>
+                  </m:r>
+                  <m:r>
+                    <m:t>​</m:t>
+                  </m:r>
+                  <m:d>
+                    <m:dPr>
+                      <m:begChr m:val="("/>
+                      <m:sepChr m:val=""/>
+                      <m:endChr m:val=")"/>
+                      <m:grow/>
+                    </m:dPr>
+                    <m:e>
+                      <m:sSub>
+                        <m:e>
+                          <m:r>
+                            <m:t>x</m:t>
+                          </m:r>
+                        </m:e>
+                        <m:sub>
+                          <m:r>
+                            <m:t>0</m:t>
+                          </m:r>
+                        </m:sub>
+                      </m:sSub>
+                    </m:e>
+                  </m:d>
+                  <m:r>
+                    <m:t>​</m:t>
+                  </m:r>
+                  <m:r>
+                    <m:rPr>
+                      <m:sty m:val="p"/>
+                    </m:rPr>
+                    <m:t>+</m:t>
+                  </m:r>
+                  <m:r>
+                    <m:t>ε</m:t>
+                  </m:r>
+                </m:e>
+              </m:d>
+              <m:r>
+                <m:t>​</m:t>
+              </m:r>
+              <m:r>
+                <m:rPr>
+                  <m:sty m:val="p"/>
+                </m:rPr>
+                <m:t>−</m:t>
+              </m:r>
+              <m:acc>
+                <m:accPr>
+                  <m:chr m:val="̂"/>
+                </m:accPr>
+                <m:e>
+                  <m:r>
+                    <m:t>f</m:t>
+                  </m:r>
+                </m:e>
+              </m:acc>
+              <m:r>
+                <m:t>​</m:t>
+              </m:r>
+              <m:d>
+                <m:dPr>
+                  <m:begChr m:val="("/>
+                  <m:sepChr m:val=""/>
+                  <m:endChr m:val=")"/>
+                  <m:grow/>
+                </m:dPr>
+                <m:e>
+                  <m:sSub>
+                    <m:e>
+                      <m:r>
+                        <m:t>x</m:t>
+                      </m:r>
+                    </m:e>
+                    <m:sub>
+                      <m:r>
+                        <m:t>0</m:t>
+                      </m:r>
+                    </m:sub>
+                  </m:sSub>
+                </m:e>
+              </m:d>
+              <m:r>
+                <m:t>​</m:t>
+              </m:r>
+              <m:r>
+                <m:t>&amp;</m:t>
+              </m:r>
+              <m:r>
+                <m:t>&amp;</m:t>
+              </m:r>
+              <m:r>
+                <m:rPr>
+                  <m:nor/>
+                  <m:sty m:val="p"/>
+                </m:rPr>
+                <m:t>(definition of </m:t>
+              </m:r>
+              <m:sSub>
+                <m:e>
+                  <m:r>
+                    <m:t>Y</m:t>
+                  </m:r>
+                </m:e>
+                <m:sub>
+                  <m:r>
+                    <m:t>0</m:t>
+                  </m:r>
+                </m:sub>
+              </m:sSub>
+              <m:r>
+                <m:rPr>
+                  <m:nor/>
+                  <m:sty m:val="p"/>
+                </m:rPr>
+                <m:t>)</m:t>
+              </m:r>
+            </m:e>
+            <m:e>
+              <m:r>
+                <m:t>&amp;</m:t>
+              </m:r>
+              <m:r>
+                <m:rPr>
+                  <m:sty m:val="p"/>
+                </m:rPr>
+                <m:t>=</m:t>
+              </m:r>
+              <m:r>
+                <m:t>ε</m:t>
+              </m:r>
+              <m:r>
+                <m:rPr>
+                  <m:sty m:val="p"/>
+                </m:rPr>
+                <m:t>+</m:t>
+              </m:r>
+              <m:r>
+                <m:t>​</m:t>
+              </m:r>
+              <m:d>
+                <m:dPr>
+                  <m:begChr m:val="("/>
+                  <m:sepChr m:val=""/>
+                  <m:endChr m:val=")"/>
+                  <m:grow/>
+                </m:dPr>
+                <m:e>
+                  <m:r>
+                    <m:t>f</m:t>
+                  </m:r>
+                  <m:r>
+                    <m:t>​</m:t>
+                  </m:r>
+                  <m:d>
+                    <m:dPr>
+                      <m:begChr m:val="("/>
+                      <m:sepChr m:val=""/>
+                      <m:endChr m:val=")"/>
+                      <m:grow/>
+                    </m:dPr>
+                    <m:e>
+                      <m:sSub>
+                        <m:e>
+                          <m:r>
+                            <m:t>x</m:t>
+                          </m:r>
+                        </m:e>
+                        <m:sub>
+                          <m:r>
+                            <m:t>0</m:t>
+                          </m:r>
+                        </m:sub>
+                      </m:sSub>
+                    </m:e>
+                  </m:d>
+                  <m:r>
+                    <m:t>​</m:t>
+                  </m:r>
+                  <m:r>
+                    <m:rPr>
+                      <m:sty m:val="p"/>
+                    </m:rPr>
+                    <m:t>−</m:t>
+                  </m:r>
+                  <m:acc>
+                    <m:accPr>
+                      <m:chr m:val="̂"/>
+                    </m:accPr>
+                    <m:e>
+                      <m:r>
+                        <m:t>f</m:t>
+                      </m:r>
+                    </m:e>
+                  </m:acc>
+                  <m:r>
+                    <m:t>​</m:t>
+                  </m:r>
+                  <m:d>
+                    <m:dPr>
+                      <m:begChr m:val="("/>
+                      <m:sepChr m:val=""/>
+                      <m:endChr m:val=")"/>
+                      <m:grow/>
+                    </m:dPr>
+                    <m:e>
+                      <m:sSub>
+                        <m:e>
+                          <m:r>
+                            <m:t>x</m:t>
+                          </m:r>
+                        </m:e>
+                        <m:sub>
+                          <m:r>
+                            <m:t>0</m:t>
+                          </m:r>
+                        </m:sub>
+                      </m:sSub>
+                    </m:e>
+                  </m:d>
+                  <m:r>
+                    <m:t>​</m:t>
+                  </m:r>
+                </m:e>
+              </m:d>
+              <m:r>
+                <m:t>​</m:t>
+              </m:r>
+              <m:r>
+                <m:t>&amp;</m:t>
+              </m:r>
+              <m:r>
+                <m:t>&amp;</m:t>
+              </m:r>
+              <m:r>
+                <m:rPr>
+                  <m:nor/>
+                  <m:sty m:val="p"/>
+                </m:rPr>
+                <m:t>(reorder the terms of the sum)</m:t>
+              </m:r>
+            </m:e>
+            <m:e>
+              <m:r>
+                <m:t>&amp;</m:t>
+              </m:r>
+              <m:r>
+                <m:rPr>
+                  <m:sty m:val="p"/>
+                </m:rPr>
+                <m:t>=</m:t>
+              </m:r>
+              <m:r>
+                <m:t>ε</m:t>
+              </m:r>
+              <m:r>
+                <m:rPr>
+                  <m:sty m:val="p"/>
+                </m:rPr>
+                <m:t>+</m:t>
+              </m:r>
+              <m:sSub>
+                <m:e>
+                  <m:r>
+                    <m:t>e</m:t>
+                  </m:r>
+                </m:e>
+                <m:sub>
+                  <m:r>
+                    <m:t>f</m:t>
+                  </m:r>
+                </m:sub>
+              </m:sSub>
+              <m:r>
+                <m:t>​</m:t>
+              </m:r>
+              <m:d>
+                <m:dPr>
+                  <m:begChr m:val="("/>
+                  <m:sepChr m:val=""/>
+                  <m:endChr m:val=")"/>
+                  <m:grow/>
+                </m:dPr>
+                <m:e>
+                  <m:sSub>
+                    <m:e>
+                      <m:r>
+                        <m:t>x</m:t>
+                      </m:r>
+                    </m:e>
+                    <m:sub>
+                      <m:r>
+                        <m:t>0</m:t>
+                      </m:r>
+                    </m:sub>
+                  </m:sSub>
+                </m:e>
+              </m:d>
+              <m:r>
+                <m:t>​</m:t>
+              </m:r>
+              <m:r>
+                <m:t>&amp;</m:t>
+              </m:r>
+              <m:r>
+                <m:t>&amp;</m:t>
+              </m:r>
+              <m:r>
+                <m:rPr>
+                  <m:nor/>
+                  <m:sty m:val="p"/>
+                </m:rPr>
+                <m:t>(definition of </m:t>
+              </m:r>
+              <m:sSub>
+                <m:e>
+                  <m:r>
+                    <m:t>e</m:t>
+                  </m:r>
+                </m:e>
+                <m:sub>
+                  <m:r>
+                    <m:t>f</m:t>
+                  </m:r>
+                </m:sub>
+              </m:sSub>
+              <m:r>
+                <m:t>​</m:t>
+              </m:r>
+              <m:d>
+                <m:dPr>
+                  <m:begChr m:val="("/>
+                  <m:sepChr m:val=""/>
+                  <m:endChr m:val=")"/>
+                  <m:grow/>
+                </m:dPr>
+                <m:e>
+                  <m:sSub>
+                    <m:e>
+                      <m:r>
+                        <m:t>x</m:t>
+                      </m:r>
+                    </m:e>
+                    <m:sub>
+                      <m:r>
+                        <m:t>0</m:t>
+                      </m:r>
+                    </m:sub>
+                  </m:sSub>
+                </m:e>
+              </m:d>
+              <m:r>
+                <m:t>​</m:t>
+              </m:r>
+              <m:r>
+                <m:rPr>
+                  <m:nor/>
+                  <m:sty m:val="p"/>
+                </m:rPr>
+                <m:t>)</m:t>
+              </m:r>
+            </m:e>
+          </m:eqArr>
+        </m:oMath>
+      </m:oMathPara>
+    </w:p>
+    <w:p>
+      <w:pPr>
+        <w:pStyle w:val="FirstParagraph"/>
+      </w:pPr>
+      <w:ins w:id="160" w:author="PR Preview" w:date="2026-01-01T00:00:00Z">
+        <w:r>
+          <w:t xml:space="preserve">Next, expand the square and split the expectation.</w:t>
+        </w:r>
+      </w:ins>
+      <w:ins w:id="161" w:author="PR Preview" w:date="2026-01-01T00:00:00Z">
+        <w:r>
+          <w:t xml:space="preserve"> </w:t>
+        </w:r>
+      </w:ins>
+      <w:ins w:id="162" w:author="PR Preview" w:date="2026-01-01T00:00:00Z">
+        <w:r>
+          <w:t xml:space="preserve">The last two steps use</w:t>
+        </w:r>
+      </w:ins>
+      <w:ins w:id="163" w:author="PR Preview" w:date="2026-01-01T00:00:00Z">
+        <w:r>
+          <w:t xml:space="preserve"> </w:t>
+        </w:r>
+      </w:ins>
+      <w:hyperlink r:id="rId30">
+        <w:ins w:id="164" w:author="PR Preview" w:date="2026-01-01T00:00:00Z">
+          <w:r>
+            <w:rPr>
+              <w:rStyle w:val="Hyperlink"/>
+            </w:rPr>
+            <w:t xml:space="preserve">linearity of expectation</w:t>
+          </w:r>
+        </w:ins>
+      </w:hyperlink>
+      <w:ins w:id="165" w:author="PR Preview" w:date="2026-01-01T00:00:00Z">
+        <w:r>
+          <w:t xml:space="preserve">,</w:t>
+        </w:r>
+      </w:ins>
+      <w:ins w:id="166" w:author="PR Preview" w:date="2026-01-01T00:00:00Z">
+        <w:r>
+          <w:t xml:space="preserve"> </w:t>
+        </w:r>
+      </w:ins>
+      <w:ins w:id="167" w:author="PR Preview" w:date="2026-01-01T00:00:00Z">
+        <w:r>
+          <w:t xml:space="preserve">first for the expectation of a sum and then for a constant factor:</w:t>
+        </w:r>
+      </w:ins>
     </w:p>
     <w:p>
       <w:pPr>
@@ -15943,10 +19122,72 @@
                   <m:grow/>
                 </m:dPr>
                 <m:e>
+                  <m:r>
+                    <m:t>​</m:t>
+                  </m:r>
+                  <m:d>
+                    <m:dPr>
+                      <m:begChr m:val="("/>
+                      <m:sepChr m:val=""/>
+                      <m:endChr m:val=")"/>
+                      <m:grow/>
+                    </m:dPr>
+                    <m:e>
+                      <m:r>
+                        <m:t>ε</m:t>
+                      </m:r>
+                      <m:r>
+                        <m:rPr>
+                          <m:sty m:val="p"/>
+                        </m:rPr>
+                        <m:t>+</m:t>
+                      </m:r>
+                      <m:sSub>
+                        <m:e>
+                          <m:r>
+                            <m:t>e</m:t>
+                          </m:r>
+                        </m:e>
+                        <m:sub>
+                          <m:r>
+                            <m:t>f</m:t>
+                          </m:r>
+                        </m:sub>
+                      </m:sSub>
+                      <m:r>
+                        <m:t>​</m:t>
+                      </m:r>
+                      <m:d>
+                        <m:dPr>
+                          <m:begChr m:val="("/>
+                          <m:sepChr m:val=""/>
+                          <m:endChr m:val=")"/>
+                          <m:grow/>
+                        </m:dPr>
+                        <m:e>
+                          <m:sSub>
+                            <m:e>
+                              <m:r>
+                                <m:t>x</m:t>
+                              </m:r>
+                            </m:e>
+                            <m:sub>
+                              <m:r>
+                                <m:t>0</m:t>
+                              </m:r>
+                            </m:sub>
+                          </m:sSub>
+                        </m:e>
+                      </m:d>
+                      <m:r>
+                        <m:t>​</m:t>
+                      </m:r>
+                    </m:e>
+                  </m:d>
                   <m:sSup>
                     <m:e>
                       <m:r>
-                        <m:t>ε</m:t>
+                        <m:t>​</m:t>
                       </m:r>
                     </m:e>
                     <m:sup>
@@ -15961,47 +19202,28 @@
                 <m:t>​</m:t>
               </m:r>
               <m:r>
-                <m:rPr>
-                  <m:sty m:val="p"/>
-                </m:rPr>
-                <m:t>+</m:t>
-              </m:r>
-              <m:r>
-                <m:t>2</m:t>
-              </m:r>
-              <m:r>
-                <m:rPr>
-                  <m:sty m:val="p"/>
-                </m:rPr>
-                <m:t>E</m:t>
-              </m:r>
-              <m:r>
-                <m:t>​</m:t>
-              </m:r>
-              <m:d>
-                <m:dPr>
-                  <m:begChr m:val="["/>
-                  <m:sepChr m:val=""/>
-                  <m:endChr m:val="]"/>
-                  <m:grow/>
-                </m:dPr>
-                <m:e>
-                  <m:r>
-                    <m:t>ε</m:t>
-                  </m:r>
-                  <m:r>
-                    <m:t>D</m:t>
-                  </m:r>
-                </m:e>
-              </m:d>
-              <m:r>
-                <m:t>​</m:t>
-              </m:r>
-              <m:r>
-                <m:rPr>
-                  <m:sty m:val="p"/>
-                </m:rPr>
-                <m:t>+</m:t>
+                <m:t>&amp;</m:t>
+              </m:r>
+              <m:r>
+                <m:t>&amp;</m:t>
+              </m:r>
+              <m:r>
+                <m:rPr>
+                  <m:nor/>
+                  <m:sty m:val="p"/>
+                </m:rPr>
+                <m:t>(the error above)</m:t>
+              </m:r>
+            </m:e>
+            <m:e>
+              <m:r>
+                <m:t>&amp;</m:t>
+              </m:r>
+              <m:r>
+                <m:rPr>
+                  <m:sty m:val="p"/>
+                </m:rPr>
+                <m:t>=</m:t>
               </m:r>
               <m:r>
                 <m:rPr>
@@ -16023,7 +19245,283 @@
                   <m:sSup>
                     <m:e>
                       <m:r>
-                        <m:t>D</m:t>
+                        <m:t>ε</m:t>
+                      </m:r>
+                    </m:e>
+                    <m:sup>
+                      <m:r>
+                        <m:t>2</m:t>
+                      </m:r>
+                    </m:sup>
+                  </m:sSup>
+                  <m:r>
+                    <m:rPr>
+                      <m:sty m:val="p"/>
+                    </m:rPr>
+                    <m:t>+</m:t>
+                  </m:r>
+                  <m:r>
+                    <m:t>2</m:t>
+                  </m:r>
+                  <m:r>
+                    <m:t>ε</m:t>
+                  </m:r>
+                  <m:sSub>
+                    <m:e>
+                      <m:r>
+                        <m:t>e</m:t>
+                      </m:r>
+                    </m:e>
+                    <m:sub>
+                      <m:r>
+                        <m:t>f</m:t>
+                      </m:r>
+                    </m:sub>
+                  </m:sSub>
+                  <m:r>
+                    <m:t>​</m:t>
+                  </m:r>
+                  <m:d>
+                    <m:dPr>
+                      <m:begChr m:val="("/>
+                      <m:sepChr m:val=""/>
+                      <m:endChr m:val=")"/>
+                      <m:grow/>
+                    </m:dPr>
+                    <m:e>
+                      <m:sSub>
+                        <m:e>
+                          <m:r>
+                            <m:t>x</m:t>
+                          </m:r>
+                        </m:e>
+                        <m:sub>
+                          <m:r>
+                            <m:t>0</m:t>
+                          </m:r>
+                        </m:sub>
+                      </m:sSub>
+                    </m:e>
+                  </m:d>
+                  <m:r>
+                    <m:t>​</m:t>
+                  </m:r>
+                  <m:r>
+                    <m:rPr>
+                      <m:sty m:val="p"/>
+                    </m:rPr>
+                    <m:t>+</m:t>
+                  </m:r>
+                  <m:r>
+                    <m:t>​</m:t>
+                  </m:r>
+                  <m:sSup>
+                    <m:e>
+                      <m:d>
+                        <m:dPr>
+                          <m:begChr m:val="("/>
+                          <m:sepChr m:val=""/>
+                          <m:endChr m:val=")"/>
+                          <m:grow/>
+                        </m:dPr>
+                        <m:e>
+                          <m:sSub>
+                            <m:e>
+                              <m:r>
+                                <m:t>e</m:t>
+                              </m:r>
+                            </m:e>
+                            <m:sub>
+                              <m:r>
+                                <m:t>f</m:t>
+                              </m:r>
+                            </m:sub>
+                          </m:sSub>
+                          <m:r>
+                            <m:t>​</m:t>
+                          </m:r>
+                          <m:d>
+                            <m:dPr>
+                              <m:begChr m:val="("/>
+                              <m:sepChr m:val=""/>
+                              <m:endChr m:val=")"/>
+                              <m:grow/>
+                            </m:dPr>
+                            <m:e>
+                              <m:sSub>
+                                <m:e>
+                                  <m:r>
+                                    <m:t>x</m:t>
+                                  </m:r>
+                                </m:e>
+                                <m:sub>
+                                  <m:r>
+                                    <m:t>0</m:t>
+                                  </m:r>
+                                </m:sub>
+                              </m:sSub>
+                            </m:e>
+                          </m:d>
+                          <m:r>
+                            <m:t>​</m:t>
+                          </m:r>
+                        </m:e>
+                      </m:d>
+                    </m:e>
+                    <m:sup>
+                      <m:r>
+                        <m:t>2</m:t>
+                      </m:r>
+                    </m:sup>
+                  </m:sSup>
+                  <m:r>
+                    <m:t>​</m:t>
+                  </m:r>
+                </m:e>
+              </m:d>
+              <m:r>
+                <m:t>​</m:t>
+              </m:r>
+              <m:r>
+                <m:t>&amp;</m:t>
+              </m:r>
+              <m:r>
+                <m:t>&amp;</m:t>
+              </m:r>
+              <m:r>
+                <m:rPr>
+                  <m:nor/>
+                  <m:sty m:val="p"/>
+                </m:rPr>
+                <m:t>(expand: </m:t>
+              </m:r>
+              <m:r>
+                <m:t>​</m:t>
+              </m:r>
+              <m:d>
+                <m:dPr>
+                  <m:begChr m:val="("/>
+                  <m:sepChr m:val=""/>
+                  <m:endChr m:val=")"/>
+                  <m:grow/>
+                </m:dPr>
+                <m:e>
+                  <m:r>
+                    <m:t>a</m:t>
+                  </m:r>
+                  <m:r>
+                    <m:rPr>
+                      <m:sty m:val="p"/>
+                    </m:rPr>
+                    <m:t>+</m:t>
+                  </m:r>
+                  <m:r>
+                    <m:t>b</m:t>
+                  </m:r>
+                </m:e>
+              </m:d>
+              <m:sSup>
+                <m:e>
+                  <m:r>
+                    <m:t>​</m:t>
+                  </m:r>
+                </m:e>
+                <m:sup>
+                  <m:r>
+                    <m:t>2</m:t>
+                  </m:r>
+                </m:sup>
+              </m:sSup>
+              <m:r>
+                <m:rPr>
+                  <m:sty m:val="p"/>
+                </m:rPr>
+                <m:t>=</m:t>
+              </m:r>
+              <m:sSup>
+                <m:e>
+                  <m:r>
+                    <m:t>a</m:t>
+                  </m:r>
+                </m:e>
+                <m:sup>
+                  <m:r>
+                    <m:t>2</m:t>
+                  </m:r>
+                </m:sup>
+              </m:sSup>
+              <m:r>
+                <m:rPr>
+                  <m:sty m:val="p"/>
+                </m:rPr>
+                <m:t>+</m:t>
+              </m:r>
+              <m:r>
+                <m:t>2</m:t>
+              </m:r>
+              <m:r>
+                <m:t>a</m:t>
+              </m:r>
+              <m:r>
+                <m:t>b</m:t>
+              </m:r>
+              <m:r>
+                <m:rPr>
+                  <m:sty m:val="p"/>
+                </m:rPr>
+                <m:t>+</m:t>
+              </m:r>
+              <m:sSup>
+                <m:e>
+                  <m:r>
+                    <m:t>b</m:t>
+                  </m:r>
+                </m:e>
+                <m:sup>
+                  <m:r>
+                    <m:t>2</m:t>
+                  </m:r>
+                </m:sup>
+              </m:sSup>
+              <m:r>
+                <m:rPr>
+                  <m:nor/>
+                  <m:sty m:val="p"/>
+                </m:rPr>
+                <m:t>)</m:t>
+              </m:r>
+            </m:e>
+            <m:e>
+              <m:r>
+                <m:t>&amp;</m:t>
+              </m:r>
+              <m:r>
+                <m:rPr>
+                  <m:sty m:val="p"/>
+                </m:rPr>
+                <m:t>=</m:t>
+              </m:r>
+              <m:r>
+                <m:rPr>
+                  <m:sty m:val="p"/>
+                </m:rPr>
+                <m:t>E</m:t>
+              </m:r>
+              <m:r>
+                <m:t>​</m:t>
+              </m:r>
+              <m:d>
+                <m:dPr>
+                  <m:begChr m:val="["/>
+                  <m:sepChr m:val=""/>
+                  <m:endChr m:val="]"/>
+                  <m:grow/>
+                </m:dPr>
+                <m:e>
+                  <m:sSup>
+                    <m:e>
+                      <m:r>
+                        <m:t>ε</m:t>
                       </m:r>
                     </m:e>
                     <m:sup>
@@ -16038,6 +19536,173 @@
                 <m:t>​</m:t>
               </m:r>
               <m:r>
+                <m:rPr>
+                  <m:sty m:val="p"/>
+                </m:rPr>
+                <m:t>+</m:t>
+              </m:r>
+              <m:r>
+                <m:rPr>
+                  <m:sty m:val="p"/>
+                </m:rPr>
+                <m:t>E</m:t>
+              </m:r>
+              <m:r>
+                <m:t>​</m:t>
+              </m:r>
+              <m:d>
+                <m:dPr>
+                  <m:begChr m:val="["/>
+                  <m:sepChr m:val=""/>
+                  <m:endChr m:val="]"/>
+                  <m:grow/>
+                </m:dPr>
+                <m:e>
+                  <m:r>
+                    <m:t>2</m:t>
+                  </m:r>
+                  <m:r>
+                    <m:t>ε</m:t>
+                  </m:r>
+                  <m:sSub>
+                    <m:e>
+                      <m:r>
+                        <m:t>e</m:t>
+                      </m:r>
+                    </m:e>
+                    <m:sub>
+                      <m:r>
+                        <m:t>f</m:t>
+                      </m:r>
+                    </m:sub>
+                  </m:sSub>
+                  <m:r>
+                    <m:t>​</m:t>
+                  </m:r>
+                  <m:d>
+                    <m:dPr>
+                      <m:begChr m:val="("/>
+                      <m:sepChr m:val=""/>
+                      <m:endChr m:val=")"/>
+                      <m:grow/>
+                    </m:dPr>
+                    <m:e>
+                      <m:sSub>
+                        <m:e>
+                          <m:r>
+                            <m:t>x</m:t>
+                          </m:r>
+                        </m:e>
+                        <m:sub>
+                          <m:r>
+                            <m:t>0</m:t>
+                          </m:r>
+                        </m:sub>
+                      </m:sSub>
+                    </m:e>
+                  </m:d>
+                  <m:r>
+                    <m:t>​</m:t>
+                  </m:r>
+                </m:e>
+              </m:d>
+              <m:r>
+                <m:t>​</m:t>
+              </m:r>
+              <m:r>
+                <m:rPr>
+                  <m:sty m:val="p"/>
+                </m:rPr>
+                <m:t>+</m:t>
+              </m:r>
+              <m:r>
+                <m:rPr>
+                  <m:sty m:val="p"/>
+                </m:rPr>
+                <m:t>E</m:t>
+              </m:r>
+              <m:r>
+                <m:t>​</m:t>
+              </m:r>
+              <m:d>
+                <m:dPr>
+                  <m:begChr m:val="["/>
+                  <m:sepChr m:val=""/>
+                  <m:endChr m:val="]"/>
+                  <m:grow/>
+                </m:dPr>
+                <m:e>
+                  <m:r>
+                    <m:t>​</m:t>
+                  </m:r>
+                  <m:sSup>
+                    <m:e>
+                      <m:d>
+                        <m:dPr>
+                          <m:begChr m:val="("/>
+                          <m:sepChr m:val=""/>
+                          <m:endChr m:val=")"/>
+                          <m:grow/>
+                        </m:dPr>
+                        <m:e>
+                          <m:sSub>
+                            <m:e>
+                              <m:r>
+                                <m:t>e</m:t>
+                              </m:r>
+                            </m:e>
+                            <m:sub>
+                              <m:r>
+                                <m:t>f</m:t>
+                              </m:r>
+                            </m:sub>
+                          </m:sSub>
+                          <m:r>
+                            <m:t>​</m:t>
+                          </m:r>
+                          <m:d>
+                            <m:dPr>
+                              <m:begChr m:val="("/>
+                              <m:sepChr m:val=""/>
+                              <m:endChr m:val=")"/>
+                              <m:grow/>
+                            </m:dPr>
+                            <m:e>
+                              <m:sSub>
+                                <m:e>
+                                  <m:r>
+                                    <m:t>x</m:t>
+                                  </m:r>
+                                </m:e>
+                                <m:sub>
+                                  <m:r>
+                                    <m:t>0</m:t>
+                                  </m:r>
+                                </m:sub>
+                              </m:sSub>
+                            </m:e>
+                          </m:d>
+                          <m:r>
+                            <m:t>​</m:t>
+                          </m:r>
+                        </m:e>
+                      </m:d>
+                    </m:e>
+                    <m:sup>
+                      <m:r>
+                        <m:t>2</m:t>
+                      </m:r>
+                    </m:sup>
+                  </m:sSup>
+                  <m:r>
+                    <m:t>​</m:t>
+                  </m:r>
+                </m:e>
+              </m:d>
+              <m:r>
+                <m:t>​</m:t>
+              </m:r>
+              <m:r>
                 <m:t>&amp;</m:t>
               </m:r>
               <m:r>
@@ -16048,12 +19713,247 @@
                   <m:nor/>
                   <m:sty m:val="p"/>
                 </m:rPr>
-                <m:t>(expand the square)</m:t>
+                <m:t>(expectation of a sum)</m:t>
+              </m:r>
+            </m:e>
+            <m:e>
+              <m:r>
+                <m:t>&amp;</m:t>
+              </m:r>
+              <m:r>
+                <m:rPr>
+                  <m:sty m:val="p"/>
+                </m:rPr>
+                <m:t>=</m:t>
+              </m:r>
+              <m:r>
+                <m:rPr>
+                  <m:sty m:val="p"/>
+                </m:rPr>
+                <m:t>E</m:t>
+              </m:r>
+              <m:r>
+                <m:t>​</m:t>
+              </m:r>
+              <m:d>
+                <m:dPr>
+                  <m:begChr m:val="["/>
+                  <m:sepChr m:val=""/>
+                  <m:endChr m:val="]"/>
+                  <m:grow/>
+                </m:dPr>
+                <m:e>
+                  <m:sSup>
+                    <m:e>
+                      <m:r>
+                        <m:t>ε</m:t>
+                      </m:r>
+                    </m:e>
+                    <m:sup>
+                      <m:r>
+                        <m:t>2</m:t>
+                      </m:r>
+                    </m:sup>
+                  </m:sSup>
+                </m:e>
+              </m:d>
+              <m:r>
+                <m:t>​</m:t>
+              </m:r>
+              <m:r>
+                <m:rPr>
+                  <m:sty m:val="p"/>
+                </m:rPr>
+                <m:t>+</m:t>
+              </m:r>
+              <m:r>
+                <m:t>2</m:t>
+              </m:r>
+              <m:r>
+                <m:rPr>
+                  <m:sty m:val="p"/>
+                </m:rPr>
+                <m:t>E</m:t>
+              </m:r>
+              <m:r>
+                <m:t>​</m:t>
+              </m:r>
+              <m:d>
+                <m:dPr>
+                  <m:begChr m:val="["/>
+                  <m:sepChr m:val=""/>
+                  <m:endChr m:val="]"/>
+                  <m:grow/>
+                </m:dPr>
+                <m:e>
+                  <m:r>
+                    <m:t>ε</m:t>
+                  </m:r>
+                  <m:sSub>
+                    <m:e>
+                      <m:r>
+                        <m:t>e</m:t>
+                      </m:r>
+                    </m:e>
+                    <m:sub>
+                      <m:r>
+                        <m:t>f</m:t>
+                      </m:r>
+                    </m:sub>
+                  </m:sSub>
+                  <m:r>
+                    <m:t>​</m:t>
+                  </m:r>
+                  <m:d>
+                    <m:dPr>
+                      <m:begChr m:val="("/>
+                      <m:sepChr m:val=""/>
+                      <m:endChr m:val=")"/>
+                      <m:grow/>
+                    </m:dPr>
+                    <m:e>
+                      <m:sSub>
+                        <m:e>
+                          <m:r>
+                            <m:t>x</m:t>
+                          </m:r>
+                        </m:e>
+                        <m:sub>
+                          <m:r>
+                            <m:t>0</m:t>
+                          </m:r>
+                        </m:sub>
+                      </m:sSub>
+                    </m:e>
+                  </m:d>
+                  <m:r>
+                    <m:t>​</m:t>
+                  </m:r>
+                </m:e>
+              </m:d>
+              <m:r>
+                <m:t>​</m:t>
+              </m:r>
+              <m:r>
+                <m:rPr>
+                  <m:sty m:val="p"/>
+                </m:rPr>
+                <m:t>+</m:t>
+              </m:r>
+              <m:r>
+                <m:rPr>
+                  <m:sty m:val="p"/>
+                </m:rPr>
+                <m:t>E</m:t>
+              </m:r>
+              <m:r>
+                <m:t>​</m:t>
+              </m:r>
+              <m:d>
+                <m:dPr>
+                  <m:begChr m:val="["/>
+                  <m:sepChr m:val=""/>
+                  <m:endChr m:val="]"/>
+                  <m:grow/>
+                </m:dPr>
+                <m:e>
+                  <m:r>
+                    <m:t>​</m:t>
+                  </m:r>
+                  <m:sSup>
+                    <m:e>
+                      <m:d>
+                        <m:dPr>
+                          <m:begChr m:val="("/>
+                          <m:sepChr m:val=""/>
+                          <m:endChr m:val=")"/>
+                          <m:grow/>
+                        </m:dPr>
+                        <m:e>
+                          <m:sSub>
+                            <m:e>
+                              <m:r>
+                                <m:t>e</m:t>
+                              </m:r>
+                            </m:e>
+                            <m:sub>
+                              <m:r>
+                                <m:t>f</m:t>
+                              </m:r>
+                            </m:sub>
+                          </m:sSub>
+                          <m:r>
+                            <m:t>​</m:t>
+                          </m:r>
+                          <m:d>
+                            <m:dPr>
+                              <m:begChr m:val="("/>
+                              <m:sepChr m:val=""/>
+                              <m:endChr m:val=")"/>
+                              <m:grow/>
+                            </m:dPr>
+                            <m:e>
+                              <m:sSub>
+                                <m:e>
+                                  <m:r>
+                                    <m:t>x</m:t>
+                                  </m:r>
+                                </m:e>
+                                <m:sub>
+                                  <m:r>
+                                    <m:t>0</m:t>
+                                  </m:r>
+                                </m:sub>
+                              </m:sSub>
+                            </m:e>
+                          </m:d>
+                          <m:r>
+                            <m:t>​</m:t>
+                          </m:r>
+                        </m:e>
+                      </m:d>
+                    </m:e>
+                    <m:sup>
+                      <m:r>
+                        <m:t>2</m:t>
+                      </m:r>
+                    </m:sup>
+                  </m:sSup>
+                  <m:r>
+                    <m:t>​</m:t>
+                  </m:r>
+                </m:e>
+              </m:d>
+              <m:r>
+                <m:t>​</m:t>
+              </m:r>
+              <m:r>
+                <m:t>&amp;</m:t>
+              </m:r>
+              <m:r>
+                <m:t>&amp;</m:t>
+              </m:r>
+              <m:r>
+                <m:rPr>
+                  <m:nor/>
+                  <m:sty m:val="p"/>
+                </m:rPr>
+                <m:t>(constant factor 2)</m:t>
               </m:r>
             </m:e>
           </m:eqArr>
         </m:oMath>
       </m:oMathPara>
+    </w:p>
+    <w:p>
+      <w:pPr>
+        <w:pStyle w:val="FirstParagraph"/>
+      </w:pPr>
+      <w:ins w:id="168" w:author="PR Preview" w:date="2026-01-01T00:00:00Z">
+        <w:r>
+          <w:t xml:space="preserve">Each of the three terms is evaluated in turn.</w:t>
+        </w:r>
+      </w:ins>
     </w:p>
     <w:p>
       <w:pPr>
@@ -16062,6 +19962,16 @@
           <w:numId w:val="1004"/>
         </w:numPr>
       </w:pPr>
+      <w:ins w:id="169" w:author="PR Preview" w:date="2026-01-01T00:00:00Z">
+        <w:r>
+          <w:t xml:space="preserve">The noise term is</w:t>
+        </w:r>
+      </w:ins>
+      <w:ins w:id="170" w:author="PR Preview" w:date="2026-01-01T00:00:00Z">
+        <w:r>
+          <w:t xml:space="preserve"> </w:t>
+        </w:r>
+      </w:ins>
       <m:oMath>
         <m:r>
           <m:rPr>
@@ -16116,180 +20026,79 @@
           </m:sup>
         </m:sSup>
       </m:oMath>
-      <w:r>
-        <w:t xml:space="preserve">,</w:t>
-      </w:r>
-      <w:r>
-        <w:t xml:space="preserve"> </w:t>
-      </w:r>
-      <w:r>
-        <w:t xml:space="preserve">by</w:t>
-      </w:r>
-      <w:r>
-        <w:t xml:space="preserve"> </w:t>
-      </w:r>
+      <w:ins w:id="171" w:author="PR Preview" w:date="2026-01-01T00:00:00Z">
+        <w:r>
+          <w:t xml:space="preserve">,</w:t>
+        </w:r>
+      </w:ins>
+      <w:ins w:id="172" w:author="PR Preview" w:date="2026-01-01T00:00:00Z">
+        <w:r>
+          <w:t xml:space="preserve"> </w:t>
+        </w:r>
+      </w:ins>
+      <w:ins w:id="173" w:author="PR Preview" w:date="2026-01-01T00:00:00Z">
+        <w:r>
+          <w:t xml:space="preserve">by</w:t>
+        </w:r>
+      </w:ins>
+      <w:ins w:id="174" w:author="PR Preview" w:date="2026-01-01T00:00:00Z">
+        <w:r>
+          <w:t xml:space="preserve"> </w:t>
+        </w:r>
+      </w:ins>
       <w:hyperlink w:anchor="sol-noise-second-moment">
+        <w:ins w:id="175" w:author="PR Preview" w:date="2026-01-01T00:00:00Z">
+          <w:r>
+            <w:rPr>
+              <w:rStyle w:val="Hyperlink"/>
+            </w:rPr>
+            <w:t xml:space="preserve">Solution 1</w:t>
+          </w:r>
+        </w:ins>
+      </w:hyperlink>
+      <w:ins w:id="176" w:author="PR Preview" w:date="2026-01-01T00:00:00Z">
         <w:r>
-          <w:rPr>
-            <w:rStyle w:val="Hyperlink"/>
-          </w:rPr>
-          <w:t xml:space="preserve">Solution 1</w:t>
+          <w:t xml:space="preserve">.</w:t>
         </w:r>
-      </w:hyperlink>
-      <w:r>
-        <w:t xml:space="preserve">.</w:t>
-      </w:r>
-    </w:p>
-    <w:p>
-      <w:pPr>
-        <w:pStyle w:val="BodyText"/>
-      </w:pPr>
-      <m:oMathPara>
-        <m:oMathParaPr>
-          <m:jc m:val="center"/>
-        </m:oMathParaPr>
-        <m:oMath>
-          <m:eqArr>
-            <m:e>
-              <m:r>
-                <m:rPr>
-                  <m:sty m:val="p"/>
-                </m:rPr>
-                <m:t>E</m:t>
-              </m:r>
-              <m:r>
-                <m:t>​</m:t>
-              </m:r>
-              <m:d>
-                <m:dPr>
-                  <m:begChr m:val="["/>
-                  <m:sepChr m:val=""/>
-                  <m:endChr m:val="]"/>
-                  <m:grow/>
-                </m:dPr>
-                <m:e>
-                  <m:r>
-                    <m:t>ε</m:t>
-                  </m:r>
-                  <m:r>
-                    <m:t>D</m:t>
-                  </m:r>
-                </m:e>
-              </m:d>
-              <m:r>
-                <m:t>​</m:t>
-              </m:r>
-              <m:r>
-                <m:t>&amp;</m:t>
-              </m:r>
-              <m:r>
-                <m:rPr>
-                  <m:sty m:val="p"/>
-                </m:rPr>
-                <m:t>=</m:t>
-              </m:r>
-              <m:r>
-                <m:rPr>
-                  <m:sty m:val="p"/>
-                </m:rPr>
-                <m:t>E</m:t>
-              </m:r>
-              <m:r>
-                <m:t>​</m:t>
-              </m:r>
-              <m:d>
-                <m:dPr>
-                  <m:begChr m:val="["/>
-                  <m:sepChr m:val=""/>
-                  <m:endChr m:val="]"/>
-                  <m:grow/>
-                </m:dPr>
-                <m:e>
-                  <m:r>
-                    <m:t>ε</m:t>
-                  </m:r>
-                </m:e>
-              </m:d>
-              <m:r>
-                <m:t>​</m:t>
-              </m:r>
-              <m:r>
-                <m:rPr>
-                  <m:sty m:val="p"/>
-                </m:rPr>
-                <m:t>E</m:t>
-              </m:r>
-              <m:r>
-                <m:t>​</m:t>
-              </m:r>
-              <m:d>
-                <m:dPr>
-                  <m:begChr m:val="["/>
-                  <m:sepChr m:val=""/>
-                  <m:endChr m:val="]"/>
-                  <m:grow/>
-                </m:dPr>
-                <m:e>
-                  <m:r>
-                    <m:t>D</m:t>
-                  </m:r>
-                </m:e>
-              </m:d>
-              <m:r>
-                <m:t>​</m:t>
-              </m:r>
-            </m:e>
-            <m:e>
-              <m:r>
-                <m:t>&amp;</m:t>
-              </m:r>
-              <m:r>
-                <m:rPr>
-                  <m:sty m:val="p"/>
-                </m:rPr>
-                <m:t>=</m:t>
-              </m:r>
-              <m:r>
-                <m:t>0</m:t>
-              </m:r>
-              <m:r>
-                <m:rPr>
-                  <m:sty m:val="p"/>
-                </m:rPr>
-                <m:t>,</m:t>
-              </m:r>
-            </m:e>
-          </m:eqArr>
-        </m:oMath>
-      </m:oMathPara>
+      </w:ins>
     </w:p>
     <w:p>
       <w:pPr>
         <w:numPr>
           <w:ilvl w:val="0"/>
-          <w:numId w:val="1000"/>
+          <w:numId w:val="1004"/>
         </w:numPr>
       </w:pPr>
-      <w:r>
-        <w:t xml:space="preserve">because</w:t>
-      </w:r>
-      <w:r>
-        <w:t xml:space="preserve"> </w:t>
-      </w:r>
+      <w:ins w:id="177" w:author="PR Preview" w:date="2026-01-01T00:00:00Z">
+        <w:r>
+          <w:t xml:space="preserve">For the cross term,</w:t>
+        </w:r>
+      </w:ins>
+      <w:ins w:id="178" w:author="PR Preview" w:date="2026-01-01T00:00:00Z">
+        <w:r>
+          <w:t xml:space="preserve"> </w:t>
+        </w:r>
+      </w:ins>
       <m:oMath>
         <m:r>
           <m:t>ε</m:t>
         </m:r>
       </m:oMath>
-      <w:r>
-        <w:t xml:space="preserve"> </w:t>
-      </w:r>
-      <w:r>
-        <w:t xml:space="preserve">is independent of</w:t>
-      </w:r>
-      <w:r>
-        <w:t xml:space="preserve"> </w:t>
-      </w:r>
+      <w:ins w:id="179" w:author="PR Preview" w:date="2026-01-01T00:00:00Z">
+        <w:r>
+          <w:t xml:space="preserve"> </w:t>
+        </w:r>
+      </w:ins>
+      <w:ins w:id="180" w:author="PR Preview" w:date="2026-01-01T00:00:00Z">
+        <w:r>
+          <w:t xml:space="preserve">is independent of</w:t>
+        </w:r>
+      </w:ins>
+      <w:ins w:id="181" w:author="PR Preview" w:date="2026-01-01T00:00:00Z">
+        <w:r>
+          <w:t xml:space="preserve"> </w:t>
+        </w:r>
+      </w:ins>
       <m:oMath>
         <m:acc>
           <m:accPr>
@@ -16330,35 +20139,537 @@
           <m:t>​</m:t>
         </m:r>
       </m:oMath>
-      <w:r>
-        <w:t xml:space="preserve">,</w:t>
-      </w:r>
-      <w:r>
-        <w:t xml:space="preserve"> </w:t>
-      </w:r>
-      <w:r>
-        <w:t xml:space="preserve">hence of</w:t>
-      </w:r>
-      <w:r>
-        <w:t xml:space="preserve"> </w:t>
-      </w:r>
+      <w:ins w:id="182" w:author="PR Preview" w:date="2026-01-01T00:00:00Z">
+        <w:r>
+          <w:t xml:space="preserve">,</w:t>
+        </w:r>
+      </w:ins>
+      <w:ins w:id="183" w:author="PR Preview" w:date="2026-01-01T00:00:00Z">
+        <w:r>
+          <w:t xml:space="preserve"> </w:t>
+        </w:r>
+      </w:ins>
+      <w:ins w:id="184" w:author="PR Preview" w:date="2026-01-01T00:00:00Z">
+        <w:r>
+          <w:t xml:space="preserve">hence of</w:t>
+        </w:r>
+      </w:ins>
+      <w:ins w:id="185" w:author="PR Preview" w:date="2026-01-01T00:00:00Z">
+        <w:r>
+          <w:t xml:space="preserve"> </w:t>
+        </w:r>
+      </w:ins>
       <m:oMath>
-        <m:r>
-          <m:t>D</m:t>
+        <m:sSub>
+          <m:e>
+            <m:r>
+              <m:t>e</m:t>
+            </m:r>
+          </m:e>
+          <m:sub>
+            <m:r>
+              <m:t>f</m:t>
+            </m:r>
+          </m:sub>
+        </m:sSub>
+        <m:r>
+          <m:t>​</m:t>
+        </m:r>
+        <m:d>
+          <m:dPr>
+            <m:begChr m:val="("/>
+            <m:sepChr m:val=""/>
+            <m:endChr m:val=")"/>
+            <m:grow/>
+          </m:dPr>
+          <m:e>
+            <m:sSub>
+              <m:e>
+                <m:r>
+                  <m:t>x</m:t>
+                </m:r>
+              </m:e>
+              <m:sub>
+                <m:r>
+                  <m:t>0</m:t>
+                </m:r>
+              </m:sub>
+            </m:sSub>
+          </m:e>
+        </m:d>
+        <m:r>
+          <m:t>​</m:t>
         </m:r>
       </m:oMath>
-      <w:r>
-        <w:t xml:space="preserve">,</w:t>
-      </w:r>
-      <w:r>
-        <w:t xml:space="preserve"> </w:t>
-      </w:r>
-      <w:r>
-        <w:t xml:space="preserve">and</w:t>
-      </w:r>
-      <w:r>
-        <w:t xml:space="preserve"> </w:t>
-      </w:r>
+      <w:ins w:id="186" w:author="PR Preview" w:date="2026-01-01T00:00:00Z">
+        <w:r>
+          <w:t xml:space="preserve">,</w:t>
+        </w:r>
+      </w:ins>
+      <w:ins w:id="187" w:author="PR Preview" w:date="2026-01-01T00:00:00Z">
+        <w:r>
+          <w:t xml:space="preserve"> </w:t>
+        </w:r>
+      </w:ins>
+      <w:ins w:id="188" w:author="PR Preview" w:date="2026-01-01T00:00:00Z">
+        <w:r>
+          <w:t xml:space="preserve">because</w:t>
+        </w:r>
+      </w:ins>
+      <w:ins w:id="189" w:author="PR Preview" w:date="2026-01-01T00:00:00Z">
+        <w:r>
+          <w:t xml:space="preserve"> </w:t>
+        </w:r>
+      </w:ins>
+      <m:oMath>
+        <m:r>
+          <m:t>f</m:t>
+        </m:r>
+        <m:r>
+          <m:t>​</m:t>
+        </m:r>
+        <m:d>
+          <m:dPr>
+            <m:begChr m:val="("/>
+            <m:sepChr m:val=""/>
+            <m:endChr m:val=")"/>
+            <m:grow/>
+          </m:dPr>
+          <m:e>
+            <m:sSub>
+              <m:e>
+                <m:r>
+                  <m:t>x</m:t>
+                </m:r>
+              </m:e>
+              <m:sub>
+                <m:r>
+                  <m:t>0</m:t>
+                </m:r>
+              </m:sub>
+            </m:sSub>
+          </m:e>
+        </m:d>
+        <m:r>
+          <m:t>​</m:t>
+        </m:r>
+      </m:oMath>
+      <w:ins w:id="190" w:author="PR Preview" w:date="2026-01-01T00:00:00Z">
+        <w:r>
+          <w:t xml:space="preserve"> </w:t>
+        </w:r>
+      </w:ins>
+      <w:ins w:id="191" w:author="PR Preview" w:date="2026-01-01T00:00:00Z">
+        <w:r>
+          <w:t xml:space="preserve">is a constant.</w:t>
+        </w:r>
+      </w:ins>
+      <w:ins w:id="192" w:author="PR Preview" w:date="2026-01-01T00:00:00Z">
+        <w:r>
+          <w:t xml:space="preserve"> </w:t>
+        </w:r>
+      </w:ins>
+      <w:ins w:id="193" w:author="PR Preview" w:date="2026-01-01T00:00:00Z">
+        <w:r>
+          <w:t xml:space="preserve">So the expectation of the product is the product of the expectations:</w:t>
+        </w:r>
+      </w:ins>
+    </w:p>
+    <w:p>
+      <w:pPr>
+        <w:pStyle w:val="BodyText"/>
+      </w:pPr>
+      <m:oMathPara>
+        <m:oMathParaPr>
+          <m:jc m:val="center"/>
+        </m:oMathParaPr>
+        <m:oMath>
+          <m:eqArr>
+            <m:e>
+              <m:r>
+                <m:rPr>
+                  <m:sty m:val="p"/>
+                </m:rPr>
+                <m:t>E</m:t>
+              </m:r>
+              <m:r>
+                <m:t>​</m:t>
+              </m:r>
+              <m:d>
+                <m:dPr>
+                  <m:begChr m:val="["/>
+                  <m:sepChr m:val=""/>
+                  <m:endChr m:val="]"/>
+                  <m:grow/>
+                </m:dPr>
+                <m:e>
+                  <m:r>
+                    <m:t>ε</m:t>
+                  </m:r>
+                  <m:sSub>
+                    <m:e>
+                      <m:r>
+                        <m:t>e</m:t>
+                      </m:r>
+                    </m:e>
+                    <m:sub>
+                      <m:r>
+                        <m:t>f</m:t>
+                      </m:r>
+                    </m:sub>
+                  </m:sSub>
+                  <m:r>
+                    <m:t>​</m:t>
+                  </m:r>
+                  <m:d>
+                    <m:dPr>
+                      <m:begChr m:val="("/>
+                      <m:sepChr m:val=""/>
+                      <m:endChr m:val=")"/>
+                      <m:grow/>
+                    </m:dPr>
+                    <m:e>
+                      <m:sSub>
+                        <m:e>
+                          <m:r>
+                            <m:t>x</m:t>
+                          </m:r>
+                        </m:e>
+                        <m:sub>
+                          <m:r>
+                            <m:t>0</m:t>
+                          </m:r>
+                        </m:sub>
+                      </m:sSub>
+                    </m:e>
+                  </m:d>
+                  <m:r>
+                    <m:t>​</m:t>
+                  </m:r>
+                </m:e>
+              </m:d>
+              <m:r>
+                <m:t>​</m:t>
+              </m:r>
+              <m:r>
+                <m:t>&amp;</m:t>
+              </m:r>
+              <m:r>
+                <m:rPr>
+                  <m:sty m:val="p"/>
+                </m:rPr>
+                <m:t>=</m:t>
+              </m:r>
+              <m:r>
+                <m:rPr>
+                  <m:sty m:val="p"/>
+                </m:rPr>
+                <m:t>E</m:t>
+              </m:r>
+              <m:r>
+                <m:t>​</m:t>
+              </m:r>
+              <m:d>
+                <m:dPr>
+                  <m:begChr m:val="["/>
+                  <m:sepChr m:val=""/>
+                  <m:endChr m:val="]"/>
+                  <m:grow/>
+                </m:dPr>
+                <m:e>
+                  <m:r>
+                    <m:t>ε</m:t>
+                  </m:r>
+                </m:e>
+              </m:d>
+              <m:r>
+                <m:t>​</m:t>
+              </m:r>
+              <m:r>
+                <m:rPr>
+                  <m:sty m:val="p"/>
+                </m:rPr>
+                <m:t>E</m:t>
+              </m:r>
+              <m:r>
+                <m:t>​</m:t>
+              </m:r>
+              <m:d>
+                <m:dPr>
+                  <m:begChr m:val="["/>
+                  <m:sepChr m:val=""/>
+                  <m:endChr m:val="]"/>
+                  <m:grow/>
+                </m:dPr>
+                <m:e>
+                  <m:sSub>
+                    <m:e>
+                      <m:r>
+                        <m:t>e</m:t>
+                      </m:r>
+                    </m:e>
+                    <m:sub>
+                      <m:r>
+                        <m:t>f</m:t>
+                      </m:r>
+                    </m:sub>
+                  </m:sSub>
+                  <m:r>
+                    <m:t>​</m:t>
+                  </m:r>
+                  <m:d>
+                    <m:dPr>
+                      <m:begChr m:val="("/>
+                      <m:sepChr m:val=""/>
+                      <m:endChr m:val=")"/>
+                      <m:grow/>
+                    </m:dPr>
+                    <m:e>
+                      <m:sSub>
+                        <m:e>
+                          <m:r>
+                            <m:t>x</m:t>
+                          </m:r>
+                        </m:e>
+                        <m:sub>
+                          <m:r>
+                            <m:t>0</m:t>
+                          </m:r>
+                        </m:sub>
+                      </m:sSub>
+                    </m:e>
+                  </m:d>
+                  <m:r>
+                    <m:t>​</m:t>
+                  </m:r>
+                </m:e>
+              </m:d>
+              <m:r>
+                <m:t>​</m:t>
+              </m:r>
+              <m:r>
+                <m:t>&amp;</m:t>
+              </m:r>
+              <m:r>
+                <m:t>&amp;</m:t>
+              </m:r>
+              <m:r>
+                <m:rPr>
+                  <m:nor/>
+                  <m:sty m:val="p"/>
+                </m:rPr>
+                <m:t>(independence)</m:t>
+              </m:r>
+            </m:e>
+            <m:e>
+              <m:r>
+                <m:t>&amp;</m:t>
+              </m:r>
+              <m:r>
+                <m:rPr>
+                  <m:sty m:val="p"/>
+                </m:rPr>
+                <m:t>=</m:t>
+              </m:r>
+              <m:r>
+                <m:t>0</m:t>
+              </m:r>
+              <m:r>
+                <m:rPr>
+                  <m:sty m:val="p"/>
+                </m:rPr>
+                <m:t>⋅</m:t>
+              </m:r>
+              <m:r>
+                <m:rPr>
+                  <m:sty m:val="p"/>
+                </m:rPr>
+                <m:t>E</m:t>
+              </m:r>
+              <m:r>
+                <m:t>​</m:t>
+              </m:r>
+              <m:d>
+                <m:dPr>
+                  <m:begChr m:val="["/>
+                  <m:sepChr m:val=""/>
+                  <m:endChr m:val="]"/>
+                  <m:grow/>
+                </m:dPr>
+                <m:e>
+                  <m:sSub>
+                    <m:e>
+                      <m:r>
+                        <m:t>e</m:t>
+                      </m:r>
+                    </m:e>
+                    <m:sub>
+                      <m:r>
+                        <m:t>f</m:t>
+                      </m:r>
+                    </m:sub>
+                  </m:sSub>
+                  <m:r>
+                    <m:t>​</m:t>
+                  </m:r>
+                  <m:d>
+                    <m:dPr>
+                      <m:begChr m:val="("/>
+                      <m:sepChr m:val=""/>
+                      <m:endChr m:val=")"/>
+                      <m:grow/>
+                    </m:dPr>
+                    <m:e>
+                      <m:sSub>
+                        <m:e>
+                          <m:r>
+                            <m:t>x</m:t>
+                          </m:r>
+                        </m:e>
+                        <m:sub>
+                          <m:r>
+                            <m:t>0</m:t>
+                          </m:r>
+                        </m:sub>
+                      </m:sSub>
+                    </m:e>
+                  </m:d>
+                  <m:r>
+                    <m:t>​</m:t>
+                  </m:r>
+                </m:e>
+              </m:d>
+              <m:r>
+                <m:t>​</m:t>
+              </m:r>
+              <m:r>
+                <m:t>&amp;</m:t>
+              </m:r>
+              <m:r>
+                <m:t>&amp;</m:t>
+              </m:r>
+              <m:r>
+                <m:rPr>
+                  <m:nor/>
+                  <m:sty m:val="p"/>
+                </m:rPr>
+                <m:t>(</m:t>
+              </m:r>
+              <m:r>
+                <m:rPr>
+                  <m:sty m:val="p"/>
+                </m:rPr>
+                <m:t>E</m:t>
+              </m:r>
+              <m:r>
+                <m:t>​</m:t>
+              </m:r>
+              <m:d>
+                <m:dPr>
+                  <m:begChr m:val="["/>
+                  <m:sepChr m:val=""/>
+                  <m:endChr m:val="]"/>
+                  <m:grow/>
+                </m:dPr>
+                <m:e>
+                  <m:r>
+                    <m:t>ε</m:t>
+                  </m:r>
+                </m:e>
+              </m:d>
+              <m:r>
+                <m:t>​</m:t>
+              </m:r>
+              <m:r>
+                <m:rPr>
+                  <m:sty m:val="p"/>
+                </m:rPr>
+                <m:t>=</m:t>
+              </m:r>
+              <m:r>
+                <m:t>0</m:t>
+              </m:r>
+              <m:r>
+                <m:rPr>
+                  <m:nor/>
+                  <m:sty m:val="p"/>
+                </m:rPr>
+                <m:t>)</m:t>
+              </m:r>
+            </m:e>
+            <m:e>
+              <m:r>
+                <m:t>&amp;</m:t>
+              </m:r>
+              <m:r>
+                <m:rPr>
+                  <m:sty m:val="p"/>
+                </m:rPr>
+                <m:t>=</m:t>
+              </m:r>
+              <m:r>
+                <m:t>0</m:t>
+              </m:r>
+              <m:r>
+                <m:t>&amp;</m:t>
+              </m:r>
+              <m:r>
+                <m:t>&amp;</m:t>
+              </m:r>
+              <m:r>
+                <m:rPr>
+                  <m:nor/>
+                  <m:sty m:val="p"/>
+                </m:rPr>
+                <m:t>(zero times a number)</m:t>
+              </m:r>
+            </m:e>
+          </m:eqArr>
+        </m:oMath>
+      </m:oMathPara>
+    </w:p>
+    <w:p>
+      <w:pPr>
+        <w:numPr>
+          <w:ilvl w:val="0"/>
+          <w:numId w:val="1004"/>
+        </w:numPr>
+      </w:pPr>
+      <w:ins w:id="194" w:author="PR Preview" w:date="2026-01-01T00:00:00Z">
+        <w:r>
+          <w:t xml:space="preserve">For the last term,</w:t>
+        </w:r>
+      </w:ins>
+      <w:ins w:id="195" w:author="PR Preview" w:date="2026-01-01T00:00:00Z">
+        <w:r>
+          <w:t xml:space="preserve"> </w:t>
+        </w:r>
+      </w:ins>
+      <w:hyperlink w:anchor="thm-variance">
+        <w:ins w:id="196" w:author="PR Preview" w:date="2026-01-01T00:00:00Z">
+          <w:r>
+            <w:rPr>
+              <w:rStyle w:val="Hyperlink"/>
+            </w:rPr>
+            <w:t xml:space="preserve">Theorem 2</w:t>
+          </w:r>
+        </w:ins>
+      </w:hyperlink>
+      <w:ins w:id="197" w:author="PR Preview" w:date="2026-01-01T00:00:00Z">
+        <w:r>
+          <w:t xml:space="preserve"> </w:t>
+        </w:r>
+      </w:ins>
+      <w:ins w:id="198" w:author="PR Preview" w:date="2026-01-01T00:00:00Z">
+        <w:r>
+          <w:t xml:space="preserve">gives</w:t>
+        </w:r>
+      </w:ins>
+      <w:ins w:id="199" w:author="PR Preview" w:date="2026-01-01T00:00:00Z">
+        <w:r>
+          <w:t xml:space="preserve"> </w:t>
+        </w:r>
+      </w:ins>
       <m:oMath>
         <m:r>
           <m:rPr>
@@ -16378,77 +20689,60 @@
           </m:dPr>
           <m:e>
             <m:r>
-              <m:t>ε</m:t>
+              <m:t>​</m:t>
             </m:r>
-          </m:e>
-        </m:d>
-        <m:r>
-          <m:t>​</m:t>
-        </m:r>
-        <m:r>
-          <m:rPr>
-            <m:sty m:val="p"/>
-          </m:rPr>
-          <m:t>=</m:t>
-        </m:r>
-        <m:r>
-          <m:t>0</m:t>
-        </m:r>
-      </m:oMath>
-      <w:r>
-        <w:t xml:space="preserve">.</w:t>
-      </w:r>
-    </w:p>
-    <w:p>
-      <w:pPr>
-        <w:numPr>
-          <w:ilvl w:val="0"/>
-          <w:numId w:val="1004"/>
-        </w:numPr>
-      </w:pPr>
-      <w:r>
-        <w:t xml:space="preserve">By</w:t>
-      </w:r>
-      <w:r>
-        <w:t xml:space="preserve"> </w:t>
-      </w:r>
-      <w:hyperlink w:anchor="thm-variance">
-        <w:r>
-          <w:rPr>
-            <w:rStyle w:val="Hyperlink"/>
-          </w:rPr>
-          <w:t xml:space="preserve">Theorem 2</w:t>
-        </w:r>
-      </w:hyperlink>
-      <w:r>
-        <w:t xml:space="preserve">,</w:t>
-      </w:r>
-      <w:r>
-        <w:t xml:space="preserve"> </w:t>
-      </w:r>
-      <m:oMath>
-        <m:r>
-          <m:rPr>
-            <m:sty m:val="p"/>
-          </m:rPr>
-          <m:t>E</m:t>
-        </m:r>
-        <m:r>
-          <m:t>​</m:t>
-        </m:r>
-        <m:d>
-          <m:dPr>
-            <m:begChr m:val="["/>
-            <m:sepChr m:val=""/>
-            <m:endChr m:val="]"/>
-            <m:grow/>
-          </m:dPr>
-          <m:e>
             <m:sSup>
               <m:e>
-                <m:r>
-                  <m:t>D</m:t>
-                </m:r>
+                <m:d>
+                  <m:dPr>
+                    <m:begChr m:val="("/>
+                    <m:sepChr m:val=""/>
+                    <m:endChr m:val=")"/>
+                    <m:grow/>
+                  </m:dPr>
+                  <m:e>
+                    <m:sSub>
+                      <m:e>
+                        <m:r>
+                          <m:t>e</m:t>
+                        </m:r>
+                      </m:e>
+                      <m:sub>
+                        <m:r>
+                          <m:t>f</m:t>
+                        </m:r>
+                      </m:sub>
+                    </m:sSub>
+                    <m:r>
+                      <m:t>​</m:t>
+                    </m:r>
+                    <m:d>
+                      <m:dPr>
+                        <m:begChr m:val="("/>
+                        <m:sepChr m:val=""/>
+                        <m:endChr m:val=")"/>
+                        <m:grow/>
+                      </m:dPr>
+                      <m:e>
+                        <m:sSub>
+                          <m:e>
+                            <m:r>
+                              <m:t>x</m:t>
+                            </m:r>
+                          </m:e>
+                          <m:sub>
+                            <m:r>
+                              <m:t>0</m:t>
+                            </m:r>
+                          </m:sub>
+                        </m:sSub>
+                      </m:e>
+                    </m:d>
+                    <m:r>
+                      <m:t>​</m:t>
+                    </m:r>
+                  </m:e>
+                </m:d>
               </m:e>
               <m:sup>
                 <m:r>
@@ -16456,6 +20750,9 @@
                 </m:r>
               </m:sup>
             </m:sSup>
+            <m:r>
+              <m:t>​</m:t>
+            </m:r>
           </m:e>
         </m:d>
         <m:r>
@@ -16484,142 +20781,18 @@
             <m:grow/>
           </m:dPr>
           <m:e>
-            <m:r>
-              <m:t>D</m:t>
-            </m:r>
-          </m:e>
-        </m:d>
-        <m:r>
-          <m:t>​</m:t>
-        </m:r>
-        <m:r>
-          <m:rPr>
-            <m:sty m:val="p"/>
-          </m:rPr>
-          <m:t>+</m:t>
-        </m:r>
-        <m:r>
-          <m:t>​</m:t>
-        </m:r>
-        <m:sSup>
-          <m:e>
-            <m:d>
-              <m:dPr>
-                <m:begChr m:val="("/>
-                <m:sepChr m:val=""/>
-                <m:endChr m:val=")"/>
-                <m:grow/>
-              </m:dPr>
+            <m:sSub>
               <m:e>
                 <m:r>
-                  <m:rPr>
-                    <m:sty m:val="p"/>
-                  </m:rPr>
-                  <m:t>E</m:t>
-                </m:r>
-                <m:r>
-                  <m:t>​</m:t>
-                </m:r>
-                <m:d>
-                  <m:dPr>
-                    <m:begChr m:val="["/>
-                    <m:sepChr m:val=""/>
-                    <m:endChr m:val="]"/>
-                    <m:grow/>
-                  </m:dPr>
-                  <m:e>
-                    <m:r>
-                      <m:t>D</m:t>
-                    </m:r>
-                  </m:e>
-                </m:d>
-                <m:r>
-                  <m:t>​</m:t>
+                  <m:t>e</m:t>
                 </m:r>
               </m:e>
-            </m:d>
-          </m:e>
-          <m:sup>
-            <m:r>
-              <m:t>2</m:t>
-            </m:r>
-          </m:sup>
-        </m:sSup>
-        <m:r>
-          <m:t>​</m:t>
-        </m:r>
-      </m:oMath>
-      <w:r>
-        <w:t xml:space="preserve">.</w:t>
-      </w:r>
-      <w:r>
-        <w:t xml:space="preserve"> </w:t>
-      </w:r>
-      <w:r>
-        <w:t xml:space="preserve">Here</w:t>
-      </w:r>
-      <w:r>
-        <w:t xml:space="preserve"> </w:t>
-      </w:r>
-      <m:oMath>
-        <m:r>
-          <m:rPr>
-            <m:sty m:val="p"/>
-          </m:rPr>
-          <m:t>Var</m:t>
-        </m:r>
-        <m:r>
-          <m:t>​</m:t>
-        </m:r>
-        <m:d>
-          <m:dPr>
-            <m:begChr m:val="("/>
-            <m:sepChr m:val=""/>
-            <m:endChr m:val=")"/>
-            <m:grow/>
-          </m:dPr>
-          <m:e>
-            <m:r>
-              <m:t>D</m:t>
-            </m:r>
-          </m:e>
-        </m:d>
-        <m:r>
-          <m:t>​</m:t>
-        </m:r>
-        <m:r>
-          <m:rPr>
-            <m:sty m:val="p"/>
-          </m:rPr>
-          <m:t>=</m:t>
-        </m:r>
-        <m:r>
-          <m:rPr>
-            <m:sty m:val="p"/>
-          </m:rPr>
-          <m:t>Var</m:t>
-        </m:r>
-        <m:r>
-          <m:t>​</m:t>
-        </m:r>
-        <m:d>
-          <m:dPr>
-            <m:begChr m:val="("/>
-            <m:sepChr m:val=""/>
-            <m:endChr m:val=")"/>
-            <m:grow/>
-          </m:dPr>
-          <m:e>
-            <m:acc>
-              <m:accPr>
-                <m:chr m:val="̂"/>
-              </m:accPr>
-              <m:e>
+              <m:sub>
                 <m:r>
                   <m:t>f</m:t>
                 </m:r>
-              </m:e>
-            </m:acc>
+              </m:sub>
+            </m:sSub>
             <m:r>
               <m:t>​</m:t>
             </m:r>
@@ -16653,309 +20826,12 @@
         <m:r>
           <m:t>​</m:t>
         </m:r>
-      </m:oMath>
-      <w:r>
-        <w:t xml:space="preserve">,</w:t>
-      </w:r>
-      <w:r>
-        <w:t xml:space="preserve"> </w:t>
-      </w:r>
-      <w:r>
-        <w:t xml:space="preserve">because</w:t>
-      </w:r>
-      <w:r>
-        <w:t xml:space="preserve"> </w:t>
-      </w:r>
-      <m:oMath>
-        <m:r>
-          <m:t>f</m:t>
-        </m:r>
-        <m:r>
-          <m:t>​</m:t>
-        </m:r>
-        <m:d>
-          <m:dPr>
-            <m:begChr m:val="("/>
-            <m:sepChr m:val=""/>
-            <m:endChr m:val=")"/>
-            <m:grow/>
-          </m:dPr>
-          <m:e>
-            <m:sSub>
-              <m:e>
-                <m:r>
-                  <m:t>x</m:t>
-                </m:r>
-              </m:e>
-              <m:sub>
-                <m:r>
-                  <m:t>0</m:t>
-                </m:r>
-              </m:sub>
-            </m:sSub>
-          </m:e>
-        </m:d>
-        <m:r>
-          <m:t>​</m:t>
-        </m:r>
-      </m:oMath>
-      <w:r>
-        <w:t xml:space="preserve"> </w:t>
-      </w:r>
-      <w:r>
-        <w:t xml:space="preserve">is a constant,</w:t>
-      </w:r>
-      <w:r>
-        <w:t xml:space="preserve"> </w:t>
-      </w:r>
-      <w:r>
-        <w:t xml:space="preserve">and</w:t>
-      </w:r>
-    </w:p>
-    <w:p>
-      <w:pPr>
-        <w:pStyle w:val="BodyText"/>
-      </w:pPr>
-      <m:oMathPara>
-        <m:oMathParaPr>
-          <m:jc m:val="center"/>
-        </m:oMathParaPr>
-        <m:oMath>
-          <m:eqArr>
-            <m:e>
-              <m:r>
-                <m:rPr>
-                  <m:sty m:val="p"/>
-                </m:rPr>
-                <m:t>E</m:t>
-              </m:r>
-              <m:r>
-                <m:t>​</m:t>
-              </m:r>
-              <m:d>
-                <m:dPr>
-                  <m:begChr m:val="["/>
-                  <m:sepChr m:val=""/>
-                  <m:endChr m:val="]"/>
-                  <m:grow/>
-                </m:dPr>
-                <m:e>
-                  <m:r>
-                    <m:t>D</m:t>
-                  </m:r>
-                </m:e>
-              </m:d>
-              <m:r>
-                <m:t>​</m:t>
-              </m:r>
-              <m:r>
-                <m:t>&amp;</m:t>
-              </m:r>
-              <m:r>
-                <m:rPr>
-                  <m:sty m:val="p"/>
-                </m:rPr>
-                <m:t>=</m:t>
-              </m:r>
-              <m:r>
-                <m:t>f</m:t>
-              </m:r>
-              <m:r>
-                <m:t>​</m:t>
-              </m:r>
-              <m:d>
-                <m:dPr>
-                  <m:begChr m:val="("/>
-                  <m:sepChr m:val=""/>
-                  <m:endChr m:val=")"/>
-                  <m:grow/>
-                </m:dPr>
-                <m:e>
-                  <m:sSub>
-                    <m:e>
-                      <m:r>
-                        <m:t>x</m:t>
-                      </m:r>
-                    </m:e>
-                    <m:sub>
-                      <m:r>
-                        <m:t>0</m:t>
-                      </m:r>
-                    </m:sub>
-                  </m:sSub>
-                </m:e>
-              </m:d>
-              <m:r>
-                <m:t>​</m:t>
-              </m:r>
-              <m:r>
-                <m:rPr>
-                  <m:sty m:val="p"/>
-                </m:rPr>
-                <m:t>−</m:t>
-              </m:r>
-              <m:r>
-                <m:rPr>
-                  <m:sty m:val="p"/>
-                </m:rPr>
-                <m:t>E</m:t>
-              </m:r>
-              <m:r>
-                <m:t>​</m:t>
-              </m:r>
-              <m:d>
-                <m:dPr>
-                  <m:begChr m:val="["/>
-                  <m:sepChr m:val=""/>
-                  <m:endChr m:val="]"/>
-                  <m:grow/>
-                </m:dPr>
-                <m:e>
-                  <m:acc>
-                    <m:accPr>
-                      <m:chr m:val="̂"/>
-                    </m:accPr>
-                    <m:e>
-                      <m:r>
-                        <m:t>f</m:t>
-                      </m:r>
-                    </m:e>
-                  </m:acc>
-                  <m:r>
-                    <m:t>​</m:t>
-                  </m:r>
-                  <m:d>
-                    <m:dPr>
-                      <m:begChr m:val="("/>
-                      <m:sepChr m:val=""/>
-                      <m:endChr m:val=")"/>
-                      <m:grow/>
-                    </m:dPr>
-                    <m:e>
-                      <m:sSub>
-                        <m:e>
-                          <m:r>
-                            <m:t>x</m:t>
-                          </m:r>
-                        </m:e>
-                        <m:sub>
-                          <m:r>
-                            <m:t>0</m:t>
-                          </m:r>
-                        </m:sub>
-                      </m:sSub>
-                    </m:e>
-                  </m:d>
-                  <m:r>
-                    <m:t>​</m:t>
-                  </m:r>
-                </m:e>
-              </m:d>
-              <m:r>
-                <m:t>​</m:t>
-              </m:r>
-            </m:e>
-            <m:e>
-              <m:r>
-                <m:t>&amp;</m:t>
-              </m:r>
-              <m:r>
-                <m:rPr>
-                  <m:sty m:val="p"/>
-                </m:rPr>
-                <m:t>=</m:t>
-              </m:r>
-              <m:r>
-                <m:rPr>
-                  <m:sty m:val="p"/>
-                </m:rPr>
-                <m:t>−</m:t>
-              </m:r>
-              <m:r>
-                <m:rPr>
-                  <m:sty m:val="p"/>
-                </m:rPr>
-                <m:t>Bias</m:t>
-              </m:r>
-              <m:r>
-                <m:t>​</m:t>
-              </m:r>
-              <m:d>
-                <m:dPr>
-                  <m:begChr m:val="("/>
-                  <m:sepChr m:val=""/>
-                  <m:endChr m:val=")"/>
-                  <m:grow/>
-                </m:dPr>
-                <m:e>
-                  <m:acc>
-                    <m:accPr>
-                      <m:chr m:val="̂"/>
-                    </m:accPr>
-                    <m:e>
-                      <m:r>
-                        <m:t>f</m:t>
-                      </m:r>
-                    </m:e>
-                  </m:acc>
-                  <m:r>
-                    <m:t>​</m:t>
-                  </m:r>
-                  <m:d>
-                    <m:dPr>
-                      <m:begChr m:val="("/>
-                      <m:sepChr m:val=""/>
-                      <m:endChr m:val=")"/>
-                      <m:grow/>
-                    </m:dPr>
-                    <m:e>
-                      <m:sSub>
-                        <m:e>
-                          <m:r>
-                            <m:t>x</m:t>
-                          </m:r>
-                        </m:e>
-                        <m:sub>
-                          <m:r>
-                            <m:t>0</m:t>
-                          </m:r>
-                        </m:sub>
-                      </m:sSub>
-                    </m:e>
-                  </m:d>
-                  <m:r>
-                    <m:t>​</m:t>
-                  </m:r>
-                </m:e>
-              </m:d>
-              <m:r>
-                <m:t>​</m:t>
-              </m:r>
-              <m:r>
-                <m:rPr>
-                  <m:sty m:val="p"/>
-                </m:rPr>
-                <m:t>,</m:t>
-              </m:r>
-            </m:e>
-          </m:eqArr>
-        </m:oMath>
-      </m:oMathPara>
-    </w:p>
-    <w:p>
-      <w:pPr>
-        <w:numPr>
-          <w:ilvl w:val="0"/>
-          <w:numId w:val="1000"/>
-        </w:numPr>
-      </w:pPr>
-      <w:r>
-        <w:t xml:space="preserve">so</w:t>
-      </w:r>
-      <w:r>
-        <w:t xml:space="preserve"> </w:t>
-      </w:r>
-      <m:oMath>
+        <m:r>
+          <m:rPr>
+            <m:sty m:val="p"/>
+          </m:rPr>
+          <m:t>+</m:t>
+        </m:r>
         <m:r>
           <m:t>​</m:t>
         </m:r>
@@ -16986,8 +20862,851 @@
                     <m:grow/>
                   </m:dPr>
                   <m:e>
+                    <m:sSub>
+                      <m:e>
+                        <m:r>
+                          <m:t>e</m:t>
+                        </m:r>
+                      </m:e>
+                      <m:sub>
+                        <m:r>
+                          <m:t>f</m:t>
+                        </m:r>
+                      </m:sub>
+                    </m:sSub>
                     <m:r>
-                      <m:t>D</m:t>
+                      <m:t>​</m:t>
+                    </m:r>
+                    <m:d>
+                      <m:dPr>
+                        <m:begChr m:val="("/>
+                        <m:sepChr m:val=""/>
+                        <m:endChr m:val=")"/>
+                        <m:grow/>
+                      </m:dPr>
+                      <m:e>
+                        <m:sSub>
+                          <m:e>
+                            <m:r>
+                              <m:t>x</m:t>
+                            </m:r>
+                          </m:e>
+                          <m:sub>
+                            <m:r>
+                              <m:t>0</m:t>
+                            </m:r>
+                          </m:sub>
+                        </m:sSub>
+                      </m:e>
+                    </m:d>
+                    <m:r>
+                      <m:t>​</m:t>
+                    </m:r>
+                  </m:e>
+                </m:d>
+                <m:r>
+                  <m:t>​</m:t>
+                </m:r>
+              </m:e>
+            </m:d>
+          </m:e>
+          <m:sup>
+            <m:r>
+              <m:t>2</m:t>
+            </m:r>
+          </m:sup>
+        </m:sSup>
+        <m:r>
+          <m:t>​</m:t>
+        </m:r>
+      </m:oMath>
+      <w:ins w:id="200" w:author="PR Preview" w:date="2026-01-01T00:00:00Z">
+        <w:r>
+          <w:t xml:space="preserve">.</w:t>
+        </w:r>
+      </w:ins>
+      <w:ins w:id="201" w:author="PR Preview" w:date="2026-01-01T00:00:00Z">
+        <w:r>
+          <w:t xml:space="preserve"> </w:t>
+        </w:r>
+      </w:ins>
+      <w:ins w:id="202" w:author="PR Preview" w:date="2026-01-01T00:00:00Z">
+        <w:r>
+          <w:t xml:space="preserve">The mean of</w:t>
+        </w:r>
+      </w:ins>
+      <w:ins w:id="203" w:author="PR Preview" w:date="2026-01-01T00:00:00Z">
+        <w:r>
+          <w:t xml:space="preserve"> </w:t>
+        </w:r>
+      </w:ins>
+      <m:oMath>
+        <m:sSub>
+          <m:e>
+            <m:r>
+              <m:t>e</m:t>
+            </m:r>
+          </m:e>
+          <m:sub>
+            <m:r>
+              <m:t>f</m:t>
+            </m:r>
+          </m:sub>
+        </m:sSub>
+        <m:r>
+          <m:t>​</m:t>
+        </m:r>
+        <m:d>
+          <m:dPr>
+            <m:begChr m:val="("/>
+            <m:sepChr m:val=""/>
+            <m:endChr m:val=")"/>
+            <m:grow/>
+          </m:dPr>
+          <m:e>
+            <m:sSub>
+              <m:e>
+                <m:r>
+                  <m:t>x</m:t>
+                </m:r>
+              </m:e>
+              <m:sub>
+                <m:r>
+                  <m:t>0</m:t>
+                </m:r>
+              </m:sub>
+            </m:sSub>
+          </m:e>
+        </m:d>
+        <m:r>
+          <m:t>​</m:t>
+        </m:r>
+      </m:oMath>
+      <w:ins w:id="204" w:author="PR Preview" w:date="2026-01-01T00:00:00Z">
+        <w:r>
+          <w:t xml:space="preserve"> </w:t>
+        </w:r>
+      </w:ins>
+      <w:ins w:id="205" w:author="PR Preview" w:date="2026-01-01T00:00:00Z">
+        <w:r>
+          <w:t xml:space="preserve">is</w:t>
+        </w:r>
+      </w:ins>
+    </w:p>
+    <w:p>
+      <w:pPr>
+        <w:pStyle w:val="BodyText"/>
+      </w:pPr>
+      <m:oMathPara>
+        <m:oMathParaPr>
+          <m:jc m:val="center"/>
+        </m:oMathParaPr>
+        <m:oMath>
+          <m:eqArr>
+            <m:e>
+              <m:r>
+                <m:rPr>
+                  <m:sty m:val="p"/>
+                </m:rPr>
+                <m:t>E</m:t>
+              </m:r>
+              <m:r>
+                <m:t>​</m:t>
+              </m:r>
+              <m:d>
+                <m:dPr>
+                  <m:begChr m:val="["/>
+                  <m:sepChr m:val=""/>
+                  <m:endChr m:val="]"/>
+                  <m:grow/>
+                </m:dPr>
+                <m:e>
+                  <m:sSub>
+                    <m:e>
+                      <m:r>
+                        <m:t>e</m:t>
+                      </m:r>
+                    </m:e>
+                    <m:sub>
+                      <m:r>
+                        <m:t>f</m:t>
+                      </m:r>
+                    </m:sub>
+                  </m:sSub>
+                  <m:r>
+                    <m:t>​</m:t>
+                  </m:r>
+                  <m:d>
+                    <m:dPr>
+                      <m:begChr m:val="("/>
+                      <m:sepChr m:val=""/>
+                      <m:endChr m:val=")"/>
+                      <m:grow/>
+                    </m:dPr>
+                    <m:e>
+                      <m:sSub>
+                        <m:e>
+                          <m:r>
+                            <m:t>x</m:t>
+                          </m:r>
+                        </m:e>
+                        <m:sub>
+                          <m:r>
+                            <m:t>0</m:t>
+                          </m:r>
+                        </m:sub>
+                      </m:sSub>
+                    </m:e>
+                  </m:d>
+                  <m:r>
+                    <m:t>​</m:t>
+                  </m:r>
+                </m:e>
+              </m:d>
+              <m:r>
+                <m:t>​</m:t>
+              </m:r>
+              <m:r>
+                <m:t>&amp;</m:t>
+              </m:r>
+              <m:r>
+                <m:rPr>
+                  <m:sty m:val="p"/>
+                </m:rPr>
+                <m:t>=</m:t>
+              </m:r>
+              <m:r>
+                <m:rPr>
+                  <m:sty m:val="p"/>
+                </m:rPr>
+                <m:t>E</m:t>
+              </m:r>
+              <m:r>
+                <m:t>​</m:t>
+              </m:r>
+              <m:d>
+                <m:dPr>
+                  <m:begChr m:val="["/>
+                  <m:sepChr m:val=""/>
+                  <m:endChr m:val="]"/>
+                  <m:grow/>
+                </m:dPr>
+                <m:e>
+                  <m:r>
+                    <m:t>f</m:t>
+                  </m:r>
+                  <m:r>
+                    <m:t>​</m:t>
+                  </m:r>
+                  <m:d>
+                    <m:dPr>
+                      <m:begChr m:val="("/>
+                      <m:sepChr m:val=""/>
+                      <m:endChr m:val=")"/>
+                      <m:grow/>
+                    </m:dPr>
+                    <m:e>
+                      <m:sSub>
+                        <m:e>
+                          <m:r>
+                            <m:t>x</m:t>
+                          </m:r>
+                        </m:e>
+                        <m:sub>
+                          <m:r>
+                            <m:t>0</m:t>
+                          </m:r>
+                        </m:sub>
+                      </m:sSub>
+                    </m:e>
+                  </m:d>
+                  <m:r>
+                    <m:t>​</m:t>
+                  </m:r>
+                </m:e>
+              </m:d>
+              <m:r>
+                <m:t>​</m:t>
+              </m:r>
+              <m:r>
+                <m:rPr>
+                  <m:sty m:val="p"/>
+                </m:rPr>
+                <m:t>−</m:t>
+              </m:r>
+              <m:r>
+                <m:rPr>
+                  <m:sty m:val="p"/>
+                </m:rPr>
+                <m:t>E</m:t>
+              </m:r>
+              <m:r>
+                <m:t>​</m:t>
+              </m:r>
+              <m:d>
+                <m:dPr>
+                  <m:begChr m:val="["/>
+                  <m:sepChr m:val=""/>
+                  <m:endChr m:val="]"/>
+                  <m:grow/>
+                </m:dPr>
+                <m:e>
+                  <m:acc>
+                    <m:accPr>
+                      <m:chr m:val="̂"/>
+                    </m:accPr>
+                    <m:e>
+                      <m:r>
+                        <m:t>f</m:t>
+                      </m:r>
+                    </m:e>
+                  </m:acc>
+                  <m:r>
+                    <m:t>​</m:t>
+                  </m:r>
+                  <m:d>
+                    <m:dPr>
+                      <m:begChr m:val="("/>
+                      <m:sepChr m:val=""/>
+                      <m:endChr m:val=")"/>
+                      <m:grow/>
+                    </m:dPr>
+                    <m:e>
+                      <m:sSub>
+                        <m:e>
+                          <m:r>
+                            <m:t>x</m:t>
+                          </m:r>
+                        </m:e>
+                        <m:sub>
+                          <m:r>
+                            <m:t>0</m:t>
+                          </m:r>
+                        </m:sub>
+                      </m:sSub>
+                    </m:e>
+                  </m:d>
+                  <m:r>
+                    <m:t>​</m:t>
+                  </m:r>
+                </m:e>
+              </m:d>
+              <m:r>
+                <m:t>​</m:t>
+              </m:r>
+              <m:r>
+                <m:t>&amp;</m:t>
+              </m:r>
+              <m:r>
+                <m:t>&amp;</m:t>
+              </m:r>
+              <m:r>
+                <m:rPr>
+                  <m:nor/>
+                  <m:sty m:val="p"/>
+                </m:rPr>
+                <m:t>(expectation of a difference)</m:t>
+              </m:r>
+            </m:e>
+            <m:e>
+              <m:r>
+                <m:t>&amp;</m:t>
+              </m:r>
+              <m:r>
+                <m:rPr>
+                  <m:sty m:val="p"/>
+                </m:rPr>
+                <m:t>=</m:t>
+              </m:r>
+              <m:r>
+                <m:t>f</m:t>
+              </m:r>
+              <m:r>
+                <m:t>​</m:t>
+              </m:r>
+              <m:d>
+                <m:dPr>
+                  <m:begChr m:val="("/>
+                  <m:sepChr m:val=""/>
+                  <m:endChr m:val=")"/>
+                  <m:grow/>
+                </m:dPr>
+                <m:e>
+                  <m:sSub>
+                    <m:e>
+                      <m:r>
+                        <m:t>x</m:t>
+                      </m:r>
+                    </m:e>
+                    <m:sub>
+                      <m:r>
+                        <m:t>0</m:t>
+                      </m:r>
+                    </m:sub>
+                  </m:sSub>
+                </m:e>
+              </m:d>
+              <m:r>
+                <m:t>​</m:t>
+              </m:r>
+              <m:r>
+                <m:rPr>
+                  <m:sty m:val="p"/>
+                </m:rPr>
+                <m:t>−</m:t>
+              </m:r>
+              <m:r>
+                <m:rPr>
+                  <m:sty m:val="p"/>
+                </m:rPr>
+                <m:t>E</m:t>
+              </m:r>
+              <m:r>
+                <m:t>​</m:t>
+              </m:r>
+              <m:d>
+                <m:dPr>
+                  <m:begChr m:val="["/>
+                  <m:sepChr m:val=""/>
+                  <m:endChr m:val="]"/>
+                  <m:grow/>
+                </m:dPr>
+                <m:e>
+                  <m:acc>
+                    <m:accPr>
+                      <m:chr m:val="̂"/>
+                    </m:accPr>
+                    <m:e>
+                      <m:r>
+                        <m:t>f</m:t>
+                      </m:r>
+                    </m:e>
+                  </m:acc>
+                  <m:r>
+                    <m:t>​</m:t>
+                  </m:r>
+                  <m:d>
+                    <m:dPr>
+                      <m:begChr m:val="("/>
+                      <m:sepChr m:val=""/>
+                      <m:endChr m:val=")"/>
+                      <m:grow/>
+                    </m:dPr>
+                    <m:e>
+                      <m:sSub>
+                        <m:e>
+                          <m:r>
+                            <m:t>x</m:t>
+                          </m:r>
+                        </m:e>
+                        <m:sub>
+                          <m:r>
+                            <m:t>0</m:t>
+                          </m:r>
+                        </m:sub>
+                      </m:sSub>
+                    </m:e>
+                  </m:d>
+                  <m:r>
+                    <m:t>​</m:t>
+                  </m:r>
+                </m:e>
+              </m:d>
+              <m:r>
+                <m:t>​</m:t>
+              </m:r>
+              <m:r>
+                <m:t>&amp;</m:t>
+              </m:r>
+              <m:r>
+                <m:t>&amp;</m:t>
+              </m:r>
+              <m:r>
+                <m:rPr>
+                  <m:nor/>
+                  <m:sty m:val="p"/>
+                </m:rPr>
+                <m:t>(</m:t>
+              </m:r>
+              <m:r>
+                <m:t>f</m:t>
+              </m:r>
+              <m:r>
+                <m:t>​</m:t>
+              </m:r>
+              <m:d>
+                <m:dPr>
+                  <m:begChr m:val="("/>
+                  <m:sepChr m:val=""/>
+                  <m:endChr m:val=")"/>
+                  <m:grow/>
+                </m:dPr>
+                <m:e>
+                  <m:sSub>
+                    <m:e>
+                      <m:r>
+                        <m:t>x</m:t>
+                      </m:r>
+                    </m:e>
+                    <m:sub>
+                      <m:r>
+                        <m:t>0</m:t>
+                      </m:r>
+                    </m:sub>
+                  </m:sSub>
+                </m:e>
+              </m:d>
+              <m:r>
+                <m:t>​</m:t>
+              </m:r>
+              <m:r>
+                <m:rPr>
+                  <m:nor/>
+                  <m:sty m:val="p"/>
+                </m:rPr>
+                <m:t> is a constant)</m:t>
+              </m:r>
+            </m:e>
+            <m:e>
+              <m:r>
+                <m:t>&amp;</m:t>
+              </m:r>
+              <m:r>
+                <m:rPr>
+                  <m:sty m:val="p"/>
+                </m:rPr>
+                <m:t>=</m:t>
+              </m:r>
+              <m:r>
+                <m:rPr>
+                  <m:sty m:val="p"/>
+                </m:rPr>
+                <m:t>−</m:t>
+              </m:r>
+              <m:r>
+                <m:t>​</m:t>
+              </m:r>
+              <m:d>
+                <m:dPr>
+                  <m:begChr m:val="("/>
+                  <m:sepChr m:val=""/>
+                  <m:endChr m:val=")"/>
+                  <m:grow/>
+                </m:dPr>
+                <m:e>
+                  <m:r>
+                    <m:rPr>
+                      <m:sty m:val="p"/>
+                    </m:rPr>
+                    <m:t>E</m:t>
+                  </m:r>
+                  <m:r>
+                    <m:t>​</m:t>
+                  </m:r>
+                  <m:d>
+                    <m:dPr>
+                      <m:begChr m:val="["/>
+                      <m:sepChr m:val=""/>
+                      <m:endChr m:val="]"/>
+                      <m:grow/>
+                    </m:dPr>
+                    <m:e>
+                      <m:acc>
+                        <m:accPr>
+                          <m:chr m:val="̂"/>
+                        </m:accPr>
+                        <m:e>
+                          <m:r>
+                            <m:t>f</m:t>
+                          </m:r>
+                        </m:e>
+                      </m:acc>
+                      <m:r>
+                        <m:t>​</m:t>
+                      </m:r>
+                      <m:d>
+                        <m:dPr>
+                          <m:begChr m:val="("/>
+                          <m:sepChr m:val=""/>
+                          <m:endChr m:val=")"/>
+                          <m:grow/>
+                        </m:dPr>
+                        <m:e>
+                          <m:sSub>
+                            <m:e>
+                              <m:r>
+                                <m:t>x</m:t>
+                              </m:r>
+                            </m:e>
+                            <m:sub>
+                              <m:r>
+                                <m:t>0</m:t>
+                              </m:r>
+                            </m:sub>
+                          </m:sSub>
+                        </m:e>
+                      </m:d>
+                      <m:r>
+                        <m:t>​</m:t>
+                      </m:r>
+                    </m:e>
+                  </m:d>
+                  <m:r>
+                    <m:t>​</m:t>
+                  </m:r>
+                  <m:r>
+                    <m:rPr>
+                      <m:sty m:val="p"/>
+                    </m:rPr>
+                    <m:t>−</m:t>
+                  </m:r>
+                  <m:r>
+                    <m:t>f</m:t>
+                  </m:r>
+                  <m:r>
+                    <m:t>​</m:t>
+                  </m:r>
+                  <m:d>
+                    <m:dPr>
+                      <m:begChr m:val="("/>
+                      <m:sepChr m:val=""/>
+                      <m:endChr m:val=")"/>
+                      <m:grow/>
+                    </m:dPr>
+                    <m:e>
+                      <m:sSub>
+                        <m:e>
+                          <m:r>
+                            <m:t>x</m:t>
+                          </m:r>
+                        </m:e>
+                        <m:sub>
+                          <m:r>
+                            <m:t>0</m:t>
+                          </m:r>
+                        </m:sub>
+                      </m:sSub>
+                    </m:e>
+                  </m:d>
+                  <m:r>
+                    <m:t>​</m:t>
+                  </m:r>
+                </m:e>
+              </m:d>
+              <m:r>
+                <m:t>​</m:t>
+              </m:r>
+              <m:r>
+                <m:t>&amp;</m:t>
+              </m:r>
+              <m:r>
+                <m:t>&amp;</m:t>
+              </m:r>
+              <m:r>
+                <m:rPr>
+                  <m:nor/>
+                  <m:sty m:val="p"/>
+                </m:rPr>
+                <m:t>(factor out </m:t>
+              </m:r>
+              <m:r>
+                <m:rPr>
+                  <m:sty m:val="p"/>
+                </m:rPr>
+                <m:t>−</m:t>
+              </m:r>
+              <m:r>
+                <m:t>1</m:t>
+              </m:r>
+              <m:r>
+                <m:rPr>
+                  <m:nor/>
+                  <m:sty m:val="p"/>
+                </m:rPr>
+                <m:t>)</m:t>
+              </m:r>
+            </m:e>
+            <m:e>
+              <m:r>
+                <m:t>&amp;</m:t>
+              </m:r>
+              <m:r>
+                <m:rPr>
+                  <m:sty m:val="p"/>
+                </m:rPr>
+                <m:t>=</m:t>
+              </m:r>
+              <m:r>
+                <m:rPr>
+                  <m:sty m:val="p"/>
+                </m:rPr>
+                <m:t>−</m:t>
+              </m:r>
+              <m:r>
+                <m:rPr>
+                  <m:sty m:val="p"/>
+                </m:rPr>
+                <m:t>Bias</m:t>
+              </m:r>
+              <m:r>
+                <m:t>​</m:t>
+              </m:r>
+              <m:d>
+                <m:dPr>
+                  <m:begChr m:val="("/>
+                  <m:sepChr m:val=""/>
+                  <m:endChr m:val=")"/>
+                  <m:grow/>
+                </m:dPr>
+                <m:e>
+                  <m:acc>
+                    <m:accPr>
+                      <m:chr m:val="̂"/>
+                    </m:accPr>
+                    <m:e>
+                      <m:r>
+                        <m:t>f</m:t>
+                      </m:r>
+                    </m:e>
+                  </m:acc>
+                  <m:r>
+                    <m:t>​</m:t>
+                  </m:r>
+                  <m:d>
+                    <m:dPr>
+                      <m:begChr m:val="("/>
+                      <m:sepChr m:val=""/>
+                      <m:endChr m:val=")"/>
+                      <m:grow/>
+                    </m:dPr>
+                    <m:e>
+                      <m:sSub>
+                        <m:e>
+                          <m:r>
+                            <m:t>x</m:t>
+                          </m:r>
+                        </m:e>
+                        <m:sub>
+                          <m:r>
+                            <m:t>0</m:t>
+                          </m:r>
+                        </m:sub>
+                      </m:sSub>
+                    </m:e>
+                  </m:d>
+                  <m:r>
+                    <m:t>​</m:t>
+                  </m:r>
+                </m:e>
+              </m:d>
+              <m:r>
+                <m:t>​</m:t>
+              </m:r>
+              <m:r>
+                <m:t>&amp;</m:t>
+              </m:r>
+              <m:r>
+                <m:t>&amp;</m:t>
+              </m:r>
+              <m:r>
+                <m:rPr>
+                  <m:nor/>
+                  <m:sty m:val="p"/>
+                </m:rPr>
+                <m:t>(definition of bias)</m:t>
+              </m:r>
+            </m:e>
+          </m:eqArr>
+        </m:oMath>
+      </m:oMathPara>
+    </w:p>
+    <w:p>
+      <w:pPr>
+        <w:numPr>
+          <w:ilvl w:val="0"/>
+          <w:numId w:val="1000"/>
+        </w:numPr>
+      </w:pPr>
+      <w:ins w:id="206" w:author="PR Preview" w:date="2026-01-01T00:00:00Z">
+        <w:r>
+          <w:t xml:space="preserve">so</w:t>
+        </w:r>
+      </w:ins>
+      <w:ins w:id="207" w:author="PR Preview" w:date="2026-01-01T00:00:00Z">
+        <w:r>
+          <w:t xml:space="preserve"> </w:t>
+        </w:r>
+      </w:ins>
+      <m:oMath>
+        <m:r>
+          <m:t>​</m:t>
+        </m:r>
+        <m:sSup>
+          <m:e>
+            <m:d>
+              <m:dPr>
+                <m:begChr m:val="("/>
+                <m:sepChr m:val=""/>
+                <m:endChr m:val=")"/>
+                <m:grow/>
+              </m:dPr>
+              <m:e>
+                <m:r>
+                  <m:rPr>
+                    <m:sty m:val="p"/>
+                  </m:rPr>
+                  <m:t>E</m:t>
+                </m:r>
+                <m:r>
+                  <m:t>​</m:t>
+                </m:r>
+                <m:d>
+                  <m:dPr>
+                    <m:begChr m:val="["/>
+                    <m:sepChr m:val=""/>
+                    <m:endChr m:val="]"/>
+                    <m:grow/>
+                  </m:dPr>
+                  <m:e>
+                    <m:sSub>
+                      <m:e>
+                        <m:r>
+                          <m:t>e</m:t>
+                        </m:r>
+                      </m:e>
+                      <m:sub>
+                        <m:r>
+                          <m:t>f</m:t>
+                        </m:r>
+                      </m:sub>
+                    </m:sSub>
+                    <m:r>
+                      <m:t>​</m:t>
+                    </m:r>
+                    <m:d>
+                      <m:dPr>
+                        <m:begChr m:val="("/>
+                        <m:sepChr m:val=""/>
+                        <m:endChr m:val=")"/>
+                        <m:grow/>
+                      </m:dPr>
+                      <m:e>
+                        <m:sSub>
+                          <m:e>
+                            <m:r>
+                              <m:t>x</m:t>
+                            </m:r>
+                          </m:e>
+                          <m:sub>
+                            <m:r>
+                              <m:t>0</m:t>
+                            </m:r>
+                          </m:sub>
+                        </m:sSub>
+                      </m:e>
+                    </m:d>
+                    <m:r>
+                      <m:t>​</m:t>
                     </m:r>
                   </m:e>
                 </m:d>
@@ -17098,59 +21817,1814 @@
           <m:t>​</m:t>
         </m:r>
       </m:oMath>
-      <w:r>
-        <w:t xml:space="preserve">.</w:t>
-      </w:r>
+      <w:ins w:id="208" w:author="PR Preview" w:date="2026-01-01T00:00:00Z">
+        <w:r>
+          <w:t xml:space="preserve">,</w:t>
+        </w:r>
+      </w:ins>
+      <w:ins w:id="209" w:author="PR Preview" w:date="2026-01-01T00:00:00Z">
+        <w:r>
+          <w:t xml:space="preserve"> </w:t>
+        </w:r>
+      </w:ins>
+      <w:ins w:id="210" w:author="PR Preview" w:date="2026-01-01T00:00:00Z">
+        <w:r>
+          <w:t xml:space="preserve">because</w:t>
+        </w:r>
+      </w:ins>
+      <w:ins w:id="211" w:author="PR Preview" w:date="2026-01-01T00:00:00Z">
+        <w:r>
+          <w:t xml:space="preserve"> </w:t>
+        </w:r>
+      </w:ins>
+      <m:oMath>
+        <m:r>
+          <m:t>​</m:t>
+        </m:r>
+        <m:sSup>
+          <m:e>
+            <m:d>
+              <m:dPr>
+                <m:begChr m:val="("/>
+                <m:sepChr m:val=""/>
+                <m:endChr m:val=")"/>
+                <m:grow/>
+              </m:dPr>
+              <m:e>
+                <m:r>
+                  <m:t>​</m:t>
+                </m:r>
+                <m:d>
+                  <m:dPr>
+                    <m:begChr m:val="("/>
+                    <m:sepChr m:val=""/>
+                    <m:endChr m:val=")"/>
+                    <m:grow/>
+                  </m:dPr>
+                  <m:e>
+                    <m:r>
+                      <m:rPr>
+                        <m:sty m:val="p"/>
+                      </m:rPr>
+                      <m:t>−</m:t>
+                    </m:r>
+                    <m:r>
+                      <m:t>a</m:t>
+                    </m:r>
+                  </m:e>
+                </m:d>
+                <m:r>
+                  <m:t>​</m:t>
+                </m:r>
+              </m:e>
+            </m:d>
+          </m:e>
+          <m:sup>
+            <m:r>
+              <m:t>2</m:t>
+            </m:r>
+          </m:sup>
+        </m:sSup>
+        <m:r>
+          <m:t>​</m:t>
+        </m:r>
+        <m:r>
+          <m:rPr>
+            <m:sty m:val="p"/>
+          </m:rPr>
+          <m:t>=</m:t>
+        </m:r>
+        <m:r>
+          <m:t>​</m:t>
+        </m:r>
+        <m:sSup>
+          <m:e>
+            <m:d>
+              <m:dPr>
+                <m:begChr m:val="("/>
+                <m:sepChr m:val=""/>
+                <m:endChr m:val=")"/>
+                <m:grow/>
+              </m:dPr>
+              <m:e>
+                <m:r>
+                  <m:t>a</m:t>
+                </m:r>
+              </m:e>
+            </m:d>
+          </m:e>
+          <m:sup>
+            <m:r>
+              <m:t>2</m:t>
+            </m:r>
+          </m:sup>
+        </m:sSup>
+        <m:r>
+          <m:t>​</m:t>
+        </m:r>
+      </m:oMath>
+      <w:ins w:id="212" w:author="PR Preview" w:date="2026-01-01T00:00:00Z">
+        <w:r>
+          <w:t xml:space="preserve">.</w:t>
+        </w:r>
+      </w:ins>
+      <w:ins w:id="213" w:author="PR Preview" w:date="2026-01-01T00:00:00Z">
+        <w:r>
+          <w:t xml:space="preserve"> </w:t>
+        </w:r>
+      </w:ins>
+      <w:ins w:id="214" w:author="PR Preview" w:date="2026-01-01T00:00:00Z">
+        <w:r>
+          <w:t xml:space="preserve">The variance of</w:t>
+        </w:r>
+      </w:ins>
+      <w:ins w:id="215" w:author="PR Preview" w:date="2026-01-01T00:00:00Z">
+        <w:r>
+          <w:t xml:space="preserve"> </w:t>
+        </w:r>
+      </w:ins>
+      <m:oMath>
+        <m:sSub>
+          <m:e>
+            <m:r>
+              <m:t>e</m:t>
+            </m:r>
+          </m:e>
+          <m:sub>
+            <m:r>
+              <m:t>f</m:t>
+            </m:r>
+          </m:sub>
+        </m:sSub>
+        <m:r>
+          <m:t>​</m:t>
+        </m:r>
+        <m:d>
+          <m:dPr>
+            <m:begChr m:val="("/>
+            <m:sepChr m:val=""/>
+            <m:endChr m:val=")"/>
+            <m:grow/>
+          </m:dPr>
+          <m:e>
+            <m:sSub>
+              <m:e>
+                <m:r>
+                  <m:t>x</m:t>
+                </m:r>
+              </m:e>
+              <m:sub>
+                <m:r>
+                  <m:t>0</m:t>
+                </m:r>
+              </m:sub>
+            </m:sSub>
+          </m:e>
+        </m:d>
+        <m:r>
+          <m:t>​</m:t>
+        </m:r>
+      </m:oMath>
+      <w:ins w:id="216" w:author="PR Preview" w:date="2026-01-01T00:00:00Z">
+        <w:r>
+          <w:t xml:space="preserve"> </w:t>
+        </w:r>
+      </w:ins>
+      <w:ins w:id="217" w:author="PR Preview" w:date="2026-01-01T00:00:00Z">
+        <w:r>
+          <w:t xml:space="preserve">is</w:t>
+        </w:r>
+      </w:ins>
+    </w:p>
+    <w:p>
+      <w:pPr>
+        <w:pStyle w:val="BodyText"/>
+      </w:pPr>
+      <m:oMathPara>
+        <m:oMathParaPr>
+          <m:jc m:val="center"/>
+        </m:oMathParaPr>
+        <m:oMath>
+          <m:eqArr>
+            <m:e>
+              <m:r>
+                <m:rPr>
+                  <m:sty m:val="p"/>
+                </m:rPr>
+                <m:t>Var</m:t>
+              </m:r>
+              <m:r>
+                <m:t>​</m:t>
+              </m:r>
+              <m:d>
+                <m:dPr>
+                  <m:begChr m:val="("/>
+                  <m:sepChr m:val=""/>
+                  <m:endChr m:val=")"/>
+                  <m:grow/>
+                </m:dPr>
+                <m:e>
+                  <m:sSub>
+                    <m:e>
+                      <m:r>
+                        <m:t>e</m:t>
+                      </m:r>
+                    </m:e>
+                    <m:sub>
+                      <m:r>
+                        <m:t>f</m:t>
+                      </m:r>
+                    </m:sub>
+                  </m:sSub>
+                  <m:r>
+                    <m:t>​</m:t>
+                  </m:r>
+                  <m:d>
+                    <m:dPr>
+                      <m:begChr m:val="("/>
+                      <m:sepChr m:val=""/>
+                      <m:endChr m:val=")"/>
+                      <m:grow/>
+                    </m:dPr>
+                    <m:e>
+                      <m:sSub>
+                        <m:e>
+                          <m:r>
+                            <m:t>x</m:t>
+                          </m:r>
+                        </m:e>
+                        <m:sub>
+                          <m:r>
+                            <m:t>0</m:t>
+                          </m:r>
+                        </m:sub>
+                      </m:sSub>
+                    </m:e>
+                  </m:d>
+                  <m:r>
+                    <m:t>​</m:t>
+                  </m:r>
+                </m:e>
+              </m:d>
+              <m:r>
+                <m:t>​</m:t>
+              </m:r>
+              <m:r>
+                <m:t>&amp;</m:t>
+              </m:r>
+              <m:r>
+                <m:rPr>
+                  <m:sty m:val="p"/>
+                </m:rPr>
+                <m:t>=</m:t>
+              </m:r>
+              <m:r>
+                <m:rPr>
+                  <m:sty m:val="p"/>
+                </m:rPr>
+                <m:t>E</m:t>
+              </m:r>
+              <m:r>
+                <m:t>​</m:t>
+              </m:r>
+              <m:d>
+                <m:dPr>
+                  <m:begChr m:val="["/>
+                  <m:sepChr m:val=""/>
+                  <m:endChr m:val="]"/>
+                  <m:grow/>
+                </m:dPr>
+                <m:e>
+                  <m:r>
+                    <m:t>​</m:t>
+                  </m:r>
+                  <m:sSup>
+                    <m:e>
+                      <m:d>
+                        <m:dPr>
+                          <m:begChr m:val="("/>
+                          <m:sepChr m:val=""/>
+                          <m:endChr m:val=")"/>
+                          <m:grow/>
+                        </m:dPr>
+                        <m:e>
+                          <m:r>
+                            <m:t>​</m:t>
+                          </m:r>
+                          <m:d>
+                            <m:dPr>
+                              <m:begChr m:val="("/>
+                              <m:sepChr m:val=""/>
+                              <m:endChr m:val=")"/>
+                              <m:grow/>
+                            </m:dPr>
+                            <m:e>
+                              <m:sSub>
+                                <m:e>
+                                  <m:r>
+                                    <m:t>e</m:t>
+                                  </m:r>
+                                </m:e>
+                                <m:sub>
+                                  <m:r>
+                                    <m:t>f</m:t>
+                                  </m:r>
+                                </m:sub>
+                              </m:sSub>
+                              <m:r>
+                                <m:t>​</m:t>
+                              </m:r>
+                              <m:d>
+                                <m:dPr>
+                                  <m:begChr m:val="("/>
+                                  <m:sepChr m:val=""/>
+                                  <m:endChr m:val=")"/>
+                                  <m:grow/>
+                                </m:dPr>
+                                <m:e>
+                                  <m:sSub>
+                                    <m:e>
+                                      <m:r>
+                                        <m:t>x</m:t>
+                                      </m:r>
+                                    </m:e>
+                                    <m:sub>
+                                      <m:r>
+                                        <m:t>0</m:t>
+                                      </m:r>
+                                    </m:sub>
+                                  </m:sSub>
+                                </m:e>
+                              </m:d>
+                              <m:r>
+                                <m:t>​</m:t>
+                              </m:r>
+                              <m:r>
+                                <m:rPr>
+                                  <m:sty m:val="p"/>
+                                </m:rPr>
+                                <m:t>−</m:t>
+                              </m:r>
+                              <m:r>
+                                <m:rPr>
+                                  <m:sty m:val="p"/>
+                                </m:rPr>
+                                <m:t>E</m:t>
+                              </m:r>
+                              <m:r>
+                                <m:t>​</m:t>
+                              </m:r>
+                              <m:d>
+                                <m:dPr>
+                                  <m:begChr m:val="["/>
+                                  <m:sepChr m:val=""/>
+                                  <m:endChr m:val="]"/>
+                                  <m:grow/>
+                                </m:dPr>
+                                <m:e>
+                                  <m:sSub>
+                                    <m:e>
+                                      <m:r>
+                                        <m:t>e</m:t>
+                                      </m:r>
+                                    </m:e>
+                                    <m:sub>
+                                      <m:r>
+                                        <m:t>f</m:t>
+                                      </m:r>
+                                    </m:sub>
+                                  </m:sSub>
+                                  <m:r>
+                                    <m:t>​</m:t>
+                                  </m:r>
+                                  <m:d>
+                                    <m:dPr>
+                                      <m:begChr m:val="("/>
+                                      <m:sepChr m:val=""/>
+                                      <m:endChr m:val=")"/>
+                                      <m:grow/>
+                                    </m:dPr>
+                                    <m:e>
+                                      <m:sSub>
+                                        <m:e>
+                                          <m:r>
+                                            <m:t>x</m:t>
+                                          </m:r>
+                                        </m:e>
+                                        <m:sub>
+                                          <m:r>
+                                            <m:t>0</m:t>
+                                          </m:r>
+                                        </m:sub>
+                                      </m:sSub>
+                                    </m:e>
+                                  </m:d>
+                                  <m:r>
+                                    <m:t>​</m:t>
+                                  </m:r>
+                                </m:e>
+                              </m:d>
+                              <m:r>
+                                <m:t>​</m:t>
+                              </m:r>
+                            </m:e>
+                          </m:d>
+                          <m:r>
+                            <m:t>​</m:t>
+                          </m:r>
+                        </m:e>
+                      </m:d>
+                    </m:e>
+                    <m:sup>
+                      <m:r>
+                        <m:t>2</m:t>
+                      </m:r>
+                    </m:sup>
+                  </m:sSup>
+                  <m:r>
+                    <m:t>​</m:t>
+                  </m:r>
+                </m:e>
+              </m:d>
+              <m:r>
+                <m:t>​</m:t>
+              </m:r>
+              <m:r>
+                <m:t>&amp;</m:t>
+              </m:r>
+              <m:r>
+                <m:t>&amp;</m:t>
+              </m:r>
+              <m:r>
+                <m:rPr>
+                  <m:nor/>
+                  <m:sty m:val="p"/>
+                </m:rPr>
+                <m:t>(definition of variance)</m:t>
+              </m:r>
+            </m:e>
+            <m:e>
+              <m:r>
+                <m:t>&amp;</m:t>
+              </m:r>
+              <m:r>
+                <m:rPr>
+                  <m:sty m:val="p"/>
+                </m:rPr>
+                <m:t>=</m:t>
+              </m:r>
+              <m:r>
+                <m:rPr>
+                  <m:sty m:val="p"/>
+                </m:rPr>
+                <m:t>E</m:t>
+              </m:r>
+              <m:r>
+                <m:t>​</m:t>
+              </m:r>
+              <m:d>
+                <m:dPr>
+                  <m:begChr m:val="["/>
+                  <m:sepChr m:val=""/>
+                  <m:endChr m:val="]"/>
+                  <m:grow/>
+                </m:dPr>
+                <m:e>
+                  <m:r>
+                    <m:t>​</m:t>
+                  </m:r>
+                  <m:sSup>
+                    <m:e>
+                      <m:d>
+                        <m:dPr>
+                          <m:begChr m:val="("/>
+                          <m:sepChr m:val=""/>
+                          <m:endChr m:val=")"/>
+                          <m:grow/>
+                        </m:dPr>
+                        <m:e>
+                          <m:r>
+                            <m:t>​</m:t>
+                          </m:r>
+                          <m:d>
+                            <m:dPr>
+                              <m:begChr m:val="("/>
+                              <m:sepChr m:val=""/>
+                              <m:endChr m:val=")"/>
+                              <m:grow/>
+                            </m:dPr>
+                            <m:e>
+                              <m:r>
+                                <m:rPr>
+                                  <m:sty m:val="p"/>
+                                </m:rPr>
+                                <m:t>−</m:t>
+                              </m:r>
+                              <m:r>
+                                <m:t>​</m:t>
+                              </m:r>
+                              <m:d>
+                                <m:dPr>
+                                  <m:begChr m:val="("/>
+                                  <m:sepChr m:val=""/>
+                                  <m:endChr m:val=")"/>
+                                  <m:grow/>
+                                </m:dPr>
+                                <m:e>
+                                  <m:acc>
+                                    <m:accPr>
+                                      <m:chr m:val="̂"/>
+                                    </m:accPr>
+                                    <m:e>
+                                      <m:r>
+                                        <m:t>f</m:t>
+                                      </m:r>
+                                    </m:e>
+                                  </m:acc>
+                                  <m:r>
+                                    <m:t>​</m:t>
+                                  </m:r>
+                                  <m:d>
+                                    <m:dPr>
+                                      <m:begChr m:val="("/>
+                                      <m:sepChr m:val=""/>
+                                      <m:endChr m:val=")"/>
+                                      <m:grow/>
+                                    </m:dPr>
+                                    <m:e>
+                                      <m:sSub>
+                                        <m:e>
+                                          <m:r>
+                                            <m:t>x</m:t>
+                                          </m:r>
+                                        </m:e>
+                                        <m:sub>
+                                          <m:r>
+                                            <m:t>0</m:t>
+                                          </m:r>
+                                        </m:sub>
+                                      </m:sSub>
+                                    </m:e>
+                                  </m:d>
+                                  <m:r>
+                                    <m:t>​</m:t>
+                                  </m:r>
+                                  <m:r>
+                                    <m:rPr>
+                                      <m:sty m:val="p"/>
+                                    </m:rPr>
+                                    <m:t>−</m:t>
+                                  </m:r>
+                                  <m:r>
+                                    <m:rPr>
+                                      <m:sty m:val="p"/>
+                                    </m:rPr>
+                                    <m:t>E</m:t>
+                                  </m:r>
+                                  <m:r>
+                                    <m:t>​</m:t>
+                                  </m:r>
+                                  <m:d>
+                                    <m:dPr>
+                                      <m:begChr m:val="["/>
+                                      <m:sepChr m:val=""/>
+                                      <m:endChr m:val="]"/>
+                                      <m:grow/>
+                                    </m:dPr>
+                                    <m:e>
+                                      <m:acc>
+                                        <m:accPr>
+                                          <m:chr m:val="̂"/>
+                                        </m:accPr>
+                                        <m:e>
+                                          <m:r>
+                                            <m:t>f</m:t>
+                                          </m:r>
+                                        </m:e>
+                                      </m:acc>
+                                      <m:r>
+                                        <m:t>​</m:t>
+                                      </m:r>
+                                      <m:d>
+                                        <m:dPr>
+                                          <m:begChr m:val="("/>
+                                          <m:sepChr m:val=""/>
+                                          <m:endChr m:val=")"/>
+                                          <m:grow/>
+                                        </m:dPr>
+                                        <m:e>
+                                          <m:sSub>
+                                            <m:e>
+                                              <m:r>
+                                                <m:t>x</m:t>
+                                              </m:r>
+                                            </m:e>
+                                            <m:sub>
+                                              <m:r>
+                                                <m:t>0</m:t>
+                                              </m:r>
+                                            </m:sub>
+                                          </m:sSub>
+                                        </m:e>
+                                      </m:d>
+                                      <m:r>
+                                        <m:t>​</m:t>
+                                      </m:r>
+                                    </m:e>
+                                  </m:d>
+                                  <m:r>
+                                    <m:t>​</m:t>
+                                  </m:r>
+                                </m:e>
+                              </m:d>
+                              <m:r>
+                                <m:t>​</m:t>
+                              </m:r>
+                            </m:e>
+                          </m:d>
+                          <m:r>
+                            <m:t>​</m:t>
+                          </m:r>
+                        </m:e>
+                      </m:d>
+                    </m:e>
+                    <m:sup>
+                      <m:r>
+                        <m:t>2</m:t>
+                      </m:r>
+                    </m:sup>
+                  </m:sSup>
+                  <m:r>
+                    <m:t>​</m:t>
+                  </m:r>
+                </m:e>
+              </m:d>
+              <m:r>
+                <m:t>​</m:t>
+              </m:r>
+              <m:r>
+                <m:t>&amp;</m:t>
+              </m:r>
+              <m:r>
+                <m:t>&amp;</m:t>
+              </m:r>
+              <m:r>
+                <m:rPr>
+                  <m:nor/>
+                  <m:sty m:val="p"/>
+                </m:rPr>
+                <m:t>(substitute </m:t>
+              </m:r>
+              <m:sSub>
+                <m:e>
+                  <m:r>
+                    <m:t>e</m:t>
+                  </m:r>
+                </m:e>
+                <m:sub>
+                  <m:r>
+                    <m:t>f</m:t>
+                  </m:r>
+                </m:sub>
+              </m:sSub>
+              <m:r>
+                <m:t>​</m:t>
+              </m:r>
+              <m:d>
+                <m:dPr>
+                  <m:begChr m:val="("/>
+                  <m:sepChr m:val=""/>
+                  <m:endChr m:val=")"/>
+                  <m:grow/>
+                </m:dPr>
+                <m:e>
+                  <m:sSub>
+                    <m:e>
+                      <m:r>
+                        <m:t>x</m:t>
+                      </m:r>
+                    </m:e>
+                    <m:sub>
+                      <m:r>
+                        <m:t>0</m:t>
+                      </m:r>
+                    </m:sub>
+                  </m:sSub>
+                </m:e>
+              </m:d>
+              <m:r>
+                <m:t>​</m:t>
+              </m:r>
+              <m:r>
+                <m:rPr>
+                  <m:nor/>
+                  <m:sty m:val="p"/>
+                </m:rPr>
+                <m:t> and </m:t>
+              </m:r>
+              <m:r>
+                <m:rPr>
+                  <m:sty m:val="p"/>
+                </m:rPr>
+                <m:t>E</m:t>
+              </m:r>
+              <m:r>
+                <m:t>​</m:t>
+              </m:r>
+              <m:d>
+                <m:dPr>
+                  <m:begChr m:val="["/>
+                  <m:sepChr m:val=""/>
+                  <m:endChr m:val="]"/>
+                  <m:grow/>
+                </m:dPr>
+                <m:e>
+                  <m:sSub>
+                    <m:e>
+                      <m:r>
+                        <m:t>e</m:t>
+                      </m:r>
+                    </m:e>
+                    <m:sub>
+                      <m:r>
+                        <m:t>f</m:t>
+                      </m:r>
+                    </m:sub>
+                  </m:sSub>
+                  <m:r>
+                    <m:t>​</m:t>
+                  </m:r>
+                  <m:d>
+                    <m:dPr>
+                      <m:begChr m:val="("/>
+                      <m:sepChr m:val=""/>
+                      <m:endChr m:val=")"/>
+                      <m:grow/>
+                    </m:dPr>
+                    <m:e>
+                      <m:sSub>
+                        <m:e>
+                          <m:r>
+                            <m:t>x</m:t>
+                          </m:r>
+                        </m:e>
+                        <m:sub>
+                          <m:r>
+                            <m:t>0</m:t>
+                          </m:r>
+                        </m:sub>
+                      </m:sSub>
+                    </m:e>
+                  </m:d>
+                  <m:r>
+                    <m:t>​</m:t>
+                  </m:r>
+                </m:e>
+              </m:d>
+              <m:r>
+                <m:t>​</m:t>
+              </m:r>
+              <m:r>
+                <m:rPr>
+                  <m:nor/>
+                  <m:sty m:val="p"/>
+                </m:rPr>
+                <m:t>; the constant </m:t>
+              </m:r>
+              <m:r>
+                <m:t>f</m:t>
+              </m:r>
+              <m:r>
+                <m:t>​</m:t>
+              </m:r>
+              <m:d>
+                <m:dPr>
+                  <m:begChr m:val="("/>
+                  <m:sepChr m:val=""/>
+                  <m:endChr m:val=")"/>
+                  <m:grow/>
+                </m:dPr>
+                <m:e>
+                  <m:sSub>
+                    <m:e>
+                      <m:r>
+                        <m:t>x</m:t>
+                      </m:r>
+                    </m:e>
+                    <m:sub>
+                      <m:r>
+                        <m:t>0</m:t>
+                      </m:r>
+                    </m:sub>
+                  </m:sSub>
+                </m:e>
+              </m:d>
+              <m:r>
+                <m:t>​</m:t>
+              </m:r>
+              <m:r>
+                <m:rPr>
+                  <m:nor/>
+                  <m:sty m:val="p"/>
+                </m:rPr>
+                <m:t> cancels)</m:t>
+              </m:r>
+            </m:e>
+            <m:e>
+              <m:r>
+                <m:t>&amp;</m:t>
+              </m:r>
+              <m:r>
+                <m:rPr>
+                  <m:sty m:val="p"/>
+                </m:rPr>
+                <m:t>=</m:t>
+              </m:r>
+              <m:r>
+                <m:rPr>
+                  <m:sty m:val="p"/>
+                </m:rPr>
+                <m:t>E</m:t>
+              </m:r>
+              <m:r>
+                <m:t>​</m:t>
+              </m:r>
+              <m:d>
+                <m:dPr>
+                  <m:begChr m:val="["/>
+                  <m:sepChr m:val=""/>
+                  <m:endChr m:val="]"/>
+                  <m:grow/>
+                </m:dPr>
+                <m:e>
+                  <m:r>
+                    <m:t>​</m:t>
+                  </m:r>
+                  <m:sSup>
+                    <m:e>
+                      <m:d>
+                        <m:dPr>
+                          <m:begChr m:val="("/>
+                          <m:sepChr m:val=""/>
+                          <m:endChr m:val=")"/>
+                          <m:grow/>
+                        </m:dPr>
+                        <m:e>
+                          <m:r>
+                            <m:t>​</m:t>
+                          </m:r>
+                          <m:d>
+                            <m:dPr>
+                              <m:begChr m:val="("/>
+                              <m:sepChr m:val=""/>
+                              <m:endChr m:val=")"/>
+                              <m:grow/>
+                            </m:dPr>
+                            <m:e>
+                              <m:acc>
+                                <m:accPr>
+                                  <m:chr m:val="̂"/>
+                                </m:accPr>
+                                <m:e>
+                                  <m:r>
+                                    <m:t>f</m:t>
+                                  </m:r>
+                                </m:e>
+                              </m:acc>
+                              <m:r>
+                                <m:t>​</m:t>
+                              </m:r>
+                              <m:d>
+                                <m:dPr>
+                                  <m:begChr m:val="("/>
+                                  <m:sepChr m:val=""/>
+                                  <m:endChr m:val=")"/>
+                                  <m:grow/>
+                                </m:dPr>
+                                <m:e>
+                                  <m:sSub>
+                                    <m:e>
+                                      <m:r>
+                                        <m:t>x</m:t>
+                                      </m:r>
+                                    </m:e>
+                                    <m:sub>
+                                      <m:r>
+                                        <m:t>0</m:t>
+                                      </m:r>
+                                    </m:sub>
+                                  </m:sSub>
+                                </m:e>
+                              </m:d>
+                              <m:r>
+                                <m:t>​</m:t>
+                              </m:r>
+                              <m:r>
+                                <m:rPr>
+                                  <m:sty m:val="p"/>
+                                </m:rPr>
+                                <m:t>−</m:t>
+                              </m:r>
+                              <m:r>
+                                <m:rPr>
+                                  <m:sty m:val="p"/>
+                                </m:rPr>
+                                <m:t>E</m:t>
+                              </m:r>
+                              <m:r>
+                                <m:t>​</m:t>
+                              </m:r>
+                              <m:d>
+                                <m:dPr>
+                                  <m:begChr m:val="["/>
+                                  <m:sepChr m:val=""/>
+                                  <m:endChr m:val="]"/>
+                                  <m:grow/>
+                                </m:dPr>
+                                <m:e>
+                                  <m:acc>
+                                    <m:accPr>
+                                      <m:chr m:val="̂"/>
+                                    </m:accPr>
+                                    <m:e>
+                                      <m:r>
+                                        <m:t>f</m:t>
+                                      </m:r>
+                                    </m:e>
+                                  </m:acc>
+                                  <m:r>
+                                    <m:t>​</m:t>
+                                  </m:r>
+                                  <m:d>
+                                    <m:dPr>
+                                      <m:begChr m:val="("/>
+                                      <m:sepChr m:val=""/>
+                                      <m:endChr m:val=")"/>
+                                      <m:grow/>
+                                    </m:dPr>
+                                    <m:e>
+                                      <m:sSub>
+                                        <m:e>
+                                          <m:r>
+                                            <m:t>x</m:t>
+                                          </m:r>
+                                        </m:e>
+                                        <m:sub>
+                                          <m:r>
+                                            <m:t>0</m:t>
+                                          </m:r>
+                                        </m:sub>
+                                      </m:sSub>
+                                    </m:e>
+                                  </m:d>
+                                  <m:r>
+                                    <m:t>​</m:t>
+                                  </m:r>
+                                </m:e>
+                              </m:d>
+                              <m:r>
+                                <m:t>​</m:t>
+                              </m:r>
+                            </m:e>
+                          </m:d>
+                          <m:r>
+                            <m:t>​</m:t>
+                          </m:r>
+                        </m:e>
+                      </m:d>
+                    </m:e>
+                    <m:sup>
+                      <m:r>
+                        <m:t>2</m:t>
+                      </m:r>
+                    </m:sup>
+                  </m:sSup>
+                  <m:r>
+                    <m:t>​</m:t>
+                  </m:r>
+                </m:e>
+              </m:d>
+              <m:r>
+                <m:t>​</m:t>
+              </m:r>
+              <m:r>
+                <m:t>&amp;</m:t>
+              </m:r>
+              <m:r>
+                <m:t>&amp;</m:t>
+              </m:r>
+              <m:r>
+                <m:rPr>
+                  <m:nor/>
+                  <m:sty m:val="p"/>
+                </m:rPr>
+                <m:t>(</m:t>
+              </m:r>
+              <m:r>
+                <m:t>​</m:t>
+              </m:r>
+              <m:sSup>
+                <m:e>
+                  <m:d>
+                    <m:dPr>
+                      <m:begChr m:val="("/>
+                      <m:sepChr m:val=""/>
+                      <m:endChr m:val=")"/>
+                      <m:grow/>
+                    </m:dPr>
+                    <m:e>
+                      <m:r>
+                        <m:t>​</m:t>
+                      </m:r>
+                      <m:d>
+                        <m:dPr>
+                          <m:begChr m:val="("/>
+                          <m:sepChr m:val=""/>
+                          <m:endChr m:val=")"/>
+                          <m:grow/>
+                        </m:dPr>
+                        <m:e>
+                          <m:r>
+                            <m:rPr>
+                              <m:sty m:val="p"/>
+                            </m:rPr>
+                            <m:t>−</m:t>
+                          </m:r>
+                          <m:r>
+                            <m:t>a</m:t>
+                          </m:r>
+                        </m:e>
+                      </m:d>
+                      <m:r>
+                        <m:t>​</m:t>
+                      </m:r>
+                    </m:e>
+                  </m:d>
+                </m:e>
+                <m:sup>
+                  <m:r>
+                    <m:t>2</m:t>
+                  </m:r>
+                </m:sup>
+              </m:sSup>
+              <m:r>
+                <m:t>​</m:t>
+              </m:r>
+              <m:r>
+                <m:rPr>
+                  <m:sty m:val="p"/>
+                </m:rPr>
+                <m:t>=</m:t>
+              </m:r>
+              <m:r>
+                <m:t>​</m:t>
+              </m:r>
+              <m:sSup>
+                <m:e>
+                  <m:d>
+                    <m:dPr>
+                      <m:begChr m:val="("/>
+                      <m:sepChr m:val=""/>
+                      <m:endChr m:val=")"/>
+                      <m:grow/>
+                    </m:dPr>
+                    <m:e>
+                      <m:r>
+                        <m:t>a</m:t>
+                      </m:r>
+                    </m:e>
+                  </m:d>
+                </m:e>
+                <m:sup>
+                  <m:r>
+                    <m:t>2</m:t>
+                  </m:r>
+                </m:sup>
+              </m:sSup>
+              <m:r>
+                <m:t>​</m:t>
+              </m:r>
+              <m:r>
+                <m:rPr>
+                  <m:nor/>
+                  <m:sty m:val="p"/>
+                </m:rPr>
+                <m:t>)</m:t>
+              </m:r>
+            </m:e>
+            <m:e>
+              <m:r>
+                <m:t>&amp;</m:t>
+              </m:r>
+              <m:r>
+                <m:rPr>
+                  <m:sty m:val="p"/>
+                </m:rPr>
+                <m:t>=</m:t>
+              </m:r>
+              <m:r>
+                <m:rPr>
+                  <m:sty m:val="p"/>
+                </m:rPr>
+                <m:t>Var</m:t>
+              </m:r>
+              <m:r>
+                <m:t>​</m:t>
+              </m:r>
+              <m:d>
+                <m:dPr>
+                  <m:begChr m:val="("/>
+                  <m:sepChr m:val=""/>
+                  <m:endChr m:val=")"/>
+                  <m:grow/>
+                </m:dPr>
+                <m:e>
+                  <m:acc>
+                    <m:accPr>
+                      <m:chr m:val="̂"/>
+                    </m:accPr>
+                    <m:e>
+                      <m:r>
+                        <m:t>f</m:t>
+                      </m:r>
+                    </m:e>
+                  </m:acc>
+                  <m:r>
+                    <m:t>​</m:t>
+                  </m:r>
+                  <m:d>
+                    <m:dPr>
+                      <m:begChr m:val="("/>
+                      <m:sepChr m:val=""/>
+                      <m:endChr m:val=")"/>
+                      <m:grow/>
+                    </m:dPr>
+                    <m:e>
+                      <m:sSub>
+                        <m:e>
+                          <m:r>
+                            <m:t>x</m:t>
+                          </m:r>
+                        </m:e>
+                        <m:sub>
+                          <m:r>
+                            <m:t>0</m:t>
+                          </m:r>
+                        </m:sub>
+                      </m:sSub>
+                    </m:e>
+                  </m:d>
+                  <m:r>
+                    <m:t>​</m:t>
+                  </m:r>
+                </m:e>
+              </m:d>
+              <m:r>
+                <m:t>​</m:t>
+              </m:r>
+              <m:r>
+                <m:t>&amp;</m:t>
+              </m:r>
+              <m:r>
+                <m:t>&amp;</m:t>
+              </m:r>
+              <m:r>
+                <m:rPr>
+                  <m:nor/>
+                  <m:sty m:val="p"/>
+                </m:rPr>
+                <m:t>(definition of variance)</m:t>
+              </m:r>
+            </m:e>
+          </m:eqArr>
+        </m:oMath>
+      </m:oMathPara>
     </w:p>
     <w:p>
       <w:pPr>
         <w:pStyle w:val="FirstParagraph"/>
       </w:pPr>
-      <w:r>
-        <w:t xml:space="preserve">Adding the three terms gives the claim.</w:t>
-      </w:r>
+      <w:ins w:id="218" w:author="PR Preview" w:date="2026-01-01T00:00:00Z">
+        <w:r>
+          <w:t xml:space="preserve">Substituting the three terms into the expansion gives</w:t>
+        </w:r>
+      </w:ins>
+    </w:p>
+    <w:p>
+      <w:pPr>
+        <w:pStyle w:val="BodyText"/>
+      </w:pPr>
+      <m:oMathPara>
+        <m:oMathParaPr>
+          <m:jc m:val="center"/>
+        </m:oMathParaPr>
+        <m:oMath>
+          <m:eqArr>
+            <m:e>
+              <m:r>
+                <m:rPr>
+                  <m:sty m:val="p"/>
+                </m:rPr>
+                <m:t>E</m:t>
+              </m:r>
+              <m:r>
+                <m:t>​</m:t>
+              </m:r>
+              <m:d>
+                <m:dPr>
+                  <m:begChr m:val="["/>
+                  <m:sepChr m:val=""/>
+                  <m:endChr m:val="]"/>
+                  <m:grow/>
+                </m:dPr>
+                <m:e>
+                  <m:r>
+                    <m:t>​</m:t>
+                  </m:r>
+                  <m:d>
+                    <m:dPr>
+                      <m:begChr m:val="("/>
+                      <m:sepChr m:val=""/>
+                      <m:endChr m:val=")"/>
+                      <m:grow/>
+                    </m:dPr>
+                    <m:e>
+                      <m:sSub>
+                        <m:e>
+                          <m:r>
+                            <m:t>Y</m:t>
+                          </m:r>
+                        </m:e>
+                        <m:sub>
+                          <m:r>
+                            <m:t>0</m:t>
+                          </m:r>
+                        </m:sub>
+                      </m:sSub>
+                      <m:r>
+                        <m:rPr>
+                          <m:sty m:val="p"/>
+                        </m:rPr>
+                        <m:t>−</m:t>
+                      </m:r>
+                      <m:acc>
+                        <m:accPr>
+                          <m:chr m:val="̂"/>
+                        </m:accPr>
+                        <m:e>
+                          <m:r>
+                            <m:t>f</m:t>
+                          </m:r>
+                        </m:e>
+                      </m:acc>
+                      <m:r>
+                        <m:t>​</m:t>
+                      </m:r>
+                      <m:d>
+                        <m:dPr>
+                          <m:begChr m:val="("/>
+                          <m:sepChr m:val=""/>
+                          <m:endChr m:val=")"/>
+                          <m:grow/>
+                        </m:dPr>
+                        <m:e>
+                          <m:sSub>
+                            <m:e>
+                              <m:r>
+                                <m:t>x</m:t>
+                              </m:r>
+                            </m:e>
+                            <m:sub>
+                              <m:r>
+                                <m:t>0</m:t>
+                              </m:r>
+                            </m:sub>
+                          </m:sSub>
+                        </m:e>
+                      </m:d>
+                      <m:r>
+                        <m:t>​</m:t>
+                      </m:r>
+                    </m:e>
+                  </m:d>
+                  <m:sSup>
+                    <m:e>
+                      <m:r>
+                        <m:t>​</m:t>
+                      </m:r>
+                    </m:e>
+                    <m:sup>
+                      <m:r>
+                        <m:t>2</m:t>
+                      </m:r>
+                    </m:sup>
+                  </m:sSup>
+                </m:e>
+              </m:d>
+              <m:r>
+                <m:t>​</m:t>
+              </m:r>
+              <m:r>
+                <m:t>&amp;</m:t>
+              </m:r>
+              <m:r>
+                <m:rPr>
+                  <m:sty m:val="p"/>
+                </m:rPr>
+                <m:t>=</m:t>
+              </m:r>
+              <m:sSup>
+                <m:e>
+                  <m:r>
+                    <m:t>σ</m:t>
+                  </m:r>
+                </m:e>
+                <m:sup>
+                  <m:r>
+                    <m:t>2</m:t>
+                  </m:r>
+                </m:sup>
+              </m:sSup>
+              <m:r>
+                <m:rPr>
+                  <m:sty m:val="p"/>
+                </m:rPr>
+                <m:t>+</m:t>
+              </m:r>
+              <m:r>
+                <m:t>2</m:t>
+              </m:r>
+              <m:r>
+                <m:rPr>
+                  <m:sty m:val="p"/>
+                </m:rPr>
+                <m:t>⋅</m:t>
+              </m:r>
+              <m:r>
+                <m:t>0</m:t>
+              </m:r>
+              <m:r>
+                <m:rPr>
+                  <m:sty m:val="p"/>
+                </m:rPr>
+                <m:t>+</m:t>
+              </m:r>
+              <m:r>
+                <m:t>​</m:t>
+              </m:r>
+              <m:d>
+                <m:dPr>
+                  <m:begChr m:val="("/>
+                  <m:sepChr m:val=""/>
+                  <m:endChr m:val=")"/>
+                  <m:grow/>
+                </m:dPr>
+                <m:e>
+                  <m:r>
+                    <m:rPr>
+                      <m:sty m:val="p"/>
+                    </m:rPr>
+                    <m:t>Var</m:t>
+                  </m:r>
+                  <m:r>
+                    <m:t>​</m:t>
+                  </m:r>
+                  <m:d>
+                    <m:dPr>
+                      <m:begChr m:val="("/>
+                      <m:sepChr m:val=""/>
+                      <m:endChr m:val=")"/>
+                      <m:grow/>
+                    </m:dPr>
+                    <m:e>
+                      <m:acc>
+                        <m:accPr>
+                          <m:chr m:val="̂"/>
+                        </m:accPr>
+                        <m:e>
+                          <m:r>
+                            <m:t>f</m:t>
+                          </m:r>
+                        </m:e>
+                      </m:acc>
+                      <m:r>
+                        <m:t>​</m:t>
+                      </m:r>
+                      <m:d>
+                        <m:dPr>
+                          <m:begChr m:val="("/>
+                          <m:sepChr m:val=""/>
+                          <m:endChr m:val=")"/>
+                          <m:grow/>
+                        </m:dPr>
+                        <m:e>
+                          <m:sSub>
+                            <m:e>
+                              <m:r>
+                                <m:t>x</m:t>
+                              </m:r>
+                            </m:e>
+                            <m:sub>
+                              <m:r>
+                                <m:t>0</m:t>
+                              </m:r>
+                            </m:sub>
+                          </m:sSub>
+                        </m:e>
+                      </m:d>
+                      <m:r>
+                        <m:t>​</m:t>
+                      </m:r>
+                    </m:e>
+                  </m:d>
+                  <m:r>
+                    <m:t>​</m:t>
+                  </m:r>
+                  <m:r>
+                    <m:rPr>
+                      <m:sty m:val="p"/>
+                    </m:rPr>
+                    <m:t>+</m:t>
+                  </m:r>
+                  <m:r>
+                    <m:t>​</m:t>
+                  </m:r>
+                  <m:sSup>
+                    <m:e>
+                      <m:d>
+                        <m:dPr>
+                          <m:begChr m:val="("/>
+                          <m:sepChr m:val=""/>
+                          <m:endChr m:val=")"/>
+                          <m:grow/>
+                        </m:dPr>
+                        <m:e>
+                          <m:r>
+                            <m:rPr>
+                              <m:sty m:val="p"/>
+                            </m:rPr>
+                            <m:t>Bias</m:t>
+                          </m:r>
+                          <m:r>
+                            <m:t>​</m:t>
+                          </m:r>
+                          <m:d>
+                            <m:dPr>
+                              <m:begChr m:val="("/>
+                              <m:sepChr m:val=""/>
+                              <m:endChr m:val=")"/>
+                              <m:grow/>
+                            </m:dPr>
+                            <m:e>
+                              <m:acc>
+                                <m:accPr>
+                                  <m:chr m:val="̂"/>
+                                </m:accPr>
+                                <m:e>
+                                  <m:r>
+                                    <m:t>f</m:t>
+                                  </m:r>
+                                </m:e>
+                              </m:acc>
+                              <m:r>
+                                <m:t>​</m:t>
+                              </m:r>
+                              <m:d>
+                                <m:dPr>
+                                  <m:begChr m:val="("/>
+                                  <m:sepChr m:val=""/>
+                                  <m:endChr m:val=")"/>
+                                  <m:grow/>
+                                </m:dPr>
+                                <m:e>
+                                  <m:sSub>
+                                    <m:e>
+                                      <m:r>
+                                        <m:t>x</m:t>
+                                      </m:r>
+                                    </m:e>
+                                    <m:sub>
+                                      <m:r>
+                                        <m:t>0</m:t>
+                                      </m:r>
+                                    </m:sub>
+                                  </m:sSub>
+                                </m:e>
+                              </m:d>
+                              <m:r>
+                                <m:t>​</m:t>
+                              </m:r>
+                            </m:e>
+                          </m:d>
+                          <m:r>
+                            <m:t>​</m:t>
+                          </m:r>
+                        </m:e>
+                      </m:d>
+                    </m:e>
+                    <m:sup>
+                      <m:r>
+                        <m:t>2</m:t>
+                      </m:r>
+                    </m:sup>
+                  </m:sSup>
+                  <m:r>
+                    <m:t>​</m:t>
+                  </m:r>
+                </m:e>
+              </m:d>
+              <m:r>
+                <m:t>​</m:t>
+              </m:r>
+              <m:r>
+                <m:t>&amp;</m:t>
+              </m:r>
+              <m:r>
+                <m:t>&amp;</m:t>
+              </m:r>
+              <m:r>
+                <m:rPr>
+                  <m:nor/>
+                  <m:sty m:val="p"/>
+                </m:rPr>
+                <m:t>(the three terms above)</m:t>
+              </m:r>
+            </m:e>
+            <m:e>
+              <m:r>
+                <m:t>&amp;</m:t>
+              </m:r>
+              <m:r>
+                <m:rPr>
+                  <m:sty m:val="p"/>
+                </m:rPr>
+                <m:t>=</m:t>
+              </m:r>
+              <m:r>
+                <m:t>​</m:t>
+              </m:r>
+              <m:sSup>
+                <m:e>
+                  <m:d>
+                    <m:dPr>
+                      <m:begChr m:val="("/>
+                      <m:sepChr m:val=""/>
+                      <m:endChr m:val=")"/>
+                      <m:grow/>
+                    </m:dPr>
+                    <m:e>
+                      <m:r>
+                        <m:rPr>
+                          <m:sty m:val="p"/>
+                        </m:rPr>
+                        <m:t>Bias</m:t>
+                      </m:r>
+                      <m:r>
+                        <m:t>​</m:t>
+                      </m:r>
+                      <m:d>
+                        <m:dPr>
+                          <m:begChr m:val="("/>
+                          <m:sepChr m:val=""/>
+                          <m:endChr m:val=")"/>
+                          <m:grow/>
+                        </m:dPr>
+                        <m:e>
+                          <m:acc>
+                            <m:accPr>
+                              <m:chr m:val="̂"/>
+                            </m:accPr>
+                            <m:e>
+                              <m:r>
+                                <m:t>f</m:t>
+                              </m:r>
+                            </m:e>
+                          </m:acc>
+                          <m:r>
+                            <m:t>​</m:t>
+                          </m:r>
+                          <m:d>
+                            <m:dPr>
+                              <m:begChr m:val="("/>
+                              <m:sepChr m:val=""/>
+                              <m:endChr m:val=")"/>
+                              <m:grow/>
+                            </m:dPr>
+                            <m:e>
+                              <m:sSub>
+                                <m:e>
+                                  <m:r>
+                                    <m:t>x</m:t>
+                                  </m:r>
+                                </m:e>
+                                <m:sub>
+                                  <m:r>
+                                    <m:t>0</m:t>
+                                  </m:r>
+                                </m:sub>
+                              </m:sSub>
+                            </m:e>
+                          </m:d>
+                          <m:r>
+                            <m:t>​</m:t>
+                          </m:r>
+                        </m:e>
+                      </m:d>
+                      <m:r>
+                        <m:t>​</m:t>
+                      </m:r>
+                    </m:e>
+                  </m:d>
+                </m:e>
+                <m:sup>
+                  <m:r>
+                    <m:t>2</m:t>
+                  </m:r>
+                </m:sup>
+              </m:sSup>
+              <m:r>
+                <m:t>​</m:t>
+              </m:r>
+              <m:r>
+                <m:rPr>
+                  <m:sty m:val="p"/>
+                </m:rPr>
+                <m:t>+</m:t>
+              </m:r>
+              <m:r>
+                <m:rPr>
+                  <m:sty m:val="p"/>
+                </m:rPr>
+                <m:t>Var</m:t>
+              </m:r>
+              <m:r>
+                <m:t>​</m:t>
+              </m:r>
+              <m:d>
+                <m:dPr>
+                  <m:begChr m:val="("/>
+                  <m:sepChr m:val=""/>
+                  <m:endChr m:val=")"/>
+                  <m:grow/>
+                </m:dPr>
+                <m:e>
+                  <m:acc>
+                    <m:accPr>
+                      <m:chr m:val="̂"/>
+                    </m:accPr>
+                    <m:e>
+                      <m:r>
+                        <m:t>f</m:t>
+                      </m:r>
+                    </m:e>
+                  </m:acc>
+                  <m:r>
+                    <m:t>​</m:t>
+                  </m:r>
+                  <m:d>
+                    <m:dPr>
+                      <m:begChr m:val="("/>
+                      <m:sepChr m:val=""/>
+                      <m:endChr m:val=")"/>
+                      <m:grow/>
+                    </m:dPr>
+                    <m:e>
+                      <m:sSub>
+                        <m:e>
+                          <m:r>
+                            <m:t>x</m:t>
+                          </m:r>
+                        </m:e>
+                        <m:sub>
+                          <m:r>
+                            <m:t>0</m:t>
+                          </m:r>
+                        </m:sub>
+                      </m:sSub>
+                    </m:e>
+                  </m:d>
+                  <m:r>
+                    <m:t>​</m:t>
+                  </m:r>
+                </m:e>
+              </m:d>
+              <m:r>
+                <m:t>​</m:t>
+              </m:r>
+              <m:r>
+                <m:rPr>
+                  <m:sty m:val="p"/>
+                </m:rPr>
+                <m:t>+</m:t>
+              </m:r>
+              <m:sSup>
+                <m:e>
+                  <m:r>
+                    <m:t>σ</m:t>
+                  </m:r>
+                </m:e>
+                <m:sup>
+                  <m:r>
+                    <m:t>2</m:t>
+                  </m:r>
+                </m:sup>
+              </m:sSup>
+              <m:r>
+                <m:t>&amp;</m:t>
+              </m:r>
+              <m:r>
+                <m:t>&amp;</m:t>
+              </m:r>
+              <m:r>
+                <m:rPr>
+                  <m:nor/>
+                  <m:sty m:val="p"/>
+                </m:rPr>
+                <m:t>(drop </m:t>
+              </m:r>
+              <m:r>
+                <m:t>2</m:t>
+              </m:r>
+              <m:r>
+                <m:rPr>
+                  <m:sty m:val="p"/>
+                </m:rPr>
+                <m:t>⋅</m:t>
+              </m:r>
+              <m:r>
+                <m:t>0</m:t>
+              </m:r>
+              <m:r>
+                <m:rPr>
+                  <m:nor/>
+                  <m:sty m:val="p"/>
+                </m:rPr>
+                <m:t>, reorder the terms)</m:t>
+              </m:r>
+            </m:e>
+          </m:eqArr>
+        </m:oMath>
+      </m:oMathPara>
     </w:p>
     <w:bookmarkStart w:id="57" w:name="def-irreducible-error"/>
     <w:p>
       <w:pPr>
-        <w:pStyle w:val="BodyText"/>
+        <w:pStyle w:val="FirstParagraph"/>
       </w:pPr>
-      <w:r>
-        <w:rPr>
-          <w:b/>
-          <w:bCs/>
-        </w:rPr>
-        <w:t xml:space="preserve">Definition 10 (Irreducible error)</w:t>
-      </w:r>
-      <w:r>
-        <w:t xml:space="preserve"> </w:t>
-      </w:r>
-      <w:r>
-        <w:t xml:space="preserve">In</w:t>
-      </w:r>
-      <w:r>
-        <w:t xml:space="preserve"> </w:t>
-      </w:r>
-      <w:hyperlink w:anchor="thm-prediction-error">
+      <w:ins w:id="219" w:author="PR Preview" w:date="2026-01-01T00:00:00Z">
         <w:r>
           <w:rPr>
-            <w:rStyle w:val="Hyperlink"/>
+            <w:b/>
+            <w:bCs/>
           </w:rPr>
-          <w:t xml:space="preserve">Theorem 4</w:t>
+          <w:t xml:space="preserve">Definition 10 (Irreducible error)</w:t>
         </w:r>
+      </w:ins>
+      <w:ins w:id="220" w:author="PR Preview" w:date="2026-01-01T00:00:00Z">
+        <w:r>
+          <w:t xml:space="preserve"> </w:t>
+        </w:r>
+      </w:ins>
+      <w:ins w:id="221" w:author="PR Preview" w:date="2026-01-01T00:00:00Z">
+        <w:r>
+          <w:t xml:space="preserve">In</w:t>
+        </w:r>
+      </w:ins>
+      <w:ins w:id="222" w:author="PR Preview" w:date="2026-01-01T00:00:00Z">
+        <w:r>
+          <w:t xml:space="preserve"> </w:t>
+        </w:r>
+      </w:ins>
+      <w:hyperlink w:anchor="thm-prediction-error">
+        <w:ins w:id="223" w:author="PR Preview" w:date="2026-01-01T00:00:00Z">
+          <w:r>
+            <w:rPr>
+              <w:rStyle w:val="Hyperlink"/>
+            </w:rPr>
+            <w:t xml:space="preserve">Theorem 4</w:t>
+          </w:r>
+        </w:ins>
       </w:hyperlink>
-      <w:r>
-        <w:t xml:space="preserve">,</w:t>
-      </w:r>
-      <w:r>
-        <w:t xml:space="preserve"> </w:t>
-      </w:r>
-      <w:r>
-        <w:t xml:space="preserve">the term</w:t>
-      </w:r>
-      <w:r>
-        <w:t xml:space="preserve"> </w:t>
-      </w:r>
+      <w:ins w:id="224" w:author="PR Preview" w:date="2026-01-01T00:00:00Z">
+        <w:r>
+          <w:t xml:space="preserve">,</w:t>
+        </w:r>
+      </w:ins>
+      <w:ins w:id="225" w:author="PR Preview" w:date="2026-01-01T00:00:00Z">
+        <w:r>
+          <w:t xml:space="preserve"> </w:t>
+        </w:r>
+      </w:ins>
+      <w:ins w:id="226" w:author="PR Preview" w:date="2026-01-01T00:00:00Z">
+        <w:r>
+          <w:t xml:space="preserve">the term</w:t>
+        </w:r>
+      </w:ins>
+      <w:ins w:id="227" w:author="PR Preview" w:date="2026-01-01T00:00:00Z">
+        <w:r>
+          <w:t xml:space="preserve"> </w:t>
+        </w:r>
+      </w:ins>
       <m:oMath>
         <m:sSup>
           <m:e>
@@ -17196,34 +23670,50 @@
           <m:t>​</m:t>
         </m:r>
       </m:oMath>
-      <w:r>
-        <w:t xml:space="preserve"> </w:t>
-      </w:r>
-      <w:r>
-        <w:t xml:space="preserve">is the</w:t>
-      </w:r>
-      <w:r>
-        <w:t xml:space="preserve"> </w:t>
-      </w:r>
-      <w:r>
-        <w:rPr>
-          <w:b/>
-          <w:bCs/>
-        </w:rPr>
-        <w:t xml:space="preserve">irreducible error</w:t>
-      </w:r>
-      <w:r>
-        <w:t xml:space="preserve">.</w:t>
-      </w:r>
-      <w:r>
-        <w:t xml:space="preserve"> </w:t>
-      </w:r>
-      <w:r>
-        <w:t xml:space="preserve">It does not depend on the prediction</w:t>
-      </w:r>
-      <w:r>
-        <w:t xml:space="preserve"> </w:t>
-      </w:r>
+      <w:ins w:id="228" w:author="PR Preview" w:date="2026-01-01T00:00:00Z">
+        <w:r>
+          <w:t xml:space="preserve"> </w:t>
+        </w:r>
+      </w:ins>
+      <w:ins w:id="229" w:author="PR Preview" w:date="2026-01-01T00:00:00Z">
+        <w:r>
+          <w:t xml:space="preserve">is the</w:t>
+        </w:r>
+      </w:ins>
+      <w:ins w:id="230" w:author="PR Preview" w:date="2026-01-01T00:00:00Z">
+        <w:r>
+          <w:t xml:space="preserve"> </w:t>
+        </w:r>
+      </w:ins>
+      <w:ins w:id="231" w:author="PR Preview" w:date="2026-01-01T00:00:00Z">
+        <w:r>
+          <w:rPr>
+            <w:b/>
+            <w:bCs/>
+          </w:rPr>
+          <w:t xml:space="preserve">irreducible error</w:t>
+        </w:r>
+      </w:ins>
+      <w:ins w:id="232" w:author="PR Preview" w:date="2026-01-01T00:00:00Z">
+        <w:r>
+          <w:t xml:space="preserve">.</w:t>
+        </w:r>
+      </w:ins>
+      <w:ins w:id="233" w:author="PR Preview" w:date="2026-01-01T00:00:00Z">
+        <w:r>
+          <w:t xml:space="preserve"> </w:t>
+        </w:r>
+      </w:ins>
+      <w:ins w:id="234" w:author="PR Preview" w:date="2026-01-01T00:00:00Z">
+        <w:r>
+          <w:t xml:space="preserve">It does not depend on the prediction</w:t>
+        </w:r>
+      </w:ins>
+      <w:ins w:id="235" w:author="PR Preview" w:date="2026-01-01T00:00:00Z">
+        <w:r>
+          <w:t xml:space="preserve"> </w:t>
+        </w:r>
+      </w:ins>
       <m:oMath>
         <m:acc>
           <m:accPr>
@@ -17236,38 +23726,70 @@
           </m:e>
         </m:acc>
       </m:oMath>
-      <w:r>
-        <w:t xml:space="preserve">,</w:t>
-      </w:r>
-      <w:r>
-        <w:t xml:space="preserve"> </w:t>
-      </w:r>
-      <w:r>
-        <w:t xml:space="preserve">so no choice of prediction can remove it.</w:t>
-      </w:r>
-      <w:r>
-        <w:t xml:space="preserve"> </w:t>
-      </w:r>
-      <w:r>
-        <w:t xml:space="preserve">For example, in</w:t>
-      </w:r>
-      <w:r>
-        <w:t xml:space="preserve"> </w:t>
-      </w:r>
-      <w:hyperlink w:anchor="exr-prediction-error">
+      <w:ins w:id="236" w:author="PR Preview" w:date="2026-01-01T00:00:00Z">
         <w:r>
-          <w:rPr>
-            <w:rStyle w:val="Hyperlink"/>
-          </w:rPr>
-          <w:t xml:space="preserve">Exercise 2</w:t>
+          <w:t xml:space="preserve">,</w:t>
         </w:r>
-      </w:hyperlink>
-      <w:r>
-        <w:t xml:space="preserve">,</w:t>
-      </w:r>
-      <w:r>
-        <w:t xml:space="preserve"> </w:t>
-      </w:r>
+      </w:ins>
+      <w:ins w:id="237" w:author="PR Preview" w:date="2026-01-01T00:00:00Z">
+        <w:r>
+          <w:t xml:space="preserve"> </w:t>
+        </w:r>
+      </w:ins>
+      <w:ins w:id="238" w:author="PR Preview" w:date="2026-01-01T00:00:00Z">
+        <w:r>
+          <w:t xml:space="preserve">so no choice of prediction can remove it.</w:t>
+        </w:r>
+      </w:ins>
+      <w:ins w:id="239" w:author="PR Preview" w:date="2026-01-01T00:00:00Z">
+        <w:r>
+          <w:t xml:space="preserve"> </w:t>
+        </w:r>
+      </w:ins>
+      <w:ins w:id="240" w:author="PR Preview" w:date="2026-01-01T00:00:00Z">
+        <w:r>
+          <w:t xml:space="preserve">The theorem concerns the single point</w:t>
+        </w:r>
+      </w:ins>
+      <w:ins w:id="241" w:author="PR Preview" w:date="2026-01-01T00:00:00Z">
+        <w:r>
+          <w:t xml:space="preserve"> </w:t>
+        </w:r>
+      </w:ins>
+      <m:oMath>
+        <m:sSub>
+          <m:e>
+            <m:r>
+              <m:t>x</m:t>
+            </m:r>
+          </m:e>
+          <m:sub>
+            <m:r>
+              <m:t>0</m:t>
+            </m:r>
+          </m:sub>
+        </m:sSub>
+      </m:oMath>
+      <w:ins w:id="242" w:author="PR Preview" w:date="2026-01-01T00:00:00Z">
+        <w:r>
+          <w:t xml:space="preserve">,</w:t>
+        </w:r>
+      </w:ins>
+      <w:ins w:id="243" w:author="PR Preview" w:date="2026-01-01T00:00:00Z">
+        <w:r>
+          <w:t xml:space="preserve"> </w:t>
+        </w:r>
+      </w:ins>
+      <w:ins w:id="244" w:author="PR Preview" w:date="2026-01-01T00:00:00Z">
+        <w:r>
+          <w:t xml:space="preserve">so</w:t>
+        </w:r>
+      </w:ins>
+      <w:ins w:id="245" w:author="PR Preview" w:date="2026-01-01T00:00:00Z">
+        <w:r>
+          <w:t xml:space="preserve"> </w:t>
+        </w:r>
+      </w:ins>
       <m:oMath>
         <m:sSup>
           <m:e>
@@ -17281,6 +23803,75 @@
             </m:r>
           </m:sup>
         </m:sSup>
+      </m:oMath>
+      <w:ins w:id="246" w:author="PR Preview" w:date="2026-01-01T00:00:00Z">
+        <w:r>
+          <w:t xml:space="preserve"> </w:t>
+        </w:r>
+      </w:ins>
+      <w:ins w:id="247" w:author="PR Preview" w:date="2026-01-01T00:00:00Z">
+        <w:r>
+          <w:t xml:space="preserve">may differ from one point to another:</w:t>
+        </w:r>
+      </w:ins>
+      <w:ins w:id="248" w:author="PR Preview" w:date="2026-01-01T00:00:00Z">
+        <w:r>
+          <w:t xml:space="preserve"> </w:t>
+        </w:r>
+      </w:ins>
+      <w:ins w:id="249" w:author="PR Preview" w:date="2026-01-01T00:00:00Z">
+        <w:r>
+          <w:t xml:space="preserve">it does not assume constant noise variance across points.</w:t>
+        </w:r>
+      </w:ins>
+      <w:ins w:id="250" w:author="PR Preview" w:date="2026-01-01T00:00:00Z">
+        <w:r>
+          <w:t xml:space="preserve"> </w:t>
+        </w:r>
+      </w:ins>
+      <w:ins w:id="251" w:author="PR Preview" w:date="2026-01-01T00:00:00Z">
+        <w:r>
+          <w:t xml:space="preserve">For example, in</w:t>
+        </w:r>
+      </w:ins>
+      <w:ins w:id="252" w:author="PR Preview" w:date="2026-01-01T00:00:00Z">
+        <w:r>
+          <w:t xml:space="preserve"> </w:t>
+        </w:r>
+      </w:ins>
+      <w:hyperlink w:anchor="exr-prediction-error">
+        <w:ins w:id="253" w:author="PR Preview" w:date="2026-01-01T00:00:00Z">
+          <w:r>
+            <w:rPr>
+              <w:rStyle w:val="Hyperlink"/>
+            </w:rPr>
+            <w:t xml:space="preserve">Exercise 2</w:t>
+          </w:r>
+        </w:ins>
+      </w:hyperlink>
+      <w:ins w:id="254" w:author="PR Preview" w:date="2026-01-01T00:00:00Z">
+        <w:r>
+          <w:t xml:space="preserve">,</w:t>
+        </w:r>
+      </w:ins>
+      <w:ins w:id="255" w:author="PR Preview" w:date="2026-01-01T00:00:00Z">
+        <w:r>
+          <w:t xml:space="preserve"> </w:t>
+        </w:r>
+      </w:ins>
+      <m:oMath>
+        <m:sSup>
+          <m:e>
+            <m:r>
+              <m:t>σ</m:t>
+            </m:r>
+          </m:e>
+          <m:sup>
+            <m:r>
+              <m:t>2</m:t>
+            </m:r>
+          </m:sup>
+        </m:sSup>
         <m:r>
           <m:rPr>
             <m:sty m:val="p"/>
@@ -17291,26 +23882,36 @@
           <m:t>3</m:t>
         </m:r>
       </m:oMath>
-      <w:r>
-        <w:t xml:space="preserve">,</w:t>
-      </w:r>
-      <w:r>
-        <w:t xml:space="preserve"> </w:t>
-      </w:r>
-      <w:r>
-        <w:t xml:space="preserve">so every prediction there has expected squared error at least</w:t>
-      </w:r>
-      <w:r>
-        <w:t xml:space="preserve"> </w:t>
-      </w:r>
+      <w:ins w:id="256" w:author="PR Preview" w:date="2026-01-01T00:00:00Z">
+        <w:r>
+          <w:t xml:space="preserve">,</w:t>
+        </w:r>
+      </w:ins>
+      <w:ins w:id="257" w:author="PR Preview" w:date="2026-01-01T00:00:00Z">
+        <w:r>
+          <w:t xml:space="preserve"> </w:t>
+        </w:r>
+      </w:ins>
+      <w:ins w:id="258" w:author="PR Preview" w:date="2026-01-01T00:00:00Z">
+        <w:r>
+          <w:t xml:space="preserve">so every prediction there has expected squared error at least</w:t>
+        </w:r>
+      </w:ins>
+      <w:ins w:id="259" w:author="PR Preview" w:date="2026-01-01T00:00:00Z">
+        <w:r>
+          <w:t xml:space="preserve"> </w:t>
+        </w:r>
+      </w:ins>
       <m:oMath>
         <m:r>
           <m:t>3</m:t>
         </m:r>
       </m:oMath>
-      <w:r>
-        <w:t xml:space="preserve">.</w:t>
-      </w:r>
+      <w:ins w:id="260" w:author="PR Preview" w:date="2026-01-01T00:00:00Z">
+        <w:r>
+          <w:t xml:space="preserve">.</w:t>
+        </w:r>
+      </w:ins>
     </w:p>
     <w:bookmarkEnd w:id="57"/>
     <w:p>
